--- a/manuscript/manuscript_track_changes.docx
+++ b/manuscript/manuscript_track_changes.docx
@@ -737,25 +737,20 @@
             <w:bCs/>
             <w:u w:val="single"/>
           </w:rPr>
-          <w:t xml:space="preserve">Declaration of Generative AI and AI-assisted technologies in the writing </w:t>
-        </w:r>
-        <w:proofErr w:type="spellStart"/>
-        <w:proofErr w:type="gramStart"/>
-        <w:r>
-          <w:rPr>
-            <w:b/>
-            <w:bCs/>
-            <w:u w:val="single"/>
-          </w:rPr>
-          <w:t>process:</w:t>
-        </w:r>
-        <w:r>
-          <w:t>Gemini</w:t>
-        </w:r>
-        <w:proofErr w:type="spellEnd"/>
-        <w:proofErr w:type="gramEnd"/>
-        <w:r>
-          <w:t xml:space="preserve"> was used for proofreading and improving the clarity of the language in this manuscript. After using this tool, the authors reviewed and edited the content as needed and take full responsibility for the content of the publication.</w:t>
+          <w:t>Declaration of Generative AI and AI-assisted technologies in the writing process:</w:t>
+        </w:r>
+      </w:ins>
+      <w:r>
+        <w:rPr>
+          <w:b/>
+          <w:bCs/>
+          <w:u w:val="single"/>
+        </w:rPr>
+        <w:t xml:space="preserve"> </w:t>
+      </w:r>
+      <w:ins w:id="5" w:author="CPT R1 revision + co-author comments" w:date="2025-12-07T12:51:00Z" w16du:dateUtc="2025-12-07T11:51:00Z">
+        <w:r>
+          <w:t>Gemini was used for proofreading and improving the clarity of the language in this manuscript. After using this tool, the authors reviewed and edited the content as needed and take full responsibility for the content of the publication.</w:t>
         </w:r>
       </w:ins>
     </w:p>
@@ -770,7 +765,7 @@
         </w:rPr>
         <w:t>Manuscript last updated: 2025-</w:t>
       </w:r>
-      <w:del w:id="5" w:author="CPT R1 revision + co-author comments" w:date="2025-12-07T12:51:00Z" w16du:dateUtc="2025-12-07T11:51:00Z">
+      <w:del w:id="6" w:author="CPT R1 revision + co-author comments" w:date="2025-12-07T12:51:00Z" w16du:dateUtc="2025-12-07T11:51:00Z">
         <w:r>
           <w:rPr>
             <w:i/>
@@ -779,7 +774,7 @@
           <w:delText>10-22 21:04:56.424432</w:delText>
         </w:r>
       </w:del>
-      <w:ins w:id="6" w:author="CPT R1 revision + co-author comments" w:date="2025-12-07T12:51:00Z" w16du:dateUtc="2025-12-07T11:51:00Z">
+      <w:ins w:id="7" w:author="CPT R1 revision + co-author comments" w:date="2025-12-07T12:51:00Z" w16du:dateUtc="2025-12-07T11:51:00Z">
         <w:r>
           <w:rPr>
             <w:i/>
@@ -798,7 +793,7 @@
       <w:pPr>
         <w:pStyle w:val="Heading1"/>
       </w:pPr>
-      <w:bookmarkStart w:id="7" w:name="abstract"/>
+      <w:bookmarkStart w:id="8" w:name="abstract"/>
       <w:r>
         <w:lastRenderedPageBreak/>
         <w:t>Abstract</w:t>
@@ -811,7 +806,7 @@
       <w:r>
         <w:t xml:space="preserve">Real-world evidence (RWE) is increasingly used to complement findings from randomized controlled trials (RCTs), contextualizing the effectiveness and safety of medical interventions as delivered in routine clinical practice. Advances in the curation and accessibility of electronic health record </w:t>
       </w:r>
-      <w:del w:id="8" w:author="CPT R1 revision + co-author comments" w:date="2025-12-07T12:51:00Z" w16du:dateUtc="2025-12-07T11:51:00Z">
+      <w:del w:id="9" w:author="CPT R1 revision + co-author comments" w:date="2025-12-07T12:51:00Z" w16du:dateUtc="2025-12-07T11:51:00Z">
         <w:r>
           <w:delText xml:space="preserve">data </w:delText>
         </w:r>
@@ -819,7 +814,7 @@
       <w:r>
         <w:t>(EHR)</w:t>
       </w:r>
-      <w:ins w:id="9" w:author="CPT R1 revision + co-author comments" w:date="2025-12-07T12:51:00Z" w16du:dateUtc="2025-12-07T11:51:00Z">
+      <w:ins w:id="10" w:author="CPT R1 revision + co-author comments" w:date="2025-12-07T12:51:00Z" w16du:dateUtc="2025-12-07T11:51:00Z">
         <w:r>
           <w:t xml:space="preserve"> data</w:t>
         </w:r>
@@ -837,8 +832,8 @@
       <w:pPr>
         <w:pStyle w:val="Heading1"/>
       </w:pPr>
-      <w:bookmarkStart w:id="10" w:name="background"/>
-      <w:bookmarkEnd w:id="7"/>
+      <w:bookmarkStart w:id="11" w:name="background"/>
+      <w:bookmarkEnd w:id="8"/>
       <w:r>
         <w:lastRenderedPageBreak/>
         <w:t>Background</w:t>
@@ -895,7 +890,7 @@
       <w:r>
         <w:t xml:space="preserve">However, the comparability and transportability of results derived between non-interventional studies and RCTs depends on multiple factors. Frequently referenced limitations include </w:t>
       </w:r>
-      <w:ins w:id="11" w:author="CPT R1 revision + co-author comments" w:date="2025-12-07T12:51:00Z" w16du:dateUtc="2025-12-07T11:51:00Z">
+      <w:ins w:id="12" w:author="CPT R1 revision + co-author comments" w:date="2025-12-07T12:51:00Z" w16du:dateUtc="2025-12-07T11:51:00Z">
         <w:r>
           <w:t xml:space="preserve">the </w:t>
         </w:r>
@@ -903,7 +898,7 @@
       <w:r>
         <w:t xml:space="preserve">lack of baseline randomization and the </w:t>
       </w:r>
-      <w:ins w:id="12" w:author="CPT R1 revision + co-author comments" w:date="2025-12-07T12:51:00Z" w16du:dateUtc="2025-12-07T11:51:00Z">
+      <w:ins w:id="13" w:author="CPT R1 revision + co-author comments" w:date="2025-12-07T12:51:00Z" w16du:dateUtc="2025-12-07T11:51:00Z">
         <w:r>
           <w:t xml:space="preserve">resulting </w:t>
         </w:r>
@@ -911,12 +906,12 @@
       <w:r>
         <w:t>imbalance in prognostic factors</w:t>
       </w:r>
-      <w:del w:id="13" w:author="CPT R1 revision + co-author comments" w:date="2025-12-07T12:51:00Z" w16du:dateUtc="2025-12-07T11:51:00Z">
+      <w:del w:id="14" w:author="CPT R1 revision + co-author comments" w:date="2025-12-07T12:51:00Z" w16du:dateUtc="2025-12-07T11:51:00Z">
         <w:r>
           <w:delText xml:space="preserve"> resulting thereof,</w:delText>
         </w:r>
       </w:del>
-      <w:ins w:id="14" w:author="CPT R1 revision + co-author comments" w:date="2025-12-07T12:51:00Z" w16du:dateUtc="2025-12-07T11:51:00Z">
+      <w:ins w:id="15" w:author="CPT R1 revision + co-author comments" w:date="2025-12-07T12:51:00Z" w16du:dateUtc="2025-12-07T11:51:00Z">
         <w:r>
           <w:t>, which are often compounded by</w:t>
         </w:r>
@@ -924,7 +919,7 @@
       <w:r>
         <w:t xml:space="preserve"> missing data, </w:t>
       </w:r>
-      <w:del w:id="15" w:author="CPT R1 revision + co-author comments" w:date="2025-12-07T12:51:00Z" w16du:dateUtc="2025-12-07T11:51:00Z">
+      <w:del w:id="16" w:author="CPT R1 revision + co-author comments" w:date="2025-12-07T12:51:00Z" w16du:dateUtc="2025-12-07T11:51:00Z">
         <w:r>
           <w:delText xml:space="preserve">unmeasured confounding, </w:delText>
         </w:r>
@@ -932,7 +927,7 @@
       <w:r>
         <w:t xml:space="preserve">small study sizes, </w:t>
       </w:r>
-      <w:ins w:id="16" w:author="CPT R1 revision + co-author comments" w:date="2025-12-07T12:51:00Z" w16du:dateUtc="2025-12-07T11:51:00Z">
+      <w:ins w:id="17" w:author="CPT R1 revision + co-author comments" w:date="2025-12-07T12:51:00Z" w16du:dateUtc="2025-12-07T11:51:00Z">
         <w:r>
           <w:t xml:space="preserve">and </w:t>
         </w:r>
@@ -940,12 +935,12 @@
       <w:r>
         <w:t>data discontinuity</w:t>
       </w:r>
-      <w:del w:id="17" w:author="CPT R1 revision + co-author comments" w:date="2025-12-07T12:51:00Z" w16du:dateUtc="2025-12-07T11:51:00Z">
+      <w:del w:id="18" w:author="CPT R1 revision + co-author comments" w:date="2025-12-07T12:51:00Z" w16du:dateUtc="2025-12-07T11:51:00Z">
         <w:r>
           <w:delText>,</w:delText>
         </w:r>
       </w:del>
-      <w:ins w:id="18" w:author="CPT R1 revision + co-author comments" w:date="2025-12-07T12:51:00Z" w16du:dateUtc="2025-12-07T11:51:00Z">
+      <w:ins w:id="19" w:author="CPT R1 revision + co-author comments" w:date="2025-12-07T12:51:00Z" w16du:dateUtc="2025-12-07T11:51:00Z">
         <w:r>
           <w:t>.</w:t>
         </w:r>
@@ -956,7 +951,7 @@
         </w:rPr>
         <w:t>3,4</w:t>
       </w:r>
-      <w:ins w:id="19" w:author="CPT R1 revision + co-author comments" w:date="2025-12-07T12:51:00Z" w16du:dateUtc="2025-12-07T11:51:00Z">
+      <w:ins w:id="20" w:author="CPT R1 revision + co-author comments" w:date="2025-12-07T12:51:00Z" w16du:dateUtc="2025-12-07T11:51:00Z">
         <w:r>
           <w:t xml:space="preserve"> Additional challenges stem from the</w:t>
         </w:r>
@@ -964,7 +959,7 @@
       <w:r>
         <w:t xml:space="preserve"> adoption of changes in treatment guidelines over time in routine clinical care and the inability to measure and emulate common eligibility criteria</w:t>
       </w:r>
-      <w:del w:id="20" w:author="CPT R1 revision + co-author comments" w:date="2025-12-07T12:51:00Z" w16du:dateUtc="2025-12-07T11:51:00Z">
+      <w:del w:id="21" w:author="CPT R1 revision + co-author comments" w:date="2025-12-07T12:51:00Z" w16du:dateUtc="2025-12-07T11:51:00Z">
         <w:r>
           <w:delText>, including prognostic factors,</w:delText>
         </w:r>
@@ -1073,7 +1068,7 @@
       <w:r>
         <w:t>The objectives of this project are to 1) develop state-of-the-art methodological approaches</w:t>
       </w:r>
-      <w:ins w:id="21" w:author="CPT R1 revision + co-author comments" w:date="2025-12-07T12:51:00Z" w16du:dateUtc="2025-12-07T11:51:00Z">
+      <w:ins w:id="22" w:author="CPT R1 revision + co-author comments" w:date="2025-12-07T12:51:00Z" w16du:dateUtc="2025-12-07T11:51:00Z">
         <w:r>
           <w:t xml:space="preserve"> for trial emulation in oncology</w:t>
         </w:r>
@@ -1094,8 +1089,8 @@
       <w:pPr>
         <w:pStyle w:val="Heading1"/>
       </w:pPr>
-      <w:bookmarkStart w:id="22" w:name="methods"/>
-      <w:bookmarkEnd w:id="10"/>
+      <w:bookmarkStart w:id="23" w:name="methods"/>
+      <w:bookmarkEnd w:id="11"/>
       <w:r>
         <w:t>Methods</w:t>
       </w:r>
@@ -1133,7 +1128,7 @@
       <w:pPr>
         <w:pStyle w:val="Heading2"/>
       </w:pPr>
-      <w:bookmarkStart w:id="23" w:name="trial-selection"/>
+      <w:bookmarkStart w:id="24" w:name="trial-selection"/>
       <w:r>
         <w:lastRenderedPageBreak/>
         <w:t>Trial selection</w:t>
@@ -1164,12 +1159,12 @@
       <w:r>
         <w:t xml:space="preserve">We used a systematic process for trial selection where the eligibility criteria are documented in CONSORT </w:t>
       </w:r>
-      <w:del w:id="24" w:author="CPT R1 revision + co-author comments" w:date="2025-12-07T12:51:00Z" w16du:dateUtc="2025-12-07T11:51:00Z">
+      <w:del w:id="25" w:author="CPT R1 revision + co-author comments" w:date="2025-12-07T12:51:00Z" w16du:dateUtc="2025-12-07T11:51:00Z">
         <w:r>
           <w:delText>diagrams</w:delText>
         </w:r>
       </w:del>
-      <w:ins w:id="25" w:author="CPT R1 revision + co-author comments" w:date="2025-12-07T12:51:00Z" w16du:dateUtc="2025-12-07T11:51:00Z">
+      <w:ins w:id="26" w:author="CPT R1 revision + co-author comments" w:date="2025-12-07T12:51:00Z" w16du:dateUtc="2025-12-07T11:51:00Z">
         <w:r>
           <w:t>diagrams</w:t>
         </w:r>
@@ -1193,7 +1188,7 @@
       <w:r>
         <w:t xml:space="preserve"> (AACT) database which is a publicly available relational database developed and maintained by the Clinical Trials Transformation Initiative (CTTI) that contains information (protocol and result data elements) about studies registered on ClinicalTrials.gov.</w:t>
       </w:r>
-      <w:del w:id="26" w:author="CPT R1 revision + co-author comments" w:date="2025-12-07T12:51:00Z" w16du:dateUtc="2025-12-07T11:51:00Z">
+      <w:del w:id="27" w:author="CPT R1 revision + co-author comments" w:date="2025-12-07T12:51:00Z" w16du:dateUtc="2025-12-07T11:51:00Z">
         <w:r>
           <w:rPr>
             <w:vertAlign w:val="superscript"/>
@@ -1201,7 +1196,7 @@
           <w:delText>13</w:delText>
         </w:r>
       </w:del>
-      <w:ins w:id="27" w:author="CPT R1 revision + co-author comments" w:date="2025-12-07T12:51:00Z" w16du:dateUtc="2025-12-07T11:51:00Z">
+      <w:ins w:id="28" w:author="CPT R1 revision + co-author comments" w:date="2025-12-07T12:51:00Z" w16du:dateUtc="2025-12-07T11:51:00Z">
         <w:r>
           <w:rPr>
             <w:vertAlign w:val="superscript"/>
@@ -1398,7 +1393,7 @@
       <w:r>
         <w:t>. We mainly considered pivotal large late-phase RCTs that were initiated after 2011 because treatment guidelines for included cancer indications have undergone significant changes in recent years. Due to the rapid adoption of newly-approved therapies in routine care, patients are less likely to receive outdated treatment regimens in clinical practice. Conversely, we excluded trials with results published too recently to allow for substantive medical product uptake and follow-up time accrual in real-world databases used for this project. We did not define a global</w:t>
       </w:r>
-      <w:ins w:id="28" w:author="CPT R1 revision + co-author comments" w:date="2025-12-07T12:51:00Z" w16du:dateUtc="2025-12-07T11:51:00Z">
+      <w:ins w:id="29" w:author="CPT R1 revision + co-author comments" w:date="2025-12-07T12:51:00Z" w16du:dateUtc="2025-12-07T11:51:00Z">
         <w:r>
           <w:t xml:space="preserve"> minimum follow-up time</w:t>
         </w:r>
@@ -1414,7 +1409,7 @@
       <w:r>
         <w:t>Although there have been substantial methodological advancements to increase our understanding on the emulation and comparison of real-world progression-free survival (PFS) and objective response rates (ORR) to a RECISTv1.</w:t>
       </w:r>
-      <w:del w:id="29" w:author="CPT R1 revision + co-author comments" w:date="2025-12-07T12:51:00Z" w16du:dateUtc="2025-12-07T11:51:00Z">
+      <w:del w:id="30" w:author="CPT R1 revision + co-author comments" w:date="2025-12-07T12:51:00Z" w16du:dateUtc="2025-12-07T11:51:00Z">
         <w:r>
           <w:delText>1</w:delText>
         </w:r>
@@ -1425,7 +1420,7 @@
           <w:delText>14</w:delText>
         </w:r>
       </w:del>
-      <w:ins w:id="30" w:author="CPT R1 revision + co-author comments" w:date="2025-12-07T12:51:00Z" w16du:dateUtc="2025-12-07T11:51:00Z">
+      <w:ins w:id="31" w:author="CPT R1 revision + co-author comments" w:date="2025-12-07T12:51:00Z" w16du:dateUtc="2025-12-07T11:51:00Z">
         <w:r>
           <w:t>1</w:t>
         </w:r>
@@ -1439,7 +1434,7 @@
       <w:r>
         <w:t xml:space="preserve">-based PFS and ORR assessment in </w:t>
       </w:r>
-      <w:del w:id="31" w:author="CPT R1 revision + co-author comments" w:date="2025-12-07T12:51:00Z" w16du:dateUtc="2025-12-07T11:51:00Z">
+      <w:del w:id="32" w:author="CPT R1 revision + co-author comments" w:date="2025-12-07T12:51:00Z" w16du:dateUtc="2025-12-07T11:51:00Z">
         <w:r>
           <w:delText>RCTs</w:delText>
         </w:r>
@@ -1450,7 +1445,7 @@
           <w:delText>15,16</w:delText>
         </w:r>
       </w:del>
-      <w:ins w:id="32" w:author="CPT R1 revision + co-author comments" w:date="2025-12-07T12:51:00Z" w16du:dateUtc="2025-12-07T11:51:00Z">
+      <w:ins w:id="33" w:author="CPT R1 revision + co-author comments" w:date="2025-12-07T12:51:00Z" w16du:dateUtc="2025-12-07T11:51:00Z">
         <w:r>
           <w:t>RCTs</w:t>
         </w:r>
@@ -1464,7 +1459,7 @@
       <w:r>
         <w:t>, imaging-based evaluations still require a level of granularity which is not well reflected in chart-abstracted assessments of a patient’s progression in routine care.</w:t>
       </w:r>
-      <w:del w:id="33" w:author="CPT R1 revision + co-author comments" w:date="2025-12-07T12:51:00Z" w16du:dateUtc="2025-12-07T11:51:00Z">
+      <w:del w:id="34" w:author="CPT R1 revision + co-author comments" w:date="2025-12-07T12:51:00Z" w16du:dateUtc="2025-12-07T11:51:00Z">
         <w:r>
           <w:rPr>
             <w:vertAlign w:val="superscript"/>
@@ -1478,7 +1473,7 @@
         </w:rPr>
         <w:t>18</w:t>
       </w:r>
-      <w:ins w:id="34" w:author="CPT R1 revision + co-author comments" w:date="2025-12-07T12:51:00Z" w16du:dateUtc="2025-12-07T11:51:00Z">
+      <w:ins w:id="35" w:author="CPT R1 revision + co-author comments" w:date="2025-12-07T12:51:00Z" w16du:dateUtc="2025-12-07T11:51:00Z">
         <w:r>
           <w:rPr>
             <w:vertAlign w:val="superscript"/>
@@ -1489,7 +1484,7 @@
       <w:r>
         <w:t xml:space="preserve"> The timing and cadence of intervals between progression assessments can differ between RCTs and routine care which may result in measurement error and bias.</w:t>
       </w:r>
-      <w:del w:id="35" w:author="CPT R1 revision + co-author comments" w:date="2025-12-07T12:51:00Z" w16du:dateUtc="2025-12-07T11:51:00Z">
+      <w:del w:id="36" w:author="CPT R1 revision + co-author comments" w:date="2025-12-07T12:51:00Z" w16du:dateUtc="2025-12-07T11:51:00Z">
         <w:r>
           <w:rPr>
             <w:vertAlign w:val="superscript"/>
@@ -1497,7 +1492,7 @@
           <w:delText>19</w:delText>
         </w:r>
       </w:del>
-      <w:ins w:id="36" w:author="CPT R1 revision + co-author comments" w:date="2025-12-07T12:51:00Z" w16du:dateUtc="2025-12-07T11:51:00Z">
+      <w:ins w:id="37" w:author="CPT R1 revision + co-author comments" w:date="2025-12-07T12:51:00Z" w16du:dateUtc="2025-12-07T11:51:00Z">
         <w:r>
           <w:rPr>
             <w:vertAlign w:val="superscript"/>
@@ -1516,7 +1511,7 @@
       <w:r>
         <w:t>While most trial eligibility criteria could be operationalized in an automated fashion, our final criterion was an assessment of emulation feasibility and clinical relevance. This criterion involved extensive human review. The fundamental points considered in this step include an initial feasibility assessment of the data fitness,</w:t>
       </w:r>
-      <w:del w:id="37" w:author="CPT R1 revision + co-author comments" w:date="2025-12-07T12:51:00Z" w16du:dateUtc="2025-12-07T11:51:00Z">
+      <w:del w:id="38" w:author="CPT R1 revision + co-author comments" w:date="2025-12-07T12:51:00Z" w16du:dateUtc="2025-12-07T11:51:00Z">
         <w:r>
           <w:rPr>
             <w:vertAlign w:val="superscript"/>
@@ -1524,7 +1519,7 @@
           <w:delText>18</w:delText>
         </w:r>
       </w:del>
-      <w:ins w:id="38" w:author="CPT R1 revision + co-author comments" w:date="2025-12-07T12:51:00Z" w16du:dateUtc="2025-12-07T11:51:00Z">
+      <w:ins w:id="39" w:author="CPT R1 revision + co-author comments" w:date="2025-12-07T12:51:00Z" w16du:dateUtc="2025-12-07T11:51:00Z">
         <w:r>
           <w:rPr>
             <w:vertAlign w:val="superscript"/>
@@ -1568,7 +1563,7 @@
       <w:r>
         <w:t>. The corresponding selection process is illustrated in the CONSORT diagrams (</w:t>
       </w:r>
-      <w:del w:id="39" w:author="CPT R1 revision + co-author comments" w:date="2025-12-07T12:51:00Z" w16du:dateUtc="2025-12-07T11:51:00Z">
+      <w:del w:id="40" w:author="CPT R1 revision + co-author comments" w:date="2025-12-07T12:51:00Z" w16du:dateUtc="2025-12-07T11:51:00Z">
         <w:r>
           <w:rPr>
             <w:b/>
@@ -1584,7 +1579,7 @@
         </w:rPr>
         <w:t xml:space="preserve">Figures </w:t>
       </w:r>
-      <w:del w:id="40" w:author="CPT R1 revision + co-author comments" w:date="2025-12-07T12:51:00Z" w16du:dateUtc="2025-12-07T11:51:00Z">
+      <w:del w:id="41" w:author="CPT R1 revision + co-author comments" w:date="2025-12-07T12:51:00Z" w16du:dateUtc="2025-12-07T11:51:00Z">
         <w:r>
           <w:rPr>
             <w:b/>
@@ -1593,7 +1588,7 @@
           <w:delText>1-4</w:delText>
         </w:r>
       </w:del>
-      <w:ins w:id="41" w:author="CPT R1 revision + co-author comments" w:date="2025-12-07T12:51:00Z" w16du:dateUtc="2025-12-07T11:51:00Z">
+      <w:ins w:id="42" w:author="CPT R1 revision + co-author comments" w:date="2025-12-07T12:51:00Z" w16du:dateUtc="2025-12-07T11:51:00Z">
         <w:r>
           <w:rPr>
             <w:b/>
@@ -1605,7 +1600,7 @@
       <w:r>
         <w:t xml:space="preserve">) and runner up candidate trials are listed in </w:t>
       </w:r>
-      <w:del w:id="42" w:author="CPT R1 revision + co-author comments" w:date="2025-12-07T12:51:00Z" w16du:dateUtc="2025-12-07T11:51:00Z">
+      <w:del w:id="43" w:author="CPT R1 revision + co-author comments" w:date="2025-12-07T12:51:00Z" w16du:dateUtc="2025-12-07T11:51:00Z">
         <w:r>
           <w:rPr>
             <w:b/>
@@ -1621,7 +1616,7 @@
         </w:rPr>
         <w:t xml:space="preserve">Table </w:t>
       </w:r>
-      <w:del w:id="43" w:author="CPT R1 revision + co-author comments" w:date="2025-12-07T12:51:00Z" w16du:dateUtc="2025-12-07T11:51:00Z">
+      <w:del w:id="44" w:author="CPT R1 revision + co-author comments" w:date="2025-12-07T12:51:00Z" w16du:dateUtc="2025-12-07T11:51:00Z">
         <w:r>
           <w:rPr>
             <w:b/>
@@ -1630,7 +1625,7 @@
           <w:delText>1</w:delText>
         </w:r>
       </w:del>
-      <w:ins w:id="44" w:author="CPT R1 revision + co-author comments" w:date="2025-12-07T12:51:00Z" w16du:dateUtc="2025-12-07T11:51:00Z">
+      <w:ins w:id="45" w:author="CPT R1 revision + co-author comments" w:date="2025-12-07T12:51:00Z" w16du:dateUtc="2025-12-07T11:51:00Z">
         <w:r>
           <w:rPr>
             <w:b/>
@@ -1642,7 +1637,7 @@
       <w:r>
         <w:t xml:space="preserve">. The majority of shortlisted trials represent indications for </w:t>
       </w:r>
-      <w:ins w:id="45" w:author="CPT R1 revision + co-author comments" w:date="2025-12-07T12:51:00Z" w16du:dateUtc="2025-12-07T11:51:00Z">
+      <w:ins w:id="46" w:author="CPT R1 revision + co-author comments" w:date="2025-12-07T12:51:00Z" w16du:dateUtc="2025-12-07T11:51:00Z">
         <w:r>
           <w:t xml:space="preserve">patients with </w:t>
         </w:r>
@@ -1650,12 +1645,12 @@
       <w:r>
         <w:t>advanced (locally advanced, inoperable, recurrent/progressive disease) or metastatic cancer</w:t>
       </w:r>
-      <w:del w:id="46" w:author="CPT R1 revision + co-author comments" w:date="2025-12-07T12:51:00Z" w16du:dateUtc="2025-12-07T11:51:00Z">
+      <w:del w:id="47" w:author="CPT R1 revision + co-author comments" w:date="2025-12-07T12:51:00Z" w16du:dateUtc="2025-12-07T11:51:00Z">
         <w:r>
           <w:delText xml:space="preserve"> patients</w:delText>
         </w:r>
       </w:del>
-      <w:ins w:id="47" w:author="CPT R1 revision + co-author comments" w:date="2025-12-07T12:51:00Z" w16du:dateUtc="2025-12-07T11:51:00Z">
+      <w:ins w:id="48" w:author="CPT R1 revision + co-author comments" w:date="2025-12-07T12:51:00Z" w16du:dateUtc="2025-12-07T11:51:00Z">
         <w:r>
           <w:t>,</w:t>
         </w:r>
@@ -1663,7 +1658,7 @@
       <w:r>
         <w:t xml:space="preserve"> because a large proportion of drug development efforts have recently focused on these settings. A key objective that we aim to explore with the selected trials is to evaluate how </w:t>
       </w:r>
-      <w:ins w:id="48" w:author="CPT R1 revision + co-author comments" w:date="2025-12-07T12:51:00Z" w16du:dateUtc="2025-12-07T11:51:00Z">
+      <w:ins w:id="49" w:author="CPT R1 revision + co-author comments" w:date="2025-12-07T12:51:00Z" w16du:dateUtc="2025-12-07T11:51:00Z">
         <w:r>
           <w:t xml:space="preserve">clinical context (early </w:t>
         </w:r>
@@ -1671,12 +1666,12 @@
       <w:r>
         <w:t xml:space="preserve">stage </w:t>
       </w:r>
-      <w:del w:id="49" w:author="CPT R1 revision + co-author comments" w:date="2025-12-07T12:51:00Z" w16du:dateUtc="2025-12-07T11:51:00Z">
+      <w:del w:id="50" w:author="CPT R1 revision + co-author comments" w:date="2025-12-07T12:51:00Z" w16du:dateUtc="2025-12-07T11:51:00Z">
         <w:r>
           <w:delText>(early,</w:delText>
         </w:r>
       </w:del>
-      <w:ins w:id="50" w:author="CPT R1 revision + co-author comments" w:date="2025-12-07T12:51:00Z" w16du:dateUtc="2025-12-07T11:51:00Z">
+      <w:ins w:id="51" w:author="CPT R1 revision + co-author comments" w:date="2025-12-07T12:51:00Z" w16du:dateUtc="2025-12-07T11:51:00Z">
         <w:r>
           <w:t>disease versus</w:t>
         </w:r>
@@ -1684,7 +1679,7 @@
       <w:r>
         <w:t xml:space="preserve"> late</w:t>
       </w:r>
-      <w:ins w:id="51" w:author="CPT R1 revision + co-author comments" w:date="2025-12-07T12:51:00Z" w16du:dateUtc="2025-12-07T11:51:00Z">
+      <w:ins w:id="52" w:author="CPT R1 revision + co-author comments" w:date="2025-12-07T12:51:00Z" w16du:dateUtc="2025-12-07T11:51:00Z">
         <w:r>
           <w:t xml:space="preserve"> stage or advanced disease</w:t>
         </w:r>
@@ -1697,8 +1692,8 @@
       <w:pPr>
         <w:pStyle w:val="Heading2"/>
       </w:pPr>
-      <w:bookmarkStart w:id="52" w:name="databases"/>
-      <w:bookmarkEnd w:id="23"/>
+      <w:bookmarkStart w:id="53" w:name="databases"/>
+      <w:bookmarkEnd w:id="24"/>
       <w:r>
         <w:t>Databases</w:t>
       </w:r>
@@ -1707,13 +1702,13 @@
       <w:pPr>
         <w:pStyle w:val="FirstParagraph"/>
         <w:rPr>
-          <w:ins w:id="53" w:author="CPT R1 revision + co-author comments" w:date="2025-12-07T12:51:00Z" w16du:dateUtc="2025-12-07T11:51:00Z"/>
+          <w:ins w:id="54" w:author="CPT R1 revision + co-author comments" w:date="2025-12-07T12:51:00Z" w16du:dateUtc="2025-12-07T11:51:00Z"/>
         </w:rPr>
       </w:pPr>
       <w:r>
         <w:t xml:space="preserve">The ENCORE project will use data from four U.S.-based oncology-specific EHR-derived RWD data sources (in alphabetical order): ConcertAI, COTA, Flatiron Health, and Ontada/McKesson. A detailed description and sampling methodology will be provided with each trial emulation protocol. </w:t>
       </w:r>
-      <w:ins w:id="54" w:author="CPT R1 revision + co-author comments" w:date="2025-12-07T12:51:00Z" w16du:dateUtc="2025-12-07T11:51:00Z">
+      <w:ins w:id="55" w:author="CPT R1 revision + co-author comments" w:date="2025-12-07T12:51:00Z" w16du:dateUtc="2025-12-07T11:51:00Z">
         <w:r>
           <w:t xml:space="preserve">The four selected databases were chosen because they represent the largest and most comprehensive commercially available U.S.-based oncology-specific EHR-derived RWD data with strong precedence for usage in real-world evidence studies. Validation studies for an all-cause mortality were published for some of </w:t>
         </w:r>
@@ -1741,7 +1736,7 @@
     <w:p>
       <w:pPr>
         <w:pStyle w:val="BodyText"/>
-        <w:pPrChange w:id="55" w:author="CPT R1 revision + co-author comments" w:date="2025-12-07T12:51:00Z" w16du:dateUtc="2025-12-07T11:51:00Z">
+        <w:pPrChange w:id="56" w:author="CPT R1 revision + co-author comments" w:date="2025-12-07T12:51:00Z" w16du:dateUtc="2025-12-07T11:51:00Z">
           <w:pPr>
             <w:pStyle w:val="FirstParagraph"/>
           </w:pPr>
@@ -1750,7 +1745,7 @@
       <w:r>
         <w:t>For ENCORE, not all databases will be available for each cancer indication</w:t>
       </w:r>
-      <w:ins w:id="56" w:author="CPT R1 revision + co-author comments" w:date="2025-12-07T12:51:00Z" w16du:dateUtc="2025-12-07T11:51:00Z">
+      <w:ins w:id="57" w:author="CPT R1 revision + co-author comments" w:date="2025-12-07T12:51:00Z" w16du:dateUtc="2025-12-07T11:51:00Z">
         <w:r>
           <w:t>,</w:t>
         </w:r>
@@ -1758,12 +1753,12 @@
       <w:r>
         <w:t xml:space="preserve"> given the specificity of data elements required</w:t>
       </w:r>
-      <w:del w:id="57" w:author="CPT R1 revision + co-author comments" w:date="2025-12-07T12:51:00Z" w16du:dateUtc="2025-12-07T11:51:00Z">
+      <w:del w:id="58" w:author="CPT R1 revision + co-author comments" w:date="2025-12-07T12:51:00Z" w16du:dateUtc="2025-12-07T11:51:00Z">
         <w:r>
           <w:delText xml:space="preserve"> and the</w:delText>
         </w:r>
       </w:del>
-      <w:ins w:id="58" w:author="CPT R1 revision + co-author comments" w:date="2025-12-07T12:51:00Z" w16du:dateUtc="2025-12-07T11:51:00Z">
+      <w:ins w:id="59" w:author="CPT R1 revision + co-author comments" w:date="2025-12-07T12:51:00Z" w16du:dateUtc="2025-12-07T11:51:00Z">
         <w:r>
           <w:t>. The</w:t>
         </w:r>
@@ -1771,7 +1766,7 @@
       <w:r>
         <w:t xml:space="preserve"> names of the databases will be blinded and referred to as ENCORE DataBase (EDB) 1, 2, 3 and 4 for the final reporting of results (in randomly assigned order). If more than one database is considered fit-for-use for a respective trial emulation, the most suitable analytic model will be employed for each database separately and final treatment effect estimates will be pooled using a meta-analytic approach using random effects (primary; weights reflect the inverse of the variance of each database study plus an additional variance term that quantifies the assumed heterogeneity between databases) and fixed effects (secondary; weights reflect the inverse of the variance of each database study) models.</w:t>
       </w:r>
-      <w:del w:id="59" w:author="CPT R1 revision + co-author comments" w:date="2025-12-07T12:51:00Z" w16du:dateUtc="2025-12-07T11:51:00Z">
+      <w:del w:id="60" w:author="CPT R1 revision + co-author comments" w:date="2025-12-07T12:51:00Z" w16du:dateUtc="2025-12-07T11:51:00Z">
         <w:r>
           <w:rPr>
             <w:vertAlign w:val="superscript"/>
@@ -1779,7 +1774,7 @@
           <w:delText>20</w:delText>
         </w:r>
       </w:del>
-      <w:ins w:id="60" w:author="CPT R1 revision + co-author comments" w:date="2025-12-07T12:51:00Z" w16du:dateUtc="2025-12-07T11:51:00Z">
+      <w:ins w:id="61" w:author="CPT R1 revision + co-author comments" w:date="2025-12-07T12:51:00Z" w16du:dateUtc="2025-12-07T11:51:00Z">
         <w:r>
           <w:rPr>
             <w:vertAlign w:val="superscript"/>
@@ -1792,8 +1787,8 @@
       <w:pPr>
         <w:pStyle w:val="Heading2"/>
       </w:pPr>
-      <w:bookmarkStart w:id="61" w:name="protocol-development"/>
-      <w:bookmarkEnd w:id="52"/>
+      <w:bookmarkStart w:id="62" w:name="protocol-development"/>
+      <w:bookmarkEnd w:id="53"/>
       <w:r>
         <w:t>Protocol development</w:t>
       </w:r>
@@ -1805,7 +1800,7 @@
       <w:r>
         <w:t xml:space="preserve">For each selected RCT, a detailed protocol, pre-specifying key elements of the trial emulation, will be developed using the HARPER protocol </w:t>
       </w:r>
-      <w:del w:id="62" w:author="CPT R1 revision + co-author comments" w:date="2025-12-07T12:51:00Z" w16du:dateUtc="2025-12-07T11:51:00Z">
+      <w:del w:id="63" w:author="CPT R1 revision + co-author comments" w:date="2025-12-07T12:51:00Z" w16du:dateUtc="2025-12-07T11:51:00Z">
         <w:r>
           <w:delText>template</w:delText>
         </w:r>
@@ -1816,7 +1811,7 @@
           <w:delText>21,22</w:delText>
         </w:r>
       </w:del>
-      <w:ins w:id="63" w:author="CPT R1 revision + co-author comments" w:date="2025-12-07T12:51:00Z" w16du:dateUtc="2025-12-07T11:51:00Z">
+      <w:ins w:id="64" w:author="CPT R1 revision + co-author comments" w:date="2025-12-07T12:51:00Z" w16du:dateUtc="2025-12-07T11:51:00Z">
         <w:r>
           <w:t>template</w:t>
         </w:r>
@@ -1830,12 +1825,12 @@
       <w:r>
         <w:t xml:space="preserve"> and will be registered on ClinicalTrials.gov after review by an expert panel comprising clinicians and FDA </w:t>
       </w:r>
-      <w:del w:id="64" w:author="CPT R1 revision + co-author comments" w:date="2025-12-07T12:51:00Z" w16du:dateUtc="2025-12-07T11:51:00Z">
+      <w:del w:id="65" w:author="CPT R1 revision + co-author comments" w:date="2025-12-07T12:51:00Z" w16du:dateUtc="2025-12-07T11:51:00Z">
         <w:r>
           <w:delText>reveiwers</w:delText>
         </w:r>
       </w:del>
-      <w:ins w:id="65" w:author="CPT R1 revision + co-author comments" w:date="2025-12-07T12:51:00Z" w16du:dateUtc="2025-12-07T11:51:00Z">
+      <w:ins w:id="66" w:author="CPT R1 revision + co-author comments" w:date="2025-12-07T12:51:00Z" w16du:dateUtc="2025-12-07T11:51:00Z">
         <w:r>
           <w:t>reviewers</w:t>
         </w:r>
@@ -1843,7 +1838,7 @@
       <w:r>
         <w:t>. Following the target trial emulation framework, we will provide an explicit description and rationale on how each element will be emulated including database selection, covariate measurement, operationalization of key eligibility criteria, study design, data analysis and causal contrasts of interest.</w:t>
       </w:r>
-      <w:del w:id="66" w:author="CPT R1 revision + co-author comments" w:date="2025-12-07T12:51:00Z" w16du:dateUtc="2025-12-07T11:51:00Z">
+      <w:del w:id="67" w:author="CPT R1 revision + co-author comments" w:date="2025-12-07T12:51:00Z" w16du:dateUtc="2025-12-07T11:51:00Z">
         <w:r>
           <w:rPr>
             <w:vertAlign w:val="superscript"/>
@@ -1851,7 +1846,7 @@
           <w:delText>23,24</w:delText>
         </w:r>
       </w:del>
-      <w:ins w:id="67" w:author="CPT R1 revision + co-author comments" w:date="2025-12-07T12:51:00Z" w16du:dateUtc="2025-12-07T11:51:00Z">
+      <w:ins w:id="68" w:author="CPT R1 revision + co-author comments" w:date="2025-12-07T12:51:00Z" w16du:dateUtc="2025-12-07T11:51:00Z">
         <w:r>
           <w:rPr>
             <w:vertAlign w:val="superscript"/>
@@ -1911,7 +1906,7 @@
       <w:r>
         <w:t xml:space="preserve"> of interest.</w:t>
       </w:r>
-      <w:del w:id="68" w:author="CPT R1 revision + co-author comments" w:date="2025-12-07T12:51:00Z" w16du:dateUtc="2025-12-07T11:51:00Z">
+      <w:del w:id="69" w:author="CPT R1 revision + co-author comments" w:date="2025-12-07T12:51:00Z" w16du:dateUtc="2025-12-07T11:51:00Z">
         <w:r>
           <w:rPr>
             <w:vertAlign w:val="superscript"/>
@@ -1919,7 +1914,7 @@
           <w:delText>25</w:delText>
         </w:r>
       </w:del>
-      <w:ins w:id="69" w:author="CPT R1 revision + co-author comments" w:date="2025-12-07T12:51:00Z" w16du:dateUtc="2025-12-07T11:51:00Z">
+      <w:ins w:id="70" w:author="CPT R1 revision + co-author comments" w:date="2025-12-07T12:51:00Z" w16du:dateUtc="2025-12-07T11:51:00Z">
         <w:r>
           <w:rPr>
             <w:vertAlign w:val="superscript"/>
@@ -1934,7 +1929,7 @@
         <w:lastRenderedPageBreak/>
         <w:t>where the primary trial analysis was intention-to-treat (e.g., a “treatment policy” estimand). This estimand was chosen to mimic the high adherence typically observed in large cardiovascular clinical trials in the context of low adherence in clinical practice. However, a “while on treatment” estimand would be inappropriate when emulating oncology trials, not only because of highly informative censoring, but also because OS outcome analyses in oncology are typically “treatment policy” estimands that allow for crossover or other post-progression antineoplastic therapy.</w:t>
       </w:r>
-      <w:del w:id="70" w:author="CPT R1 revision + co-author comments" w:date="2025-12-07T12:51:00Z" w16du:dateUtc="2025-12-07T11:51:00Z">
+      <w:del w:id="71" w:author="CPT R1 revision + co-author comments" w:date="2025-12-07T12:51:00Z" w16du:dateUtc="2025-12-07T11:51:00Z">
         <w:r>
           <w:rPr>
             <w:vertAlign w:val="superscript"/>
@@ -1942,7 +1937,7 @@
           <w:delText>26</w:delText>
         </w:r>
       </w:del>
-      <w:ins w:id="71" w:author="CPT R1 revision + co-author comments" w:date="2025-12-07T12:51:00Z" w16du:dateUtc="2025-12-07T11:51:00Z">
+      <w:ins w:id="72" w:author="CPT R1 revision + co-author comments" w:date="2025-12-07T12:51:00Z" w16du:dateUtc="2025-12-07T11:51:00Z">
         <w:r>
           <w:rPr>
             <w:vertAlign w:val="superscript"/>
@@ -1958,7 +1953,7 @@
       <w:pPr>
         <w:pStyle w:val="Heading3"/>
       </w:pPr>
-      <w:bookmarkStart w:id="72" w:name="emulation-feasibility"/>
+      <w:bookmarkStart w:id="73" w:name="emulation-feasibility"/>
       <w:r>
         <w:t>Emulation feasibility</w:t>
       </w:r>
@@ -1967,7 +1962,7 @@
       <w:pPr>
         <w:pStyle w:val="Heading4"/>
       </w:pPr>
-      <w:bookmarkStart w:id="73" w:name="fit-for-purpose-data"/>
+      <w:bookmarkStart w:id="74" w:name="fit-for-purpose-data"/>
       <w:r>
         <w:rPr>
           <w:b/>
@@ -1982,7 +1977,7 @@
       <w:r>
         <w:t>Real-world data fitness and emulation feasibility for each candidate trial will be assessed in multiple steps based on the approach described by the Oncology Quality, Characterization, and Assessment of Real-World Data (Oncology QCARD) Initiative.</w:t>
       </w:r>
-      <w:del w:id="74" w:author="CPT R1 revision + co-author comments" w:date="2025-12-07T12:51:00Z" w16du:dateUtc="2025-12-07T11:51:00Z">
+      <w:del w:id="75" w:author="CPT R1 revision + co-author comments" w:date="2025-12-07T12:51:00Z" w16du:dateUtc="2025-12-07T11:51:00Z">
         <w:r>
           <w:rPr>
             <w:vertAlign w:val="superscript"/>
@@ -1990,7 +1985,7 @@
           <w:delText>18</w:delText>
         </w:r>
       </w:del>
-      <w:ins w:id="75" w:author="CPT R1 revision + co-author comments" w:date="2025-12-07T12:51:00Z" w16du:dateUtc="2025-12-07T11:51:00Z">
+      <w:ins w:id="76" w:author="CPT R1 revision + co-author comments" w:date="2025-12-07T12:51:00Z" w16du:dateUtc="2025-12-07T11:51:00Z">
         <w:r>
           <w:rPr>
             <w:vertAlign w:val="superscript"/>
@@ -2047,7 +2042,7 @@
       <w:r>
         <w:t>Additionally, we will provide conceptual and operationalized definitions on how exposures, outcomes and covariates are defined in each respective database. There will be special emphasis on how exposure, in context of disease and line of therapy settings, and the survival outcomes are emulated. For all considered databases, real-world OS (rwOS) is typically a composite measure that, depending on the underlying database, can be derived from different mortality sources (i.e., EHR documentation, Social Security Death Index, and other linkages). Given that not all relevant sources that provide mortality data are synchronized and updated uniformly, sensitivity analyses with more conservative (i.e., earlier) censoring dates will be considered for each trial emulation to mitigate the potential impact of ghost-time bias.</w:t>
       </w:r>
-      <w:del w:id="76" w:author="CPT R1 revision + co-author comments" w:date="2025-12-07T12:51:00Z" w16du:dateUtc="2025-12-07T11:51:00Z">
+      <w:del w:id="77" w:author="CPT R1 revision + co-author comments" w:date="2025-12-07T12:51:00Z" w16du:dateUtc="2025-12-07T11:51:00Z">
         <w:r>
           <w:rPr>
             <w:vertAlign w:val="superscript"/>
@@ -2055,7 +2050,7 @@
           <w:delText>27</w:delText>
         </w:r>
       </w:del>
-      <w:ins w:id="77" w:author="CPT R1 revision + co-author comments" w:date="2025-12-07T12:51:00Z" w16du:dateUtc="2025-12-07T11:51:00Z">
+      <w:ins w:id="78" w:author="CPT R1 revision + co-author comments" w:date="2025-12-07T12:51:00Z" w16du:dateUtc="2025-12-07T11:51:00Z">
         <w:r>
           <w:rPr>
             <w:vertAlign w:val="superscript"/>
@@ -2068,8 +2063,8 @@
       <w:pPr>
         <w:pStyle w:val="Heading4"/>
       </w:pPr>
-      <w:bookmarkStart w:id="78" w:name="descriptives-and-data-exploration"/>
-      <w:bookmarkEnd w:id="73"/>
+      <w:bookmarkStart w:id="79" w:name="descriptives-and-data-exploration"/>
+      <w:bookmarkEnd w:id="74"/>
       <w:r>
         <w:rPr>
           <w:b/>
@@ -2121,12 +2116,12 @@
       <w:r>
         <w:t>The distribution of patient characteristics</w:t>
       </w:r>
-      <w:del w:id="79" w:author="CPT R1 revision + co-author comments" w:date="2025-12-07T12:51:00Z" w16du:dateUtc="2025-12-07T11:51:00Z">
+      <w:del w:id="80" w:author="CPT R1 revision + co-author comments" w:date="2025-12-07T12:51:00Z" w16du:dateUtc="2025-12-07T11:51:00Z">
         <w:r>
           <w:delText>,</w:delText>
         </w:r>
       </w:del>
-      <w:ins w:id="80" w:author="CPT R1 revision + co-author comments" w:date="2025-12-07T12:51:00Z" w16du:dateUtc="2025-12-07T11:51:00Z">
+      <w:ins w:id="81" w:author="CPT R1 revision + co-author comments" w:date="2025-12-07T12:51:00Z" w16du:dateUtc="2025-12-07T11:51:00Z">
         <w:r>
           <w:t xml:space="preserve"> (quantified via standard descriptive statistics such as median and interquartile ranges, proportions, and standardized mean </w:t>
         </w:r>
@@ -2138,7 +2133,7 @@
       <w:r>
         <w:t xml:space="preserve"> by exposure status, will be examined before and after applying eligibility criteria and contrasted with the distributions of patient characteristics of the original RCT. Initial propensity score matching or weighting methods will be applied to ensure that measured pre-exposure covariates can be </w:t>
       </w:r>
-      <w:del w:id="81" w:author="CPT R1 revision + co-author comments" w:date="2025-12-07T12:51:00Z" w16du:dateUtc="2025-12-07T11:51:00Z">
+      <w:del w:id="82" w:author="CPT R1 revision + co-author comments" w:date="2025-12-07T12:51:00Z" w16du:dateUtc="2025-12-07T11:51:00Z">
         <w:r>
           <w:delText>balanced</w:delText>
         </w:r>
@@ -2149,7 +2144,7 @@
           <w:delText>28</w:delText>
         </w:r>
       </w:del>
-      <w:ins w:id="82" w:author="CPT R1 revision + co-author comments" w:date="2025-12-07T12:51:00Z" w16du:dateUtc="2025-12-07T11:51:00Z">
+      <w:ins w:id="83" w:author="CPT R1 revision + co-author comments" w:date="2025-12-07T12:51:00Z" w16du:dateUtc="2025-12-07T11:51:00Z">
         <w:r>
           <w:t>balanced</w:t>
         </w:r>
@@ -2168,8 +2163,8 @@
       <w:pPr>
         <w:pStyle w:val="Heading4"/>
       </w:pPr>
-      <w:bookmarkStart w:id="83" w:name="statistical-power-considerations"/>
-      <w:bookmarkEnd w:id="78"/>
+      <w:bookmarkStart w:id="84" w:name="statistical-power-considerations"/>
+      <w:bookmarkEnd w:id="79"/>
       <w:r>
         <w:rPr>
           <w:b/>
@@ -2184,7 +2179,7 @@
       <w:r>
         <w:t>Causal analyses of non-interventional data are often not designed with respect to formal hypothesis testing and statistical power in the same manner as RCTs since the number of ‘recruited’ patients is limited by available data</w:t>
       </w:r>
-      <w:del w:id="84" w:author="CPT R1 revision + co-author comments" w:date="2025-12-07T12:51:00Z" w16du:dateUtc="2025-12-07T11:51:00Z">
+      <w:del w:id="85" w:author="CPT R1 revision + co-author comments" w:date="2025-12-07T12:51:00Z" w16du:dateUtc="2025-12-07T11:51:00Z">
         <w:r>
           <w:delText xml:space="preserve"> .</w:delText>
         </w:r>
@@ -2195,7 +2190,7 @@
           <w:delText>29</w:delText>
         </w:r>
       </w:del>
-      <w:ins w:id="85" w:author="CPT R1 revision + co-author comments" w:date="2025-12-07T12:51:00Z" w16du:dateUtc="2025-12-07T11:51:00Z">
+      <w:ins w:id="86" w:author="CPT R1 revision + co-author comments" w:date="2025-12-07T12:51:00Z" w16du:dateUtc="2025-12-07T11:51:00Z">
         <w:r>
           <w:t>.</w:t>
         </w:r>
@@ -2220,12 +2215,12 @@
       <w:r>
         <w:t xml:space="preserve"> </w:t>
       </w:r>
-      <w:del w:id="86" w:author="CPT R1 revision + co-author comments" w:date="2025-12-07T12:51:00Z" w16du:dateUtc="2025-12-07T11:51:00Z">
+      <w:del w:id="87" w:author="CPT R1 revision + co-author comments" w:date="2025-12-07T12:51:00Z" w16du:dateUtc="2025-12-07T11:51:00Z">
         <w:r>
           <w:delText>with</w:delText>
         </w:r>
       </w:del>
-      <w:ins w:id="87" w:author="CPT R1 revision + co-author comments" w:date="2025-12-07T12:51:00Z" w16du:dateUtc="2025-12-07T11:51:00Z">
+      <w:ins w:id="88" w:author="CPT R1 revision + co-author comments" w:date="2025-12-07T12:51:00Z" w16du:dateUtc="2025-12-07T11:51:00Z">
         <w:r>
           <w:t>for</w:t>
         </w:r>
@@ -2233,12 +2228,12 @@
       <w:r>
         <w:t xml:space="preserve"> a </w:t>
       </w:r>
-      <w:del w:id="88" w:author="CPT R1 revision + co-author comments" w:date="2025-12-07T12:51:00Z" w16du:dateUtc="2025-12-07T11:51:00Z">
+      <w:del w:id="89" w:author="CPT R1 revision + co-author comments" w:date="2025-12-07T12:51:00Z" w16du:dateUtc="2025-12-07T11:51:00Z">
         <w:r>
           <w:delText>2</w:delText>
         </w:r>
       </w:del>
-      <w:ins w:id="89" w:author="CPT R1 revision + co-author comments" w:date="2025-12-07T12:51:00Z" w16du:dateUtc="2025-12-07T11:51:00Z">
+      <w:ins w:id="90" w:author="CPT R1 revision + co-author comments" w:date="2025-12-07T12:51:00Z" w16du:dateUtc="2025-12-07T11:51:00Z">
         <w:r>
           <w:t>two</w:t>
         </w:r>
@@ -2246,7 +2241,7 @@
       <w:r>
         <w:t xml:space="preserve">-sided </w:t>
       </w:r>
-      <w:ins w:id="90" w:author="CPT R1 revision + co-author comments" w:date="2025-12-07T12:51:00Z" w16du:dateUtc="2025-12-07T11:51:00Z">
+      <w:ins w:id="91" w:author="CPT R1 revision + co-author comments" w:date="2025-12-07T12:51:00Z" w16du:dateUtc="2025-12-07T11:51:00Z">
         <w:r>
           <w:t xml:space="preserve">statistical test carried out at level </w:t>
         </w:r>
@@ -2262,12 +2257,12 @@
       <w:r>
         <w:t xml:space="preserve"> </w:t>
       </w:r>
-      <w:del w:id="91" w:author="CPT R1 revision + co-author comments" w:date="2025-12-07T12:51:00Z" w16du:dateUtc="2025-12-07T11:51:00Z">
+      <w:del w:id="92" w:author="CPT R1 revision + co-author comments" w:date="2025-12-07T12:51:00Z" w16du:dateUtc="2025-12-07T11:51:00Z">
         <w:r>
           <w:delText>of</w:delText>
         </w:r>
       </w:del>
-      <w:ins w:id="92" w:author="CPT R1 revision + co-author comments" w:date="2025-12-07T12:51:00Z" w16du:dateUtc="2025-12-07T11:51:00Z">
+      <w:ins w:id="93" w:author="CPT R1 revision + co-author comments" w:date="2025-12-07T12:51:00Z" w16du:dateUtc="2025-12-07T11:51:00Z">
         <w:r>
           <w:t>=</w:t>
         </w:r>
@@ -2275,7 +2270,7 @@
       <w:r>
         <w:t xml:space="preserve"> 0.05) will be estimated using Schoenfeld’s sample-size formula for the proportional-hazards regression model.</w:t>
       </w:r>
-      <w:del w:id="93" w:author="CPT R1 revision + co-author comments" w:date="2025-12-07T12:51:00Z" w16du:dateUtc="2025-12-07T11:51:00Z">
+      <w:del w:id="94" w:author="CPT R1 revision + co-author comments" w:date="2025-12-07T12:51:00Z" w16du:dateUtc="2025-12-07T11:51:00Z">
         <w:r>
           <w:rPr>
             <w:vertAlign w:val="superscript"/>
@@ -2283,7 +2278,7 @@
           <w:delText>30</w:delText>
         </w:r>
       </w:del>
-      <w:ins w:id="94" w:author="CPT R1 revision + co-author comments" w:date="2025-12-07T12:51:00Z" w16du:dateUtc="2025-12-07T11:51:00Z">
+      <w:ins w:id="95" w:author="CPT R1 revision + co-author comments" w:date="2025-12-07T12:51:00Z" w16du:dateUtc="2025-12-07T11:51:00Z">
         <w:r>
           <w:rPr>
             <w:vertAlign w:val="superscript"/>
@@ -2308,10 +2303,10 @@
       <w:pPr>
         <w:pStyle w:val="Heading2"/>
       </w:pPr>
-      <w:bookmarkStart w:id="95" w:name="sec-agreement-metrics"/>
-      <w:bookmarkEnd w:id="61"/>
-      <w:bookmarkEnd w:id="72"/>
-      <w:bookmarkEnd w:id="83"/>
+      <w:bookmarkStart w:id="96" w:name="sec-agreement-metrics"/>
+      <w:bookmarkEnd w:id="62"/>
+      <w:bookmarkEnd w:id="73"/>
+      <w:bookmarkEnd w:id="84"/>
       <w:r>
         <w:t>Agreement metrics</w:t>
       </w:r>
@@ -2329,7 +2324,7 @@
         </w:rPr>
         <w:t>8,</w:t>
       </w:r>
-      <w:del w:id="96" w:author="CPT R1 revision + co-author comments" w:date="2025-12-07T12:51:00Z" w16du:dateUtc="2025-12-07T11:51:00Z">
+      <w:del w:id="97" w:author="CPT R1 revision + co-author comments" w:date="2025-12-07T12:51:00Z" w16du:dateUtc="2025-12-07T11:51:00Z">
         <w:r>
           <w:rPr>
             <w:vertAlign w:val="superscript"/>
@@ -2337,7 +2332,7 @@
           <w:delText>31</w:delText>
         </w:r>
       </w:del>
-      <w:ins w:id="97" w:author="CPT R1 revision + co-author comments" w:date="2025-12-07T12:51:00Z" w16du:dateUtc="2025-12-07T11:51:00Z">
+      <w:ins w:id="98" w:author="CPT R1 revision + co-author comments" w:date="2025-12-07T12:51:00Z" w16du:dateUtc="2025-12-07T11:51:00Z">
         <w:r>
           <w:rPr>
             <w:vertAlign w:val="superscript"/>
@@ -2352,7 +2347,7 @@
         <w:lastRenderedPageBreak/>
         <w:t xml:space="preserve">intervals), we will derive three </w:t>
       </w:r>
-      <w:del w:id="98" w:author="CPT R1 revision + co-author comments" w:date="2025-12-07T12:51:00Z" w16du:dateUtc="2025-12-07T11:51:00Z">
+      <w:del w:id="99" w:author="CPT R1 revision + co-author comments" w:date="2025-12-07T12:51:00Z" w16du:dateUtc="2025-12-07T11:51:00Z">
         <w:r>
           <w:delText xml:space="preserve">qualitative </w:delText>
         </w:r>
@@ -2411,12 +2406,12 @@
       <w:r>
         <w:t xml:space="preserve">: agreement that the estimated RWE treatment effect is within the 95% CI of the RCT treatment effect estimate. </w:t>
       </w:r>
-      <w:del w:id="99" w:author="CPT R1 revision + co-author comments" w:date="2025-12-07T12:51:00Z" w16du:dateUtc="2025-12-07T11:51:00Z">
+      <w:del w:id="100" w:author="CPT R1 revision + co-author comments" w:date="2025-12-07T12:51:00Z" w16du:dateUtc="2025-12-07T11:51:00Z">
         <w:r>
           <w:delText>Provided that</w:delText>
         </w:r>
       </w:del>
-      <w:ins w:id="100" w:author="CPT R1 revision + co-author comments" w:date="2025-12-07T12:51:00Z" w16du:dateUtc="2025-12-07T11:51:00Z">
+      <w:ins w:id="101" w:author="CPT R1 revision + co-author comments" w:date="2025-12-07T12:51:00Z" w16du:dateUtc="2025-12-07T11:51:00Z">
         <w:r>
           <w:t>This metric will be analyzed because,</w:t>
         </w:r>
@@ -2424,12 +2419,12 @@
       <w:r>
         <w:t xml:space="preserve"> for some emulations, the power of the RWE study may be larger than that of the original RCT, </w:t>
       </w:r>
-      <w:del w:id="101" w:author="CPT R1 revision + co-author comments" w:date="2025-12-07T12:51:00Z" w16du:dateUtc="2025-12-07T11:51:00Z">
+      <w:del w:id="102" w:author="CPT R1 revision + co-author comments" w:date="2025-12-07T12:51:00Z" w16du:dateUtc="2025-12-07T11:51:00Z">
         <w:r>
           <w:delText>this</w:delText>
         </w:r>
       </w:del>
-      <w:ins w:id="102" w:author="CPT R1 revision + co-author comments" w:date="2025-12-07T12:51:00Z" w16du:dateUtc="2025-12-07T11:51:00Z">
+      <w:ins w:id="103" w:author="CPT R1 revision + co-author comments" w:date="2025-12-07T12:51:00Z" w16du:dateUtc="2025-12-07T11:51:00Z">
         <w:r>
           <w:t>which</w:t>
         </w:r>
@@ -2437,7 +2432,7 @@
       <w:r>
         <w:t xml:space="preserve"> could lead to situations where there is no statistical significance agreement (</w:t>
       </w:r>
-      <w:ins w:id="103" w:author="CPT R1 revision + co-author comments" w:date="2025-12-07T12:51:00Z" w16du:dateUtc="2025-12-07T11:51:00Z">
+      <w:ins w:id="104" w:author="CPT R1 revision + co-author comments" w:date="2025-12-07T12:51:00Z" w16du:dateUtc="2025-12-07T11:51:00Z">
         <w:r>
           <w:t xml:space="preserve">e.g., </w:t>
         </w:r>
@@ -2445,7 +2440,7 @@
       <w:r>
         <w:t xml:space="preserve">RCT estimate crossing the null although the treatment effect estimates are overlapping) </w:t>
       </w:r>
-      <w:del w:id="104" w:author="CPT R1 revision + co-author comments" w:date="2025-12-07T12:51:00Z" w16du:dateUtc="2025-12-07T11:51:00Z">
+      <w:del w:id="105" w:author="CPT R1 revision + co-author comments" w:date="2025-12-07T12:51:00Z" w16du:dateUtc="2025-12-07T11:51:00Z">
         <w:r>
           <w:delText xml:space="preserve">or vice versa </w:delText>
         </w:r>
@@ -2453,7 +2448,7 @@
       <w:r>
         <w:t>in case the RCT has a larger power than the RWE emulation</w:t>
       </w:r>
-      <w:ins w:id="105" w:author="CPT R1 revision + co-author comments" w:date="2025-12-07T12:51:00Z" w16du:dateUtc="2025-12-07T11:51:00Z">
+      <w:ins w:id="106" w:author="CPT R1 revision + co-author comments" w:date="2025-12-07T12:51:00Z" w16du:dateUtc="2025-12-07T11:51:00Z">
         <w:r>
           <w:t xml:space="preserve"> or vice versa</w:t>
         </w:r>
@@ -2989,7 +2984,7 @@
       <w:r>
         <w:t xml:space="preserve">For </w:t>
       </w:r>
-      <w:del w:id="106" w:author="CPT R1 revision + co-author comments" w:date="2025-12-07T12:51:00Z" w16du:dateUtc="2025-12-07T11:51:00Z">
+      <w:del w:id="107" w:author="CPT R1 revision + co-author comments" w:date="2025-12-07T12:51:00Z" w16du:dateUtc="2025-12-07T11:51:00Z">
         <w:r>
           <w:delText xml:space="preserve">the </w:delText>
         </w:r>
@@ -2997,7 +2992,7 @@
       <w:r>
         <w:t>secondary endpoints of interest</w:t>
       </w:r>
-      <w:ins w:id="107" w:author="CPT R1 revision + co-author comments" w:date="2025-12-07T12:51:00Z" w16du:dateUtc="2025-12-07T11:51:00Z">
+      <w:ins w:id="108" w:author="CPT R1 revision + co-author comments" w:date="2025-12-07T12:51:00Z" w16du:dateUtc="2025-12-07T11:51:00Z">
         <w:r>
           <w:t xml:space="preserve"> that are trial arm-specific</w:t>
         </w:r>
@@ -3010,8 +3005,8 @@
       <w:pPr>
         <w:pStyle w:val="Heading2"/>
       </w:pPr>
-      <w:bookmarkStart w:id="108" w:name="study-design-and-statistical-analysis"/>
-      <w:bookmarkEnd w:id="95"/>
+      <w:bookmarkStart w:id="109" w:name="study-design-and-statistical-analysis"/>
+      <w:bookmarkEnd w:id="96"/>
       <w:r>
         <w:lastRenderedPageBreak/>
         <w:t>Study design and statistical analysis</w:t>
@@ -3024,7 +3019,7 @@
       <w:r>
         <w:t>The study design for each trial emulation will be visualized as part of the protocol using a graphical depiction of the exact measurement windows of eligibility criteria, washout periods, and covariates relative to the cohort entry time.</w:t>
       </w:r>
-      <w:del w:id="109" w:author="CPT R1 revision + co-author comments" w:date="2025-12-07T12:51:00Z" w16du:dateUtc="2025-12-07T11:51:00Z">
+      <w:del w:id="110" w:author="CPT R1 revision + co-author comments" w:date="2025-12-07T12:51:00Z" w16du:dateUtc="2025-12-07T11:51:00Z">
         <w:r>
           <w:rPr>
             <w:vertAlign w:val="superscript"/>
@@ -3032,7 +3027,7 @@
           <w:delText>32</w:delText>
         </w:r>
       </w:del>
-      <w:ins w:id="110" w:author="CPT R1 revision + co-author comments" w:date="2025-12-07T12:51:00Z" w16du:dateUtc="2025-12-07T11:51:00Z">
+      <w:ins w:id="111" w:author="CPT R1 revision + co-author comments" w:date="2025-12-07T12:51:00Z" w16du:dateUtc="2025-12-07T11:51:00Z">
         <w:r>
           <w:rPr>
             <w:vertAlign w:val="superscript"/>
@@ -3045,7 +3040,7 @@
       <w:pPr>
         <w:pStyle w:val="Heading3"/>
       </w:pPr>
-      <w:bookmarkStart w:id="111" w:name="missing-data"/>
+      <w:bookmarkStart w:id="112" w:name="missing-data"/>
       <w:r>
         <w:t>Missing data</w:t>
       </w:r>
@@ -3057,7 +3052,7 @@
       <w:r>
         <w:t>To establish an analytic cohort, missingness will be assessed across patients who meet all eligibility criteria, including those with missing values as a first iteration. These missing data investigations will empirically assess assumptions on potential underlying missingness mechanisms according to Rubin’s classification of missing data (i.e., missing completely at random [MCAR], missing at random [MAR] and missing not at random [MNAR]).</w:t>
       </w:r>
-      <w:del w:id="112" w:author="CPT R1 revision + co-author comments" w:date="2025-12-07T12:51:00Z" w16du:dateUtc="2025-12-07T11:51:00Z">
+      <w:del w:id="113" w:author="CPT R1 revision + co-author comments" w:date="2025-12-07T12:51:00Z" w16du:dateUtc="2025-12-07T11:51:00Z">
         <w:r>
           <w:rPr>
             <w:vertAlign w:val="superscript"/>
@@ -3065,7 +3060,7 @@
           <w:delText>33</w:delText>
         </w:r>
       </w:del>
-      <w:ins w:id="113" w:author="CPT R1 revision + co-author comments" w:date="2025-12-07T12:51:00Z" w16du:dateUtc="2025-12-07T11:51:00Z">
+      <w:ins w:id="114" w:author="CPT R1 revision + co-author comments" w:date="2025-12-07T12:51:00Z" w16du:dateUtc="2025-12-07T11:51:00Z">
         <w:r>
           <w:rPr>
             <w:vertAlign w:val="superscript"/>
@@ -3076,7 +3071,7 @@
       <w:r>
         <w:t xml:space="preserve"> We will adopt a principled process on missing data that empirically evaluates different aspects across partially observed covariates based on three group diagnostics.</w:t>
       </w:r>
-      <w:del w:id="114" w:author="CPT R1 revision + co-author comments" w:date="2025-12-07T12:51:00Z" w16du:dateUtc="2025-12-07T11:51:00Z">
+      <w:del w:id="115" w:author="CPT R1 revision + co-author comments" w:date="2025-12-07T12:51:00Z" w16du:dateUtc="2025-12-07T11:51:00Z">
         <w:r>
           <w:rPr>
             <w:vertAlign w:val="superscript"/>
@@ -3084,7 +3079,7 @@
           <w:delText>34,35</w:delText>
         </w:r>
       </w:del>
-      <w:ins w:id="115" w:author="CPT R1 revision + co-author comments" w:date="2025-12-07T12:51:00Z" w16du:dateUtc="2025-12-07T11:51:00Z">
+      <w:ins w:id="116" w:author="CPT R1 revision + co-author comments" w:date="2025-12-07T12:51:00Z" w16du:dateUtc="2025-12-07T11:51:00Z">
         <w:r>
           <w:rPr>
             <w:vertAlign w:val="superscript"/>
@@ -3095,12 +3090,12 @@
       <w:r>
         <w:t xml:space="preserve"> These diagnostics cover (1) comparisons of </w:t>
       </w:r>
-      <w:del w:id="116" w:author="CPT R1 revision + co-author comments" w:date="2025-12-07T12:51:00Z" w16du:dateUtc="2025-12-07T11:51:00Z">
+      <w:del w:id="117" w:author="CPT R1 revision + co-author comments" w:date="2025-12-07T12:51:00Z" w16du:dateUtc="2025-12-07T11:51:00Z">
         <w:r>
           <w:delText>patients</w:delText>
         </w:r>
       </w:del>
-      <w:ins w:id="117" w:author="CPT R1 revision + co-author comments" w:date="2025-12-07T12:51:00Z" w16du:dateUtc="2025-12-07T11:51:00Z">
+      <w:ins w:id="118" w:author="CPT R1 revision + co-author comments" w:date="2025-12-07T12:51:00Z" w16du:dateUtc="2025-12-07T11:51:00Z">
         <w:r>
           <w:t>patient</w:t>
         </w:r>
@@ -3108,7 +3103,7 @@
       <w:r>
         <w:t xml:space="preserve"> characteristics with and without an observed level of the partially observed covariate, (2) ability to predict missingness given observed data, and (3) assessments if outcomes between patients with a missing value are systematically different. Expert domain knowledge and assumptions about the underlying missing data structure through canonical causal </w:t>
       </w:r>
-      <w:del w:id="118" w:author="CPT R1 revision + co-author comments" w:date="2025-12-07T12:51:00Z" w16du:dateUtc="2025-12-07T11:51:00Z">
+      <w:del w:id="119" w:author="CPT R1 revision + co-author comments" w:date="2025-12-07T12:51:00Z" w16du:dateUtc="2025-12-07T11:51:00Z">
         <w:r>
           <w:delText>diagrams</w:delText>
         </w:r>
@@ -3119,7 +3114,7 @@
           <w:delText>36</w:delText>
         </w:r>
       </w:del>
-      <w:ins w:id="119" w:author="CPT R1 revision + co-author comments" w:date="2025-12-07T12:51:00Z" w16du:dateUtc="2025-12-07T11:51:00Z">
+      <w:ins w:id="120" w:author="CPT R1 revision + co-author comments" w:date="2025-12-07T12:51:00Z" w16du:dateUtc="2025-12-07T11:51:00Z">
         <w:r>
           <w:t>diagrams</w:t>
         </w:r>
@@ -3133,7 +3128,7 @@
       <w:r>
         <w:t xml:space="preserve"> will additionally inform decisions regarding the inclusion or exclusion of individuals with missing values in key eligibility criteria and potential sensitivity analyses to assess the robustness of these decisions.</w:t>
       </w:r>
-      <w:del w:id="120" w:author="CPT R1 revision + co-author comments" w:date="2025-12-07T12:51:00Z" w16du:dateUtc="2025-12-07T11:51:00Z">
+      <w:del w:id="121" w:author="CPT R1 revision + co-author comments" w:date="2025-12-07T12:51:00Z" w16du:dateUtc="2025-12-07T11:51:00Z">
         <w:r>
           <w:rPr>
             <w:vertAlign w:val="superscript"/>
@@ -3141,7 +3136,7 @@
           <w:delText>37</w:delText>
         </w:r>
       </w:del>
-      <w:ins w:id="121" w:author="CPT R1 revision + co-author comments" w:date="2025-12-07T12:51:00Z" w16du:dateUtc="2025-12-07T11:51:00Z">
+      <w:ins w:id="122" w:author="CPT R1 revision + co-author comments" w:date="2025-12-07T12:51:00Z" w16du:dateUtc="2025-12-07T11:51:00Z">
         <w:r>
           <w:rPr>
             <w:vertAlign w:val="superscript"/>
@@ -3157,7 +3152,7 @@
       <w:r>
         <w:t>While MAR is a strong assumption to hold across all considered covariates, it has been shown that especially in the context of partially observed covariate data (as opposed to missing exposure and outcome data), generally only mechanisms in which a covariate causes its own missingness lead to significant bias (MNAR).</w:t>
       </w:r>
-      <w:del w:id="122" w:author="CPT R1 revision + co-author comments" w:date="2025-12-07T12:51:00Z" w16du:dateUtc="2025-12-07T11:51:00Z">
+      <w:del w:id="123" w:author="CPT R1 revision + co-author comments" w:date="2025-12-07T12:51:00Z" w16du:dateUtc="2025-12-07T11:51:00Z">
         <w:r>
           <w:rPr>
             <w:vertAlign w:val="superscript"/>
@@ -3165,7 +3160,7 @@
           <w:delText>36</w:delText>
         </w:r>
       </w:del>
-      <w:ins w:id="123" w:author="CPT R1 revision + co-author comments" w:date="2025-12-07T12:51:00Z" w16du:dateUtc="2025-12-07T11:51:00Z">
+      <w:ins w:id="124" w:author="CPT R1 revision + co-author comments" w:date="2025-12-07T12:51:00Z" w16du:dateUtc="2025-12-07T11:51:00Z">
         <w:r>
           <w:rPr>
             <w:vertAlign w:val="superscript"/>
@@ -3176,7 +3171,7 @@
       <w:r>
         <w:t xml:space="preserve"> Hence, methodologies which retain otherwise eligible patients and give the potential to adjust for a broader set of prognostic factors (e.g., multiple </w:t>
       </w:r>
-      <w:del w:id="124" w:author="CPT R1 revision + co-author comments" w:date="2025-12-07T12:51:00Z" w16du:dateUtc="2025-12-07T11:51:00Z">
+      <w:del w:id="125" w:author="CPT R1 revision + co-author comments" w:date="2025-12-07T12:51:00Z" w16du:dateUtc="2025-12-07T11:51:00Z">
         <w:r>
           <w:delText>imputation</w:delText>
         </w:r>
@@ -3187,7 +3182,7 @@
           <w:delText>38</w:delText>
         </w:r>
       </w:del>
-      <w:ins w:id="125" w:author="CPT R1 revision + co-author comments" w:date="2025-12-07T12:51:00Z" w16du:dateUtc="2025-12-07T11:51:00Z">
+      <w:ins w:id="126" w:author="CPT R1 revision + co-author comments" w:date="2025-12-07T12:51:00Z" w16du:dateUtc="2025-12-07T11:51:00Z">
         <w:r>
           <w:t>imputation</w:t>
         </w:r>
@@ -3201,7 +3196,7 @@
       <w:r>
         <w:t xml:space="preserve"> or doubly robust </w:t>
       </w:r>
-      <w:del w:id="126" w:author="CPT R1 revision + co-author comments" w:date="2025-12-07T12:51:00Z" w16du:dateUtc="2025-12-07T11:51:00Z">
+      <w:del w:id="127" w:author="CPT R1 revision + co-author comments" w:date="2025-12-07T12:51:00Z" w16du:dateUtc="2025-12-07T11:51:00Z">
         <w:r>
           <w:delText>methods</w:delText>
         </w:r>
@@ -3212,7 +3207,7 @@
           <w:delText>39</w:delText>
         </w:r>
       </w:del>
-      <w:ins w:id="127" w:author="CPT R1 revision + co-author comments" w:date="2025-12-07T12:51:00Z" w16du:dateUtc="2025-12-07T11:51:00Z">
+      <w:ins w:id="128" w:author="CPT R1 revision + co-author comments" w:date="2025-12-07T12:51:00Z" w16du:dateUtc="2025-12-07T11:51:00Z">
         <w:r>
           <w:t>methods</w:t>
         </w:r>
@@ -3231,8 +3226,8 @@
       <w:pPr>
         <w:pStyle w:val="Heading3"/>
       </w:pPr>
-      <w:bookmarkStart w:id="128" w:name="outcome-and-propensity-score-analyses"/>
-      <w:bookmarkEnd w:id="111"/>
+      <w:bookmarkStart w:id="129" w:name="outcome-and-propensity-score-analyses"/>
+      <w:bookmarkEnd w:id="112"/>
       <w:r>
         <w:lastRenderedPageBreak/>
         <w:t>Outcome and propensity score analyses</w:t>
@@ -3245,7 +3240,7 @@
       <w:r>
         <w:t>Due to its frequency of use in oncology trials, the primary parameter of interest in ENCORE will be defined as the marginal HR coefficient for the treatment comparison for OS.</w:t>
       </w:r>
-      <w:del w:id="129" w:author="CPT R1 revision + co-author comments" w:date="2025-12-07T12:51:00Z" w16du:dateUtc="2025-12-07T11:51:00Z">
+      <w:del w:id="130" w:author="CPT R1 revision + co-author comments" w:date="2025-12-07T12:51:00Z" w16du:dateUtc="2025-12-07T11:51:00Z">
         <w:r>
           <w:rPr>
             <w:vertAlign w:val="superscript"/>
@@ -3253,7 +3248,7 @@
           <w:delText>40</w:delText>
         </w:r>
       </w:del>
-      <w:ins w:id="130" w:author="CPT R1 revision + co-author comments" w:date="2025-12-07T12:51:00Z" w16du:dateUtc="2025-12-07T11:51:00Z">
+      <w:ins w:id="131" w:author="CPT R1 revision + co-author comments" w:date="2025-12-07T12:51:00Z" w16du:dateUtc="2025-12-07T11:51:00Z">
         <w:r>
           <w:rPr>
             <w:vertAlign w:val="superscript"/>
@@ -3264,7 +3259,7 @@
       <w:r>
         <w:t xml:space="preserve"> We will also consider alternative endpoints on an absolute risk scale such as median survival times, survival probabilities at pre-defined time points during follow-</w:t>
       </w:r>
-      <w:del w:id="131" w:author="CPT R1 revision + co-author comments" w:date="2025-12-07T12:51:00Z" w16du:dateUtc="2025-12-07T11:51:00Z">
+      <w:del w:id="132" w:author="CPT R1 revision + co-author comments" w:date="2025-12-07T12:51:00Z" w16du:dateUtc="2025-12-07T11:51:00Z">
         <w:r>
           <w:delText>up</w:delText>
         </w:r>
@@ -3275,7 +3270,7 @@
           <w:delText>41</w:delText>
         </w:r>
       </w:del>
-      <w:ins w:id="132" w:author="CPT R1 revision + co-author comments" w:date="2025-12-07T12:51:00Z" w16du:dateUtc="2025-12-07T11:51:00Z">
+      <w:ins w:id="133" w:author="CPT R1 revision + co-author comments" w:date="2025-12-07T12:51:00Z" w16du:dateUtc="2025-12-07T11:51:00Z">
         <w:r>
           <w:t>up</w:t>
         </w:r>
@@ -3297,7 +3292,7 @@
       <w:r>
         <w:t>For the estimation of marginal treatment effects, we will employ propensity score methods to adjust for measured confounding between treatment arms. The selection of relevant prognostic covariates will be based on expert clinical knowledge and published literature on prognostic scores in oncology.</w:t>
       </w:r>
-      <w:del w:id="133" w:author="CPT R1 revision + co-author comments" w:date="2025-12-07T12:51:00Z" w16du:dateUtc="2025-12-07T11:51:00Z">
+      <w:del w:id="134" w:author="CPT R1 revision + co-author comments" w:date="2025-12-07T12:51:00Z" w16du:dateUtc="2025-12-07T11:51:00Z">
         <w:r>
           <w:rPr>
             <w:vertAlign w:val="superscript"/>
@@ -3305,7 +3300,7 @@
           <w:delText>42</w:delText>
         </w:r>
       </w:del>
-      <w:ins w:id="134" w:author="CPT R1 revision + co-author comments" w:date="2025-12-07T12:51:00Z" w16du:dateUtc="2025-12-07T11:51:00Z">
+      <w:ins w:id="135" w:author="CPT R1 revision + co-author comments" w:date="2025-12-07T12:51:00Z" w16du:dateUtc="2025-12-07T11:51:00Z">
         <w:r>
           <w:rPr>
             <w:vertAlign w:val="superscript"/>
@@ -3334,7 +3329,7 @@
       <w:r>
         <w:t xml:space="preserve"> et al.</w:t>
       </w:r>
-      <w:del w:id="135" w:author="CPT R1 revision + co-author comments" w:date="2025-12-07T12:51:00Z" w16du:dateUtc="2025-12-07T11:51:00Z">
+      <w:del w:id="136" w:author="CPT R1 revision + co-author comments" w:date="2025-12-07T12:51:00Z" w16du:dateUtc="2025-12-07T11:51:00Z">
         <w:r>
           <w:rPr>
             <w:vertAlign w:val="superscript"/>
@@ -3342,7 +3337,7 @@
           <w:delText>43,44</w:delText>
         </w:r>
       </w:del>
-      <w:ins w:id="136" w:author="CPT R1 revision + co-author comments" w:date="2025-12-07T12:51:00Z" w16du:dateUtc="2025-12-07T11:51:00Z">
+      <w:ins w:id="137" w:author="CPT R1 revision + co-author comments" w:date="2025-12-07T12:51:00Z" w16du:dateUtc="2025-12-07T11:51:00Z">
         <w:r>
           <w:rPr>
             <w:vertAlign w:val="superscript"/>
@@ -3353,7 +3348,7 @@
       <w:r>
         <w:t xml:space="preserve"> As appropriate, propensity score matching or weighting will be applied to each imputed dataset. The marginal treatment effect will then be estimated in each imputed and matched or weighted dataset separately and pooled into a final estimate following Rubin’s rule.</w:t>
       </w:r>
-      <w:del w:id="137" w:author="CPT R1 revision + co-author comments" w:date="2025-12-07T12:51:00Z" w16du:dateUtc="2025-12-07T11:51:00Z">
+      <w:del w:id="138" w:author="CPT R1 revision + co-author comments" w:date="2025-12-07T12:51:00Z" w16du:dateUtc="2025-12-07T11:51:00Z">
         <w:r>
           <w:rPr>
             <w:vertAlign w:val="superscript"/>
@@ -3361,7 +3356,7 @@
           <w:delText>45,46</w:delText>
         </w:r>
       </w:del>
-      <w:ins w:id="138" w:author="CPT R1 revision + co-author comments" w:date="2025-12-07T12:51:00Z" w16du:dateUtc="2025-12-07T11:51:00Z">
+      <w:ins w:id="139" w:author="CPT R1 revision + co-author comments" w:date="2025-12-07T12:51:00Z" w16du:dateUtc="2025-12-07T11:51:00Z">
         <w:r>
           <w:rPr>
             <w:vertAlign w:val="superscript"/>
@@ -3372,7 +3367,7 @@
       <w:r>
         <w:t xml:space="preserve"> This approach has been shown to lead to unbiased estimates across different simulated scenarios with a sufficient estimation of the variance.</w:t>
       </w:r>
-      <w:del w:id="139" w:author="CPT R1 revision + co-author comments" w:date="2025-12-07T12:51:00Z" w16du:dateUtc="2025-12-07T11:51:00Z">
+      <w:del w:id="140" w:author="CPT R1 revision + co-author comments" w:date="2025-12-07T12:51:00Z" w16du:dateUtc="2025-12-07T11:51:00Z">
         <w:r>
           <w:rPr>
             <w:vertAlign w:val="superscript"/>
@@ -3380,7 +3375,7 @@
           <w:delText>43</w:delText>
         </w:r>
       </w:del>
-      <w:ins w:id="140" w:author="CPT R1 revision + co-author comments" w:date="2025-12-07T12:51:00Z" w16du:dateUtc="2025-12-07T11:51:00Z">
+      <w:ins w:id="141" w:author="CPT R1 revision + co-author comments" w:date="2025-12-07T12:51:00Z" w16du:dateUtc="2025-12-07T11:51:00Z">
         <w:r>
           <w:rPr>
             <w:vertAlign w:val="superscript"/>
@@ -3417,7 +3412,7 @@
       <w:r>
         <w:t>). Covariate balance is often considered reasonable at a SMD &lt; 0.1.</w:t>
       </w:r>
-      <w:del w:id="141" w:author="CPT R1 revision + co-author comments" w:date="2025-12-07T12:51:00Z" w16du:dateUtc="2025-12-07T11:51:00Z">
+      <w:del w:id="142" w:author="CPT R1 revision + co-author comments" w:date="2025-12-07T12:51:00Z" w16du:dateUtc="2025-12-07T11:51:00Z">
         <w:r>
           <w:rPr>
             <w:vertAlign w:val="superscript"/>
@@ -3425,7 +3420,7 @@
           <w:delText>28</w:delText>
         </w:r>
       </w:del>
-      <w:ins w:id="142" w:author="CPT R1 revision + co-author comments" w:date="2025-12-07T12:51:00Z" w16du:dateUtc="2025-12-07T11:51:00Z">
+      <w:ins w:id="143" w:author="CPT R1 revision + co-author comments" w:date="2025-12-07T12:51:00Z" w16du:dateUtc="2025-12-07T11:51:00Z">
         <w:r>
           <w:rPr>
             <w:vertAlign w:val="superscript"/>
@@ -3436,7 +3431,7 @@
       <w:r>
         <w:t xml:space="preserve"> Further, we will compute the average post-matching or post-weighting C-statistics.</w:t>
       </w:r>
-      <w:del w:id="143" w:author="CPT R1 revision + co-author comments" w:date="2025-12-07T12:51:00Z" w16du:dateUtc="2025-12-07T11:51:00Z">
+      <w:del w:id="144" w:author="CPT R1 revision + co-author comments" w:date="2025-12-07T12:51:00Z" w16du:dateUtc="2025-12-07T11:51:00Z">
         <w:r>
           <w:rPr>
             <w:vertAlign w:val="superscript"/>
@@ -3444,7 +3439,7 @@
           <w:delText>47</w:delText>
         </w:r>
       </w:del>
-      <w:ins w:id="144" w:author="CPT R1 revision + co-author comments" w:date="2025-12-07T12:51:00Z" w16du:dateUtc="2025-12-07T11:51:00Z">
+      <w:ins w:id="145" w:author="CPT R1 revision + co-author comments" w:date="2025-12-07T12:51:00Z" w16du:dateUtc="2025-12-07T11:51:00Z">
         <w:r>
           <w:rPr>
             <w:vertAlign w:val="superscript"/>
@@ -3455,7 +3450,7 @@
       <w:r>
         <w:t xml:space="preserve"> In addition, we will use a published prognostic score for </w:t>
       </w:r>
-      <w:del w:id="145" w:author="CPT R1 revision + co-author comments" w:date="2025-12-07T12:51:00Z" w16du:dateUtc="2025-12-07T11:51:00Z">
+      <w:del w:id="146" w:author="CPT R1 revision + co-author comments" w:date="2025-12-07T12:51:00Z" w16du:dateUtc="2025-12-07T11:51:00Z">
         <w:r>
           <w:delText>OS</w:delText>
         </w:r>
@@ -3466,7 +3461,7 @@
           <w:delText>42</w:delText>
         </w:r>
       </w:del>
-      <w:ins w:id="146" w:author="CPT R1 revision + co-author comments" w:date="2025-12-07T12:51:00Z" w16du:dateUtc="2025-12-07T11:51:00Z">
+      <w:ins w:id="147" w:author="CPT R1 revision + co-author comments" w:date="2025-12-07T12:51:00Z" w16du:dateUtc="2025-12-07T11:51:00Z">
         <w:r>
           <w:t>OS</w:t>
         </w:r>
@@ -3480,7 +3475,7 @@
       <w:r>
         <w:t xml:space="preserve"> as a balance measure to visually assess if the prognostic score is balanced between treatment arms after propensity score matching or weighting as this approach was described to show the highest correlations with bias compared with other balance measures and not affected by model misspecification.</w:t>
       </w:r>
-      <w:del w:id="147" w:author="CPT R1 revision + co-author comments" w:date="2025-12-07T12:51:00Z" w16du:dateUtc="2025-12-07T11:51:00Z">
+      <w:del w:id="148" w:author="CPT R1 revision + co-author comments" w:date="2025-12-07T12:51:00Z" w16du:dateUtc="2025-12-07T11:51:00Z">
         <w:r>
           <w:rPr>
             <w:vertAlign w:val="superscript"/>
@@ -3488,7 +3483,7 @@
           <w:delText>48</w:delText>
         </w:r>
       </w:del>
-      <w:ins w:id="148" w:author="CPT R1 revision + co-author comments" w:date="2025-12-07T12:51:00Z" w16du:dateUtc="2025-12-07T11:51:00Z">
+      <w:ins w:id="149" w:author="CPT R1 revision + co-author comments" w:date="2025-12-07T12:51:00Z" w16du:dateUtc="2025-12-07T11:51:00Z">
         <w:r>
           <w:rPr>
             <w:vertAlign w:val="superscript"/>
@@ -3504,7 +3499,7 @@
       <w:r>
         <w:t>Similarly, survival probabilities for individual time points will be estimated in each imputed and propensity score matched or weighted dataset according to the Kaplan-Meier method.</w:t>
       </w:r>
-      <w:del w:id="149" w:author="CPT R1 revision + co-author comments" w:date="2025-12-07T12:51:00Z" w16du:dateUtc="2025-12-07T11:51:00Z">
+      <w:del w:id="150" w:author="CPT R1 revision + co-author comments" w:date="2025-12-07T12:51:00Z" w16du:dateUtc="2025-12-07T11:51:00Z">
         <w:r>
           <w:rPr>
             <w:vertAlign w:val="superscript"/>
@@ -3512,7 +3507,7 @@
           <w:delText>41</w:delText>
         </w:r>
       </w:del>
-      <w:ins w:id="150" w:author="CPT R1 revision + co-author comments" w:date="2025-12-07T12:51:00Z" w16du:dateUtc="2025-12-07T11:51:00Z">
+      <w:ins w:id="151" w:author="CPT R1 revision + co-author comments" w:date="2025-12-07T12:51:00Z" w16du:dateUtc="2025-12-07T11:51:00Z">
         <w:r>
           <w:rPr>
             <w:vertAlign w:val="superscript"/>
@@ -3641,7 +3636,7 @@
       <w:r>
         <w:t xml:space="preserve"> denoting the survival probability at a given follow-up time during.</w:t>
       </w:r>
-      <w:del w:id="151" w:author="CPT R1 revision + co-author comments" w:date="2025-12-07T12:51:00Z" w16du:dateUtc="2025-12-07T11:51:00Z">
+      <w:del w:id="152" w:author="CPT R1 revision + co-author comments" w:date="2025-12-07T12:51:00Z" w16du:dateUtc="2025-12-07T11:51:00Z">
         <w:r>
           <w:rPr>
             <w:vertAlign w:val="superscript"/>
@@ -3649,7 +3644,7 @@
           <w:delText>49,50</w:delText>
         </w:r>
       </w:del>
-      <w:ins w:id="152" w:author="CPT R1 revision + co-author comments" w:date="2025-12-07T12:51:00Z" w16du:dateUtc="2025-12-07T11:51:00Z">
+      <w:ins w:id="153" w:author="CPT R1 revision + co-author comments" w:date="2025-12-07T12:51:00Z" w16du:dateUtc="2025-12-07T11:51:00Z">
         <w:r>
           <w:rPr>
             <w:vertAlign w:val="superscript"/>
@@ -3745,8 +3740,8 @@
       <w:pPr>
         <w:pStyle w:val="Heading3"/>
       </w:pPr>
-      <w:bookmarkStart w:id="153" w:name="sensitivity-analyses"/>
-      <w:bookmarkEnd w:id="128"/>
+      <w:bookmarkStart w:id="154" w:name="sensitivity-analyses"/>
+      <w:bookmarkEnd w:id="129"/>
       <w:r>
         <w:t>Sensitivity analyses</w:t>
       </w:r>
@@ -3763,8 +3758,8 @@
       <w:pPr>
         <w:pStyle w:val="Heading3"/>
       </w:pPr>
-      <w:bookmarkStart w:id="154" w:name="X6801d5ea0029348ccebf6f56cafab146f7aa92b"/>
-      <w:bookmarkEnd w:id="153"/>
+      <w:bookmarkStart w:id="155" w:name="X6801d5ea0029348ccebf6f56cafab146f7aa92b"/>
+      <w:bookmarkEnd w:id="154"/>
       <w:r>
         <w:t>Reproducibility and consistency across emulation</w:t>
       </w:r>
@@ -3785,7 +3780,7 @@
       <w:r>
         <w:t xml:space="preserve"> streamlines the query of analytic cohorts and measurement of covariates and outcomes using parameterized functions. Due to the blinding of databases used for ENCORE, this package is not</w:t>
       </w:r>
-      <w:del w:id="155" w:author="CPT R1 revision + co-author comments" w:date="2025-12-07T12:51:00Z" w16du:dateUtc="2025-12-07T11:51:00Z">
+      <w:del w:id="156" w:author="CPT R1 revision + co-author comments" w:date="2025-12-07T12:51:00Z" w16du:dateUtc="2025-12-07T11:51:00Z">
         <w:r>
           <w:delText xml:space="preserve"> able to be</w:delText>
         </w:r>
@@ -3818,7 +3813,7 @@
       <w:r>
         <w:t>, will then facilitate the complex multi-step workflows of multiple imputation, propensity score matching and weighting and estimating pooled marginal treatment effects and Kaplan-Meier curves along with other established statistical R packages.</w:t>
       </w:r>
-      <w:del w:id="156" w:author="CPT R1 revision + co-author comments" w:date="2025-12-07T12:51:00Z" w16du:dateUtc="2025-12-07T11:51:00Z">
+      <w:del w:id="157" w:author="CPT R1 revision + co-author comments" w:date="2025-12-07T12:51:00Z" w16du:dateUtc="2025-12-07T11:51:00Z">
         <w:r>
           <w:rPr>
             <w:vertAlign w:val="superscript"/>
@@ -3826,7 +3821,7 @@
           <w:delText>51–56</w:delText>
         </w:r>
       </w:del>
-      <w:ins w:id="157" w:author="CPT R1 revision + co-author comments" w:date="2025-12-07T12:51:00Z" w16du:dateUtc="2025-12-07T11:51:00Z">
+      <w:ins w:id="158" w:author="CPT R1 revision + co-author comments" w:date="2025-12-07T12:51:00Z" w16du:dateUtc="2025-12-07T11:51:00Z">
         <w:r>
           <w:rPr>
             <w:vertAlign w:val="superscript"/>
@@ -3899,10 +3894,10 @@
       <w:pPr>
         <w:pStyle w:val="Heading1"/>
       </w:pPr>
-      <w:bookmarkStart w:id="158" w:name="discussion"/>
-      <w:bookmarkEnd w:id="22"/>
-      <w:bookmarkEnd w:id="108"/>
-      <w:bookmarkEnd w:id="154"/>
+      <w:bookmarkStart w:id="159" w:name="discussion"/>
+      <w:bookmarkEnd w:id="23"/>
+      <w:bookmarkEnd w:id="109"/>
+      <w:bookmarkEnd w:id="155"/>
       <w:r>
         <w:lastRenderedPageBreak/>
         <w:t>Discussion</w:t>
@@ -3921,7 +3916,7 @@
         </w:rPr>
         <w:t>8,</w:t>
       </w:r>
-      <w:del w:id="159" w:author="CPT R1 revision + co-author comments" w:date="2025-12-07T12:51:00Z" w16du:dateUtc="2025-12-07T11:51:00Z">
+      <w:del w:id="160" w:author="CPT R1 revision + co-author comments" w:date="2025-12-07T12:51:00Z" w16du:dateUtc="2025-12-07T11:51:00Z">
         <w:r>
           <w:rPr>
             <w:vertAlign w:val="superscript"/>
@@ -3929,7 +3924,7 @@
           <w:delText>31</w:delText>
         </w:r>
       </w:del>
-      <w:ins w:id="160" w:author="CPT R1 revision + co-author comments" w:date="2025-12-07T12:51:00Z" w16du:dateUtc="2025-12-07T11:51:00Z">
+      <w:ins w:id="161" w:author="CPT R1 revision + co-author comments" w:date="2025-12-07T12:51:00Z" w16du:dateUtc="2025-12-07T11:51:00Z">
         <w:r>
           <w:rPr>
             <w:vertAlign w:val="superscript"/>
@@ -3954,7 +3949,7 @@
         </w:rPr>
         <w:t>8,</w:t>
       </w:r>
-      <w:del w:id="161" w:author="CPT R1 revision + co-author comments" w:date="2025-12-07T12:51:00Z" w16du:dateUtc="2025-12-07T11:51:00Z">
+      <w:del w:id="162" w:author="CPT R1 revision + co-author comments" w:date="2025-12-07T12:51:00Z" w16du:dateUtc="2025-12-07T11:51:00Z">
         <w:r>
           <w:rPr>
             <w:vertAlign w:val="superscript"/>
@@ -3962,7 +3957,7 @@
           <w:delText>31</w:delText>
         </w:r>
       </w:del>
-      <w:ins w:id="162" w:author="CPT R1 revision + co-author comments" w:date="2025-12-07T12:51:00Z" w16du:dateUtc="2025-12-07T11:51:00Z">
+      <w:ins w:id="163" w:author="CPT R1 revision + co-author comments" w:date="2025-12-07T12:51:00Z" w16du:dateUtc="2025-12-07T11:51:00Z">
         <w:r>
           <w:rPr>
             <w:vertAlign w:val="superscript"/>
@@ -3973,12 +3968,12 @@
       <w:r>
         <w:t xml:space="preserve"> identified multiple emulation challenges that may be similar in ENCORE. One particular aspect that we may not always be able to emulate is the exact distribution of patient characteristics of the trial population. This can be due to the lack of data granularity and comprehensiveness to emulate relevant eligibility criteria or the fact that large pivotal trials in oncology are typically conducted in multiple countries worldwide (all considered databases reflect the US only). This may impact the results of this trial emulation given that the distribution of genetic alterations and biomarkers, prognosis, and factors that drive heterogeneous treatment outcomes of certain cancers can differ between countries. For example, certain cancers (e.g., GI cancers) or certain genetic mutations (e.g., EGFR mutations in lung cancer) are much more prevalent in certain geographic regions and populations compared to the US. Additionally, treatment landscapes such as the preference for specific regimens or compounds, their use in earlier or later lines of therapies, and supportive care practices can differ between geographic regions</w:t>
       </w:r>
-      <w:del w:id="163" w:author="CPT R1 revision + co-author comments" w:date="2025-12-07T12:51:00Z" w16du:dateUtc="2025-12-07T11:51:00Z">
+      <w:del w:id="164" w:author="CPT R1 revision + co-author comments" w:date="2025-12-07T12:51:00Z" w16du:dateUtc="2025-12-07T11:51:00Z">
         <w:r>
           <w:delText>, too</w:delText>
         </w:r>
       </w:del>
-      <w:ins w:id="164" w:author="CPT R1 revision + co-author comments" w:date="2025-12-07T12:51:00Z" w16du:dateUtc="2025-12-07T11:51:00Z">
+      <w:ins w:id="165" w:author="CPT R1 revision + co-author comments" w:date="2025-12-07T12:51:00Z" w16du:dateUtc="2025-12-07T11:51:00Z">
         <w:r>
           <w:t xml:space="preserve">. These factors should impact results only if they function as effect modifiers of the association between treatment and outcome. In this case, if measurable, the distribution of such effect-modifying factors will be adjusted for by weighting the effect modifiers to match the distribution of the target population enrolled in the clinical trial, </w:t>
         </w:r>
@@ -4016,7 +4011,7 @@
       <w:r>
         <w:t>Another common challenge in the emulation of oncology trials is the estimation of an “treatment policy”/“intention-to-treat” analogous estimand which is usually the primary estimand reported in oncology RCTs. Due to intercurrent events, such as non-adherence, crossover of a high proportion of patients from the control to the intervention arm, or differences in subsequent therapies there may be observed differences in outcomes between trial and emulation.</w:t>
       </w:r>
-      <w:del w:id="165" w:author="CPT R1 revision + co-author comments" w:date="2025-12-07T12:51:00Z" w16du:dateUtc="2025-12-07T11:51:00Z">
+      <w:del w:id="166" w:author="CPT R1 revision + co-author comments" w:date="2025-12-07T12:51:00Z" w16du:dateUtc="2025-12-07T11:51:00Z">
         <w:r>
           <w:rPr>
             <w:vertAlign w:val="superscript"/>
@@ -4024,7 +4019,7 @@
           <w:delText>26</w:delText>
         </w:r>
       </w:del>
-      <w:ins w:id="166" w:author="CPT R1 revision + co-author comments" w:date="2025-12-07T12:51:00Z" w16du:dateUtc="2025-12-07T11:51:00Z">
+      <w:ins w:id="167" w:author="CPT R1 revision + co-author comments" w:date="2025-12-07T12:51:00Z" w16du:dateUtc="2025-12-07T11:51:00Z">
         <w:r>
           <w:rPr>
             <w:vertAlign w:val="superscript"/>
@@ -4035,7 +4030,7 @@
       <w:r>
         <w:t xml:space="preserve"> Although this is also a common challenge in the analysis of RCTs,</w:t>
       </w:r>
-      <w:del w:id="167" w:author="CPT R1 revision + co-author comments" w:date="2025-12-07T12:51:00Z" w16du:dateUtc="2025-12-07T11:51:00Z">
+      <w:del w:id="168" w:author="CPT R1 revision + co-author comments" w:date="2025-12-07T12:51:00Z" w16du:dateUtc="2025-12-07T11:51:00Z">
         <w:r>
           <w:rPr>
             <w:vertAlign w:val="superscript"/>
@@ -4043,7 +4038,7 @@
           <w:delText>25</w:delText>
         </w:r>
       </w:del>
-      <w:ins w:id="168" w:author="CPT R1 revision + co-author comments" w:date="2025-12-07T12:51:00Z" w16du:dateUtc="2025-12-07T11:51:00Z">
+      <w:ins w:id="169" w:author="CPT R1 revision + co-author comments" w:date="2025-12-07T12:51:00Z" w16du:dateUtc="2025-12-07T11:51:00Z">
         <w:r>
           <w:rPr>
             <w:vertAlign w:val="superscript"/>
@@ -4071,7 +4066,7 @@
       <w:r>
         <w:t>This issue may be amplified with more complex treatment protocols like combination regimens (e.g., CheckMate9LA) as compared to monotherapies (e.g., CheckMate057) since the ascertainment of the exposure needs to happen over a pre-defined time window which is often difficult to calibrate in RWD. As a result, exposure misclassification (due to overly narrow ascertainment windows) and selection bias (due to overly long ascertainment windows) are common trade-offs in such scenarios. Alternative analytic approaches which target a per-protocol estimand, such as the clone-censor-weight design,</w:t>
       </w:r>
-      <w:del w:id="169" w:author="CPT R1 revision + co-author comments" w:date="2025-12-07T12:51:00Z" w16du:dateUtc="2025-12-07T11:51:00Z">
+      <w:del w:id="170" w:author="CPT R1 revision + co-author comments" w:date="2025-12-07T12:51:00Z" w16du:dateUtc="2025-12-07T11:51:00Z">
         <w:r>
           <w:rPr>
             <w:vertAlign w:val="superscript"/>
@@ -4079,7 +4074,7 @@
           <w:delText>57</w:delText>
         </w:r>
       </w:del>
-      <w:ins w:id="170" w:author="CPT R1 revision + co-author comments" w:date="2025-12-07T12:51:00Z" w16du:dateUtc="2025-12-07T11:51:00Z">
+      <w:ins w:id="171" w:author="CPT R1 revision + co-author comments" w:date="2025-12-07T12:51:00Z" w16du:dateUtc="2025-12-07T11:51:00Z">
         <w:r>
           <w:rPr>
             <w:vertAlign w:val="superscript"/>
@@ -4095,7 +4090,7 @@
       <w:pPr>
         <w:pStyle w:val="Heading2"/>
       </w:pPr>
-      <w:bookmarkStart w:id="171" w:name="conclusions"/>
+      <w:bookmarkStart w:id="172" w:name="conclusions"/>
       <w:r>
         <w:t>Conclusions</w:t>
       </w:r>
@@ -4121,9 +4116,9 @@
       <w:pPr>
         <w:pStyle w:val="Heading1"/>
       </w:pPr>
-      <w:bookmarkStart w:id="172" w:name="references"/>
-      <w:bookmarkEnd w:id="158"/>
-      <w:bookmarkEnd w:id="171"/>
+      <w:bookmarkStart w:id="173" w:name="references"/>
+      <w:bookmarkEnd w:id="159"/>
+      <w:bookmarkEnd w:id="172"/>
       <w:r>
         <w:lastRenderedPageBreak/>
         <w:t>References</w:t>
@@ -4133,8 +4128,8 @@
       <w:pPr>
         <w:pStyle w:val="Bibliography"/>
       </w:pPr>
-      <w:bookmarkStart w:id="173" w:name="ref-RWEFDA"/>
-      <w:bookmarkStart w:id="174" w:name="refs"/>
+      <w:bookmarkStart w:id="174" w:name="ref-RWEFDA"/>
+      <w:bookmarkStart w:id="175" w:name="refs"/>
       <w:r>
         <w:t xml:space="preserve">1. </w:t>
       </w:r>
@@ -4167,18 +4162,289 @@
     <w:p>
       <w:pPr>
         <w:pStyle w:val="Bibliography"/>
-        <w:rPr>
-          <w:lang w:val="de-DE"/>
-        </w:rPr>
-      </w:pPr>
-      <w:bookmarkStart w:id="175" w:name="ref-mullard20242023"/>
-      <w:bookmarkEnd w:id="173"/>
+      </w:pPr>
+      <w:bookmarkStart w:id="176" w:name="ref-mullard20242023"/>
+      <w:bookmarkEnd w:id="174"/>
       <w:r>
         <w:t xml:space="preserve">2. </w:t>
       </w:r>
       <w:r>
         <w:tab/>
         <w:t xml:space="preserve">Mullard, A. 2023 FDA approvals. </w:t>
+      </w:r>
+      <w:r>
+        <w:rPr>
+          <w:i/>
+          <w:iCs/>
+        </w:rPr>
+        <w:t>Nat Rev Drug Discov</w:t>
+      </w:r>
+      <w:r>
+        <w:t xml:space="preserve"> </w:t>
+      </w:r>
+      <w:r>
+        <w:rPr>
+          <w:b/>
+          <w:bCs/>
+        </w:rPr>
+        <w:t>23</w:t>
+      </w:r>
+      <w:r>
+        <w:t>, 88–95 (2024).</w:t>
+      </w:r>
+    </w:p>
+    <w:p>
+      <w:pPr>
+        <w:pStyle w:val="Bibliography"/>
+      </w:pPr>
+      <w:bookmarkStart w:id="177" w:name="ref-Merola2022"/>
+      <w:bookmarkEnd w:id="176"/>
+      <w:r>
+        <w:rPr>
+          <w:lang w:val="de-DE"/>
+        </w:rPr>
+        <w:t xml:space="preserve">3. </w:t>
+      </w:r>
+      <w:r>
+        <w:rPr>
+          <w:lang w:val="de-DE"/>
+        </w:rPr>
+        <w:tab/>
+      </w:r>
+      <w:proofErr w:type="spellStart"/>
+      <w:r>
+        <w:rPr>
+          <w:lang w:val="de-DE"/>
+        </w:rPr>
+        <w:t>Merola</w:t>
+      </w:r>
+      <w:proofErr w:type="spellEnd"/>
+      <w:r>
+        <w:rPr>
+          <w:lang w:val="de-DE"/>
+        </w:rPr>
+        <w:t xml:space="preserve">, D., </w:t>
+      </w:r>
+      <w:proofErr w:type="spellStart"/>
+      <w:r>
+        <w:rPr>
+          <w:lang w:val="de-DE"/>
+        </w:rPr>
+        <w:t>Schneeweiss</w:t>
+      </w:r>
+      <w:proofErr w:type="spellEnd"/>
+      <w:r>
+        <w:rPr>
+          <w:lang w:val="de-DE"/>
+        </w:rPr>
+        <w:t xml:space="preserve">, S., Schrag, D., </w:t>
+      </w:r>
+      <w:proofErr w:type="spellStart"/>
+      <w:r>
+        <w:rPr>
+          <w:lang w:val="de-DE"/>
+        </w:rPr>
+        <w:t>Lii</w:t>
+      </w:r>
+      <w:proofErr w:type="spellEnd"/>
+      <w:r>
+        <w:rPr>
+          <w:lang w:val="de-DE"/>
+        </w:rPr>
+        <w:t xml:space="preserve">, J. &amp; Lin, K. J. </w:t>
+      </w:r>
+      <w:r>
+        <w:fldChar w:fldCharType="begin"/>
+      </w:r>
+      <w:r>
+        <w:rPr>
+          <w:lang w:val="de-DE"/>
+        </w:rPr>
+        <w:instrText>HYPERLINK "https://doi.org/10.1016/j.annepidem.2022.07.007" \h</w:instrText>
+      </w:r>
+      <w:r>
+        <w:fldChar w:fldCharType="separate"/>
+      </w:r>
+      <w:r>
+        <w:rPr>
+          <w:rStyle w:val="Hyperlink"/>
+        </w:rPr>
+        <w:t>An algorithm to predict data completeness in oncology electronic medical records for comparative effectiveness research</w:t>
+      </w:r>
+      <w:r>
+        <w:fldChar w:fldCharType="end"/>
+      </w:r>
+      <w:r>
+        <w:t xml:space="preserve">. </w:t>
+      </w:r>
+      <w:r>
+        <w:rPr>
+          <w:i/>
+          <w:iCs/>
+        </w:rPr>
+        <w:t>Annals of Epidemiology</w:t>
+      </w:r>
+      <w:r>
+        <w:t xml:space="preserve"> </w:t>
+      </w:r>
+      <w:r>
+        <w:rPr>
+          <w:b/>
+          <w:bCs/>
+        </w:rPr>
+        <w:t>76</w:t>
+      </w:r>
+      <w:r>
+        <w:t>, 143–149 (2022).</w:t>
+      </w:r>
+    </w:p>
+    <w:p>
+      <w:pPr>
+        <w:pStyle w:val="Bibliography"/>
+      </w:pPr>
+      <w:bookmarkStart w:id="178" w:name="ref-joshua2022longitudinal"/>
+      <w:bookmarkEnd w:id="177"/>
+      <w:r>
+        <w:t xml:space="preserve">4. </w:t>
+      </w:r>
+      <w:r>
+        <w:tab/>
+        <w:t xml:space="preserve">Joshua Lin, K. </w:t>
+      </w:r>
+      <w:r>
+        <w:rPr>
+          <w:i/>
+          <w:iCs/>
+        </w:rPr>
+        <w:t>et al.</w:t>
+      </w:r>
+      <w:r>
+        <w:t xml:space="preserve"> Longitudinal data discontinuity in electronic health records and consequences for medication effectiveness studies. </w:t>
+      </w:r>
+      <w:r>
+        <w:rPr>
+          <w:i/>
+          <w:iCs/>
+        </w:rPr>
+        <w:t>Clinical Pharmacology &amp; Therapeutics</w:t>
+      </w:r>
+      <w:r>
+        <w:t xml:space="preserve"> </w:t>
+      </w:r>
+      <w:r>
+        <w:rPr>
+          <w:b/>
+          <w:bCs/>
+        </w:rPr>
+        <w:t>111</w:t>
+      </w:r>
+      <w:r>
+        <w:t>, 243–251 (2022).</w:t>
+      </w:r>
+    </w:p>
+    <w:p>
+      <w:pPr>
+        <w:pStyle w:val="Bibliography"/>
+      </w:pPr>
+      <w:bookmarkStart w:id="179" w:name="ref-rider2024emulations"/>
+      <w:bookmarkEnd w:id="178"/>
+      <w:r>
+        <w:t xml:space="preserve">5. </w:t>
+      </w:r>
+      <w:r>
+        <w:tab/>
+        <w:t xml:space="preserve">Rider, J. R. </w:t>
+      </w:r>
+      <w:r>
+        <w:rPr>
+          <w:i/>
+          <w:iCs/>
+        </w:rPr>
+        <w:t>et al.</w:t>
+      </w:r>
+      <w:r>
+        <w:t xml:space="preserve"> Emulations of oncology trials using real-world data: A systematic literature review. </w:t>
+      </w:r>
+      <w:r>
+        <w:rPr>
+          <w:i/>
+          <w:iCs/>
+        </w:rPr>
+        <w:t>American journal of epidemiology</w:t>
+      </w:r>
+      <w:r>
+        <w:t xml:space="preserve"> kwae346 (2024).</w:t>
+      </w:r>
+    </w:p>
+    <w:p>
+      <w:pPr>
+        <w:pStyle w:val="Bibliography"/>
+      </w:pPr>
+      <w:bookmarkStart w:id="180" w:name="ref-merola2023aetion"/>
+      <w:bookmarkEnd w:id="179"/>
+      <w:r>
+        <w:t xml:space="preserve">6. </w:t>
+      </w:r>
+      <w:r>
+        <w:tab/>
+        <w:t xml:space="preserve">Merola, D. </w:t>
+      </w:r>
+      <w:r>
+        <w:rPr>
+          <w:i/>
+          <w:iCs/>
+        </w:rPr>
+        <w:t>et al.</w:t>
+      </w:r>
+      <w:r>
+        <w:t xml:space="preserve"> The aetion coalition to advance real-world evidence through randomized controlled trial emulation initiative: oncology. </w:t>
+      </w:r>
+      <w:r>
+        <w:rPr>
+          <w:i/>
+          <w:iCs/>
+        </w:rPr>
+        <w:t>Clinical Pharmacology &amp; Therapeutics</w:t>
+      </w:r>
+      <w:r>
+        <w:t xml:space="preserve"> </w:t>
+      </w:r>
+      <w:r>
+        <w:rPr>
+          <w:b/>
+          <w:bCs/>
+        </w:rPr>
+        <w:t>113</w:t>
+      </w:r>
+      <w:r>
+        <w:t>, 1217–1222 (2023).</w:t>
+      </w:r>
+    </w:p>
+    <w:p>
+      <w:pPr>
+        <w:pStyle w:val="Bibliography"/>
+        <w:rPr>
+          <w:lang w:val="de-DE"/>
+        </w:rPr>
+      </w:pPr>
+      <w:bookmarkStart w:id="181" w:name="ref-merola2024calibrating"/>
+      <w:bookmarkEnd w:id="180"/>
+      <w:r>
+        <w:t xml:space="preserve">7. </w:t>
+      </w:r>
+      <w:r>
+        <w:tab/>
+        <w:t xml:space="preserve">Merola, D. </w:t>
+      </w:r>
+      <w:r>
+        <w:rPr>
+          <w:i/>
+          <w:iCs/>
+        </w:rPr>
+        <w:t>et al.</w:t>
+      </w:r>
+      <w:r>
+        <w:t xml:space="preserve"> Calibrating observational health record data against a randomized trial. </w:t>
       </w:r>
       <w:r>
         <w:rPr>
@@ -4186,18 +4452,1279 @@
           <w:iCs/>
           <w:lang w:val="de-DE"/>
         </w:rPr>
-        <w:t xml:space="preserve">Nat Rev Drug </w:t>
-      </w:r>
-      <w:proofErr w:type="spellStart"/>
+        <w:t>JAMA Network Open</w:t>
+      </w:r>
+      <w:r>
+        <w:rPr>
+          <w:lang w:val="de-DE"/>
+        </w:rPr>
+        <w:t xml:space="preserve"> </w:t>
+      </w:r>
+      <w:r>
+        <w:rPr>
+          <w:b/>
+          <w:bCs/>
+          <w:lang w:val="de-DE"/>
+        </w:rPr>
+        <w:t>7</w:t>
+      </w:r>
+      <w:r>
+        <w:rPr>
+          <w:lang w:val="de-DE"/>
+        </w:rPr>
+        <w:t>, e2436535–e2436535 (2024).</w:t>
+      </w:r>
+    </w:p>
+    <w:p>
+      <w:pPr>
+        <w:pStyle w:val="Bibliography"/>
+      </w:pPr>
+      <w:bookmarkStart w:id="182" w:name="ref-wang2023emulation"/>
+      <w:bookmarkEnd w:id="181"/>
+      <w:r>
+        <w:rPr>
+          <w:lang w:val="de-DE"/>
+        </w:rPr>
+        <w:t xml:space="preserve">8. </w:t>
+      </w:r>
+      <w:r>
+        <w:rPr>
+          <w:lang w:val="de-DE"/>
+        </w:rPr>
+        <w:tab/>
+        <w:t xml:space="preserve">Wang, S. V. </w:t>
+      </w:r>
       <w:r>
         <w:rPr>
           <w:i/>
           <w:iCs/>
           <w:lang w:val="de-DE"/>
         </w:rPr>
-        <w:t>Discov</w:t>
+        <w:t>et al.</w:t>
+      </w:r>
+      <w:r>
+        <w:rPr>
+          <w:lang w:val="de-DE"/>
+        </w:rPr>
+        <w:t xml:space="preserve"> </w:t>
+      </w:r>
+      <w:r>
+        <w:fldChar w:fldCharType="begin"/>
+      </w:r>
+      <w:r>
+        <w:rPr>
+          <w:lang w:val="de-DE"/>
+        </w:rPr>
+        <w:instrText>HYPERLINK "https://doi.org/10.1001/jama.2023.4221" \h</w:instrText>
+      </w:r>
+      <w:r>
+        <w:fldChar w:fldCharType="separate"/>
+      </w:r>
+      <w:r>
+        <w:rPr>
+          <w:rStyle w:val="Hyperlink"/>
+        </w:rPr>
+        <w:t>Emulation of randomized clinical trials with nonrandomized database analyses: Results of 32 clinical trials</w:t>
+      </w:r>
+      <w:r>
+        <w:fldChar w:fldCharType="end"/>
+      </w:r>
+      <w:r>
+        <w:t xml:space="preserve">. </w:t>
+      </w:r>
+      <w:r>
+        <w:rPr>
+          <w:i/>
+          <w:iCs/>
+        </w:rPr>
+        <w:t>Jama</w:t>
+      </w:r>
+      <w:r>
+        <w:t xml:space="preserve"> </w:t>
+      </w:r>
+      <w:r>
+        <w:rPr>
+          <w:b/>
+          <w:bCs/>
+        </w:rPr>
+        <w:t>329</w:t>
+      </w:r>
+      <w:r>
+        <w:t>, 1376–1385 (2023).</w:t>
+      </w:r>
+    </w:p>
+    <w:p>
+      <w:pPr>
+        <w:pStyle w:val="Bibliography"/>
+      </w:pPr>
+      <w:bookmarkStart w:id="183" w:name="ref-heyard2024design"/>
+      <w:bookmarkEnd w:id="182"/>
+      <w:r>
+        <w:t xml:space="preserve">9. </w:t>
+      </w:r>
+      <w:r>
+        <w:tab/>
+        <w:t xml:space="preserve">Heyard, R., Held, L., Schneeweiss, S. &amp; Wang, S. V. </w:t>
+      </w:r>
+      <w:r>
+        <w:fldChar w:fldCharType="begin"/>
+      </w:r>
+      <w:r>
+        <w:instrText>HYPERLINK "https://doi.org/10.1136/bmjmed-2023-000709" \h</w:instrText>
+      </w:r>
+      <w:r>
+        <w:fldChar w:fldCharType="separate"/>
+      </w:r>
+      <w:r>
+        <w:rPr>
+          <w:rStyle w:val="Hyperlink"/>
+        </w:rPr>
+        <w:t xml:space="preserve">Design differences and variation in results between </w:t>
+      </w:r>
+      <w:proofErr w:type="spellStart"/>
+      <w:r>
+        <w:rPr>
+          <w:rStyle w:val="Hyperlink"/>
+        </w:rPr>
+        <w:t>randomised</w:t>
       </w:r>
       <w:proofErr w:type="spellEnd"/>
+      <w:r>
+        <w:rPr>
+          <w:rStyle w:val="Hyperlink"/>
+        </w:rPr>
+        <w:t xml:space="preserve"> trials and non-</w:t>
+      </w:r>
+      <w:proofErr w:type="spellStart"/>
+      <w:r>
+        <w:rPr>
+          <w:rStyle w:val="Hyperlink"/>
+        </w:rPr>
+        <w:t>randomised</w:t>
+      </w:r>
+      <w:proofErr w:type="spellEnd"/>
+      <w:r>
+        <w:rPr>
+          <w:rStyle w:val="Hyperlink"/>
+        </w:rPr>
+        <w:t xml:space="preserve"> emulations: Meta-analysis of RCT-DUPLICATE data</w:t>
+      </w:r>
+      <w:r>
+        <w:fldChar w:fldCharType="end"/>
+      </w:r>
+      <w:r>
+        <w:t xml:space="preserve">. </w:t>
+      </w:r>
+      <w:r>
+        <w:rPr>
+          <w:i/>
+          <w:iCs/>
+        </w:rPr>
+        <w:t>BMJ medicine</w:t>
+      </w:r>
+      <w:r>
+        <w:t xml:space="preserve"> </w:t>
+      </w:r>
+      <w:r>
+        <w:rPr>
+          <w:b/>
+          <w:bCs/>
+        </w:rPr>
+        <w:t>3</w:t>
+      </w:r>
+      <w:r>
+        <w:t>, (2024).</w:t>
+      </w:r>
+    </w:p>
+    <w:p>
+      <w:pPr>
+        <w:pStyle w:val="Bibliography"/>
+      </w:pPr>
+      <w:bookmarkStart w:id="184" w:name="ref-encoreFDA"/>
+      <w:bookmarkEnd w:id="183"/>
+      <w:r>
+        <w:t xml:space="preserve">10. </w:t>
+      </w:r>
+      <w:r>
+        <w:tab/>
+        <w:t>Calibrating real-world evidence studies in oncology against randomized trials: ENCORE (last accessed 11/28/2024). (2024).at &lt;</w:t>
+      </w:r>
+      <w:r>
+        <w:fldChar w:fldCharType="begin"/>
+      </w:r>
+      <w:r>
+        <w:instrText>HYPERLINK "https://www.fda.gov/about-fda/oncology-center-excellence/calibrating-real-world-evidence-studies-oncology-against-randomized-trials-encore" \h</w:instrText>
+      </w:r>
+      <w:r>
+        <w:fldChar w:fldCharType="separate"/>
+      </w:r>
+      <w:r>
+        <w:rPr>
+          <w:rStyle w:val="Hyperlink"/>
+        </w:rPr>
+        <w:t>https://www.fda.gov/about-fda/oncology-center-excellence/calibrating-real-world-evidence-studies-oncology-against-randomized-trials-encore</w:t>
+      </w:r>
+      <w:r>
+        <w:fldChar w:fldCharType="end"/>
+      </w:r>
+      <w:r>
+        <w:t>&gt;</w:t>
+      </w:r>
+    </w:p>
+    <w:p>
+      <w:pPr>
+        <w:pStyle w:val="Bibliography"/>
+      </w:pPr>
+      <w:bookmarkStart w:id="185" w:name="ref-rivera2024oncology"/>
+      <w:bookmarkEnd w:id="184"/>
+      <w:r>
+        <w:t xml:space="preserve">11. </w:t>
+      </w:r>
+      <w:r>
+        <w:tab/>
+        <w:t xml:space="preserve">Rivera, D. R. </w:t>
+      </w:r>
+      <w:r>
+        <w:rPr>
+          <w:i/>
+          <w:iCs/>
+        </w:rPr>
+        <w:t>et al.</w:t>
+      </w:r>
+      <w:r>
+        <w:t xml:space="preserve"> The oncology QCARD initiative: Fostering efficient evaluation of initial real-world data proposals. </w:t>
+      </w:r>
+      <w:r>
+        <w:rPr>
+          <w:i/>
+          <w:iCs/>
+        </w:rPr>
+        <w:t>Pharmacoepidemiology and Drug Safety</w:t>
+      </w:r>
+      <w:r>
+        <w:t xml:space="preserve"> </w:t>
+      </w:r>
+      <w:r>
+        <w:rPr>
+          <w:b/>
+          <w:bCs/>
+        </w:rPr>
+        <w:t>33</w:t>
+      </w:r>
+      <w:r>
+        <w:t>, e5818 (2024).</w:t>
+      </w:r>
+    </w:p>
+    <w:p>
+      <w:pPr>
+        <w:pStyle w:val="Bibliography"/>
+      </w:pPr>
+      <w:bookmarkStart w:id="186" w:name="ref-gatto2022structured"/>
+      <w:bookmarkEnd w:id="185"/>
+      <w:r>
+        <w:t xml:space="preserve">12. </w:t>
+      </w:r>
+      <w:r>
+        <w:tab/>
+        <w:t xml:space="preserve">Gatto, N. M. </w:t>
+      </w:r>
+      <w:r>
+        <w:rPr>
+          <w:i/>
+          <w:iCs/>
+        </w:rPr>
+        <w:t>et al.</w:t>
+      </w:r>
+      <w:r>
+        <w:t xml:space="preserve"> The structured process to identify fit-for-purpose data: A data feasibility assessment framework. </w:t>
+      </w:r>
+      <w:r>
+        <w:rPr>
+          <w:i/>
+          <w:iCs/>
+        </w:rPr>
+        <w:t>Clinical Pharmacology &amp; Therapeutics</w:t>
+      </w:r>
+      <w:r>
+        <w:t xml:space="preserve"> </w:t>
+      </w:r>
+      <w:r>
+        <w:rPr>
+          <w:b/>
+          <w:bCs/>
+        </w:rPr>
+        <w:t>111</w:t>
+      </w:r>
+      <w:r>
+        <w:t>, 122–134 (2022).</w:t>
+      </w:r>
+    </w:p>
+    <w:p>
+      <w:pPr>
+        <w:pStyle w:val="Bibliography"/>
+        <w:rPr>
+          <w:ins w:id="187" w:author="CPT R1 revision + co-author comments" w:date="2025-12-07T12:51:00Z" w16du:dateUtc="2025-12-07T11:51:00Z"/>
+        </w:rPr>
+      </w:pPr>
+      <w:bookmarkStart w:id="188" w:name="ref-hopewell2025consort"/>
+      <w:bookmarkEnd w:id="186"/>
+      <w:del w:id="189" w:author="CPT R1 revision + co-author comments" w:date="2025-12-07T12:51:00Z" w16du:dateUtc="2025-12-07T11:51:00Z">
+        <w:r>
+          <w:delText>13.</w:delText>
+        </w:r>
+      </w:del>
+      <w:ins w:id="190" w:author="CPT R1 revision + co-author comments" w:date="2025-12-07T12:51:00Z" w16du:dateUtc="2025-12-07T11:51:00Z">
+        <w:r>
+          <w:t xml:space="preserve">13. </w:t>
+        </w:r>
+        <w:r>
+          <w:tab/>
+          <w:t xml:space="preserve">Hopewell, S. </w:t>
+        </w:r>
+        <w:r>
+          <w:rPr>
+            <w:i/>
+            <w:iCs/>
+          </w:rPr>
+          <w:t>et al.</w:t>
+        </w:r>
+        <w:r>
+          <w:t xml:space="preserve"> CONSORT 2025 statement: Updated guideline for reporting </w:t>
+        </w:r>
+        <w:proofErr w:type="spellStart"/>
+        <w:r>
+          <w:t>randomised</w:t>
+        </w:r>
+        <w:proofErr w:type="spellEnd"/>
+        <w:r>
+          <w:t xml:space="preserve"> trials. </w:t>
+        </w:r>
+        <w:r>
+          <w:rPr>
+            <w:i/>
+            <w:iCs/>
+          </w:rPr>
+          <w:t>The Lancet</w:t>
+        </w:r>
+        <w:r>
+          <w:t xml:space="preserve"> </w:t>
+        </w:r>
+        <w:r>
+          <w:rPr>
+            <w:b/>
+            <w:bCs/>
+          </w:rPr>
+          <w:t>405</w:t>
+        </w:r>
+        <w:r>
+          <w:t>, 1633–1640 (2025).</w:t>
+        </w:r>
+      </w:ins>
+    </w:p>
+    <w:p>
+      <w:pPr>
+        <w:pStyle w:val="Bibliography"/>
+      </w:pPr>
+      <w:bookmarkStart w:id="191" w:name="ref-tasneem2012database"/>
+      <w:bookmarkEnd w:id="188"/>
+      <w:ins w:id="192" w:author="CPT R1 revision + co-author comments" w:date="2025-12-07T12:51:00Z" w16du:dateUtc="2025-12-07T11:51:00Z">
+        <w:r>
+          <w:t>14.</w:t>
+        </w:r>
+      </w:ins>
+      <w:r>
+        <w:t xml:space="preserve"> </w:t>
+      </w:r>
+      <w:r>
+        <w:tab/>
+        <w:t xml:space="preserve">Tasneem, A. </w:t>
+      </w:r>
+      <w:r>
+        <w:rPr>
+          <w:i/>
+          <w:iCs/>
+        </w:rPr>
+        <w:t>et al.</w:t>
+      </w:r>
+      <w:r>
+        <w:t xml:space="preserve"> The database for aggregate analysis of ClinicalTrials. Gov (AACT) and subsequent regrouping by clinical specialty. </w:t>
+      </w:r>
+      <w:r>
+        <w:rPr>
+          <w:i/>
+          <w:iCs/>
+        </w:rPr>
+        <w:t>PloS one</w:t>
+      </w:r>
+      <w:r>
+        <w:t xml:space="preserve"> </w:t>
+      </w:r>
+      <w:r>
+        <w:rPr>
+          <w:b/>
+          <w:bCs/>
+        </w:rPr>
+        <w:t>7</w:t>
+      </w:r>
+      <w:r>
+        <w:t>, e33677 (2012).</w:t>
+      </w:r>
+    </w:p>
+    <w:p>
+      <w:pPr>
+        <w:pStyle w:val="Bibliography"/>
+      </w:pPr>
+      <w:bookmarkStart w:id="193" w:name="ref-eisenhauer2009new"/>
+      <w:bookmarkEnd w:id="191"/>
+      <w:del w:id="194" w:author="CPT R1 revision + co-author comments" w:date="2025-12-07T12:51:00Z" w16du:dateUtc="2025-12-07T11:51:00Z">
+        <w:r>
+          <w:rPr>
+            <w:lang w:val="de-DE"/>
+          </w:rPr>
+          <w:lastRenderedPageBreak/>
+          <w:delText>14</w:delText>
+        </w:r>
+      </w:del>
+      <w:ins w:id="195" w:author="CPT R1 revision + co-author comments" w:date="2025-12-07T12:51:00Z" w16du:dateUtc="2025-12-07T11:51:00Z">
+        <w:r>
+          <w:rPr>
+            <w:lang w:val="de-DE"/>
+          </w:rPr>
+          <w:t>15</w:t>
+        </w:r>
+      </w:ins>
+      <w:r>
+        <w:rPr>
+          <w:lang w:val="de-DE"/>
+        </w:rPr>
+        <w:t xml:space="preserve">. </w:t>
+      </w:r>
+      <w:r>
+        <w:rPr>
+          <w:lang w:val="de-DE"/>
+        </w:rPr>
+        <w:tab/>
+        <w:t xml:space="preserve">Eisenhauer, E. A. </w:t>
+      </w:r>
+      <w:r>
+        <w:rPr>
+          <w:i/>
+          <w:iCs/>
+          <w:lang w:val="de-DE"/>
+        </w:rPr>
+        <w:t>et al.</w:t>
+      </w:r>
+      <w:r>
+        <w:rPr>
+          <w:lang w:val="de-DE"/>
+        </w:rPr>
+        <w:t xml:space="preserve"> </w:t>
+      </w:r>
+      <w:r>
+        <w:t xml:space="preserve">New response evaluation criteria in solid tumours: Revised RECIST guideline (version 1.1). </w:t>
+      </w:r>
+      <w:r>
+        <w:rPr>
+          <w:i/>
+          <w:iCs/>
+        </w:rPr>
+        <w:t>European journal of cancer</w:t>
+      </w:r>
+      <w:r>
+        <w:t xml:space="preserve"> </w:t>
+      </w:r>
+      <w:r>
+        <w:rPr>
+          <w:b/>
+          <w:bCs/>
+        </w:rPr>
+        <w:t>45</w:t>
+      </w:r>
+      <w:r>
+        <w:t>, 228–247 (2009).</w:t>
+      </w:r>
+    </w:p>
+    <w:p>
+      <w:pPr>
+        <w:pStyle w:val="Bibliography"/>
+      </w:pPr>
+      <w:bookmarkStart w:id="196" w:name="ref-ThanCCR"/>
+      <w:bookmarkEnd w:id="193"/>
+      <w:del w:id="197" w:author="CPT R1 revision + co-author comments" w:date="2025-12-07T12:51:00Z" w16du:dateUtc="2025-12-07T11:51:00Z">
+        <w:r>
+          <w:delText>15</w:delText>
+        </w:r>
+      </w:del>
+      <w:ins w:id="198" w:author="CPT R1 revision + co-author comments" w:date="2025-12-07T12:51:00Z" w16du:dateUtc="2025-12-07T11:51:00Z">
+        <w:r>
+          <w:t>16</w:t>
+        </w:r>
+      </w:ins>
+      <w:r>
+        <w:t xml:space="preserve">. </w:t>
+      </w:r>
+      <w:r>
+        <w:tab/>
+        <w:t xml:space="preserve">Ton, T. G. N. </w:t>
+      </w:r>
+      <w:r>
+        <w:rPr>
+          <w:i/>
+          <w:iCs/>
+        </w:rPr>
+        <w:t>et al.</w:t>
+      </w:r>
+      <w:r>
+        <w:t xml:space="preserve"> </w:t>
+      </w:r>
+      <w:r>
+        <w:fldChar w:fldCharType="begin"/>
+      </w:r>
+      <w:r>
+        <w:instrText>HYPERLINK "https://doi.org/10.1158/1078-0432.CCR-22-0471" \h</w:instrText>
+      </w:r>
+      <w:r>
+        <w:fldChar w:fldCharType="separate"/>
+      </w:r>
+      <w:r>
+        <w:rPr>
+          <w:rStyle w:val="Hyperlink"/>
+        </w:rPr>
+        <w:t xml:space="preserve">Replication of overall survival, progression-free survival, and overall response in chemotherapy arms of </w:t>
+      </w:r>
+      <w:proofErr w:type="spellStart"/>
+      <w:r>
+        <w:rPr>
+          <w:rStyle w:val="Hyperlink"/>
+        </w:rPr>
+        <w:t>nonâ</w:t>
+      </w:r>
+      <w:proofErr w:type="spellEnd"/>
+      <w:r>
+        <w:rPr>
+          <w:rStyle w:val="Hyperlink"/>
+        </w:rPr>
+        <w:t>small cell lung cancer trials using real-world data</w:t>
+      </w:r>
+      <w:r>
+        <w:fldChar w:fldCharType="end"/>
+      </w:r>
+      <w:r>
+        <w:t xml:space="preserve">. </w:t>
+      </w:r>
+      <w:r>
+        <w:rPr>
+          <w:i/>
+          <w:iCs/>
+        </w:rPr>
+        <w:t>Clinical Cancer Research</w:t>
+      </w:r>
+      <w:r>
+        <w:t xml:space="preserve"> </w:t>
+      </w:r>
+      <w:r>
+        <w:rPr>
+          <w:b/>
+          <w:bCs/>
+        </w:rPr>
+        <w:t>28</w:t>
+      </w:r>
+      <w:r>
+        <w:t>, 2844–2853 (2022).</w:t>
+      </w:r>
+    </w:p>
+    <w:p>
+      <w:pPr>
+        <w:pStyle w:val="Bibliography"/>
+      </w:pPr>
+      <w:bookmarkStart w:id="199" w:name="ref-mckelvey2024evaluation"/>
+      <w:bookmarkEnd w:id="196"/>
+      <w:del w:id="200" w:author="CPT R1 revision + co-author comments" w:date="2025-12-07T12:51:00Z" w16du:dateUtc="2025-12-07T11:51:00Z">
+        <w:r>
+          <w:delText>16</w:delText>
+        </w:r>
+      </w:del>
+      <w:ins w:id="201" w:author="CPT R1 revision + co-author comments" w:date="2025-12-07T12:51:00Z" w16du:dateUtc="2025-12-07T11:51:00Z">
+        <w:r>
+          <w:t>17</w:t>
+        </w:r>
+      </w:ins>
+      <w:r>
+        <w:t xml:space="preserve">. </w:t>
+      </w:r>
+      <w:r>
+        <w:tab/>
+        <w:t xml:space="preserve">McKelvey, B. A. </w:t>
+      </w:r>
+      <w:r>
+        <w:rPr>
+          <w:i/>
+          <w:iCs/>
+        </w:rPr>
+        <w:t>et al.</w:t>
+      </w:r>
+      <w:r>
+        <w:t xml:space="preserve"> Evaluation of real-world tumor response derived from electronic health record data sources: A feasibility analysis in patients with metastatic non–small cell lung cancer treated with chemotherapy. </w:t>
+      </w:r>
+      <w:r>
+        <w:rPr>
+          <w:i/>
+          <w:iCs/>
+        </w:rPr>
+        <w:t>JCO Clinical Cancer Informatics</w:t>
+      </w:r>
+      <w:r>
+        <w:t xml:space="preserve"> </w:t>
+      </w:r>
+      <w:r>
+        <w:rPr>
+          <w:b/>
+          <w:bCs/>
+        </w:rPr>
+        <w:t>8</w:t>
+      </w:r>
+      <w:r>
+        <w:t>, e2400091 (2024).</w:t>
+      </w:r>
+    </w:p>
+    <w:p>
+      <w:pPr>
+        <w:pStyle w:val="Bibliography"/>
+      </w:pPr>
+      <w:bookmarkStart w:id="202" w:name="ref-rwdRECIST"/>
+      <w:bookmarkEnd w:id="199"/>
+      <w:del w:id="203" w:author="CPT R1 revision + co-author comments" w:date="2025-12-07T12:51:00Z" w16du:dateUtc="2025-12-07T11:51:00Z">
+        <w:r>
+          <w:delText>17</w:delText>
+        </w:r>
+      </w:del>
+      <w:ins w:id="204" w:author="CPT R1 revision + co-author comments" w:date="2025-12-07T12:51:00Z" w16du:dateUtc="2025-12-07T11:51:00Z">
+        <w:r>
+          <w:t>18</w:t>
+        </w:r>
+      </w:ins>
+      <w:r>
+        <w:t xml:space="preserve">. </w:t>
+      </w:r>
+      <w:r>
+        <w:tab/>
+        <w:t xml:space="preserve">Chen, L. </w:t>
+      </w:r>
+      <w:r>
+        <w:rPr>
+          <w:i/>
+          <w:iCs/>
+        </w:rPr>
+        <w:t>et al.</w:t>
+      </w:r>
+      <w:r>
+        <w:t xml:space="preserve"> </w:t>
+      </w:r>
+      <w:r>
+        <w:fldChar w:fldCharType="begin"/>
+      </w:r>
+      <w:r>
+        <w:instrText>HYPERLINK "https://doi.org/10.1200/JCO.2023.41.16\\_suppl.e21194" \h</w:instrText>
+      </w:r>
+      <w:r>
+        <w:fldChar w:fldCharType="separate"/>
+      </w:r>
+      <w:r>
+        <w:rPr>
+          <w:rStyle w:val="Hyperlink"/>
+        </w:rPr>
+        <w:t>Comparison of response from RECIST1.1 and abstraction in real-world patients with lung cancer.</w:t>
+      </w:r>
+      <w:r>
+        <w:fldChar w:fldCharType="end"/>
+      </w:r>
+      <w:r>
+        <w:t xml:space="preserve"> </w:t>
+      </w:r>
+      <w:r>
+        <w:rPr>
+          <w:i/>
+          <w:iCs/>
+        </w:rPr>
+        <w:t>Journal of Clinical Oncology</w:t>
+      </w:r>
+      <w:r>
+        <w:t xml:space="preserve"> </w:t>
+      </w:r>
+      <w:r>
+        <w:rPr>
+          <w:b/>
+          <w:bCs/>
+        </w:rPr>
+        <w:t>41</w:t>
+      </w:r>
+      <w:r>
+        <w:t>, e21194–e21194 (2023).</w:t>
+      </w:r>
+    </w:p>
+    <w:p>
+      <w:pPr>
+        <w:pStyle w:val="Bibliography"/>
+      </w:pPr>
+      <w:bookmarkStart w:id="205" w:name="ref-rivera2022friends"/>
+      <w:bookmarkEnd w:id="202"/>
+      <w:del w:id="206" w:author="CPT R1 revision + co-author comments" w:date="2025-12-07T12:51:00Z" w16du:dateUtc="2025-12-07T11:51:00Z">
+        <w:r>
+          <w:delText>18</w:delText>
+        </w:r>
+      </w:del>
+      <w:ins w:id="207" w:author="CPT R1 revision + co-author comments" w:date="2025-12-07T12:51:00Z" w16du:dateUtc="2025-12-07T11:51:00Z">
+        <w:r>
+          <w:t>19</w:t>
+        </w:r>
+      </w:ins>
+      <w:r>
+        <w:t xml:space="preserve">. </w:t>
+      </w:r>
+      <w:r>
+        <w:tab/>
+        <w:t xml:space="preserve">Rivera, D. R. </w:t>
+      </w:r>
+      <w:r>
+        <w:rPr>
+          <w:i/>
+          <w:iCs/>
+        </w:rPr>
+        <w:t>et al.</w:t>
+      </w:r>
+      <w:r>
+        <w:t xml:space="preserve"> The friends of cancer research real-world data collaboration pilot 2.0: Methodological recommendations from oncology case studies. </w:t>
+      </w:r>
+      <w:r>
+        <w:rPr>
+          <w:i/>
+          <w:iCs/>
+        </w:rPr>
+        <w:t>Clinical Pharmacology &amp; Therapeutics</w:t>
+      </w:r>
+      <w:r>
+        <w:t xml:space="preserve"> </w:t>
+      </w:r>
+      <w:r>
+        <w:rPr>
+          <w:b/>
+          <w:bCs/>
+        </w:rPr>
+        <w:t>111</w:t>
+      </w:r>
+      <w:r>
+        <w:t>, 283–292 (2022).</w:t>
+      </w:r>
+    </w:p>
+    <w:p>
+      <w:pPr>
+        <w:pStyle w:val="Bibliography"/>
+      </w:pPr>
+      <w:bookmarkStart w:id="208" w:name="ref-ackerman2024measurement"/>
+      <w:bookmarkEnd w:id="205"/>
+      <w:del w:id="209" w:author="CPT R1 revision + co-author comments" w:date="2025-12-07T12:51:00Z" w16du:dateUtc="2025-12-07T11:51:00Z">
+        <w:r>
+          <w:delText>19</w:delText>
+        </w:r>
+      </w:del>
+      <w:ins w:id="210" w:author="CPT R1 revision + co-author comments" w:date="2025-12-07T12:51:00Z" w16du:dateUtc="2025-12-07T11:51:00Z">
+        <w:r>
+          <w:t>20</w:t>
+        </w:r>
+      </w:ins>
+      <w:r>
+        <w:t xml:space="preserve">. </w:t>
+      </w:r>
+      <w:r>
+        <w:tab/>
+        <w:t xml:space="preserve">Ackerman, B. </w:t>
+      </w:r>
+      <w:r>
+        <w:rPr>
+          <w:i/>
+          <w:iCs/>
+        </w:rPr>
+        <w:t>et al.</w:t>
+      </w:r>
+      <w:r>
+        <w:t xml:space="preserve"> Measurement error and bias in real-world oncology endpoints when constructing external control arms. </w:t>
+      </w:r>
+      <w:r>
+        <w:rPr>
+          <w:i/>
+          <w:iCs/>
+        </w:rPr>
+        <w:t>Frontiers in Drug Safety and Regulation</w:t>
+      </w:r>
+      <w:r>
+        <w:t xml:space="preserve"> </w:t>
+      </w:r>
+      <w:r>
+        <w:rPr>
+          <w:b/>
+          <w:bCs/>
+        </w:rPr>
+        <w:t>4</w:t>
+      </w:r>
+      <w:r>
+        <w:t>, 1423493 (2024).</w:t>
+      </w:r>
+    </w:p>
+    <w:p>
+      <w:pPr>
+        <w:pStyle w:val="Bibliography"/>
+        <w:rPr>
+          <w:ins w:id="211" w:author="CPT R1 revision + co-author comments" w:date="2025-12-07T12:51:00Z" w16du:dateUtc="2025-12-07T11:51:00Z"/>
+        </w:rPr>
+      </w:pPr>
+      <w:bookmarkStart w:id="212" w:name="ref-curtis2018development"/>
+      <w:bookmarkEnd w:id="208"/>
+      <w:del w:id="213" w:author="CPT R1 revision + co-author comments" w:date="2025-12-07T12:51:00Z" w16du:dateUtc="2025-12-07T11:51:00Z">
+        <w:r>
+          <w:delText>20</w:delText>
+        </w:r>
+      </w:del>
+      <w:ins w:id="214" w:author="CPT R1 revision + co-author comments" w:date="2025-12-07T12:51:00Z" w16du:dateUtc="2025-12-07T11:51:00Z">
+        <w:r>
+          <w:t xml:space="preserve">21. </w:t>
+        </w:r>
+        <w:r>
+          <w:tab/>
+          <w:t xml:space="preserve">Curtis, M. D. </w:t>
+        </w:r>
+        <w:r>
+          <w:rPr>
+            <w:i/>
+            <w:iCs/>
+          </w:rPr>
+          <w:t>et al.</w:t>
+        </w:r>
+        <w:r>
+          <w:t xml:space="preserve"> Development and validation of a high-quality composite real-world mortality endpoint. </w:t>
+        </w:r>
+        <w:r>
+          <w:rPr>
+            <w:i/>
+            <w:iCs/>
+          </w:rPr>
+          <w:t>Health services research</w:t>
+        </w:r>
+        <w:r>
+          <w:t xml:space="preserve"> </w:t>
+        </w:r>
+        <w:r>
+          <w:rPr>
+            <w:b/>
+            <w:bCs/>
+          </w:rPr>
+          <w:t>53</w:t>
+        </w:r>
+        <w:r>
+          <w:t>, 4460–4476 (2018).</w:t>
+        </w:r>
+      </w:ins>
+    </w:p>
+    <w:p>
+      <w:pPr>
+        <w:pStyle w:val="Bibliography"/>
+        <w:rPr>
+          <w:ins w:id="215" w:author="CPT R1 revision + co-author comments" w:date="2025-12-07T12:51:00Z" w16du:dateUtc="2025-12-07T11:51:00Z"/>
+        </w:rPr>
+      </w:pPr>
+      <w:bookmarkStart w:id="216" w:name="ref-zhang2021validation"/>
+      <w:bookmarkEnd w:id="212"/>
+      <w:ins w:id="217" w:author="CPT R1 revision + co-author comments" w:date="2025-12-07T12:51:00Z" w16du:dateUtc="2025-12-07T11:51:00Z">
+        <w:r>
+          <w:t xml:space="preserve">22. </w:t>
+        </w:r>
+        <w:r>
+          <w:tab/>
+          <w:t xml:space="preserve">Zhang, Q., </w:t>
+        </w:r>
+        <w:proofErr w:type="spellStart"/>
+        <w:r>
+          <w:t>Gossai</w:t>
+        </w:r>
+        <w:proofErr w:type="spellEnd"/>
+        <w:r>
+          <w:t xml:space="preserve">, A., Monroe, S., Nussbaum, N. C. &amp; Parrinello, C. M. Validation analysis of a composite real-world mortality endpoint for patients with cancer in the </w:t>
+        </w:r>
+        <w:proofErr w:type="gramStart"/>
+        <w:r>
+          <w:t>united states</w:t>
+        </w:r>
+        <w:proofErr w:type="gramEnd"/>
+        <w:r>
+          <w:t xml:space="preserve">. </w:t>
+        </w:r>
+        <w:r>
+          <w:rPr>
+            <w:i/>
+            <w:iCs/>
+          </w:rPr>
+          <w:t>Health services research</w:t>
+        </w:r>
+        <w:r>
+          <w:t xml:space="preserve"> </w:t>
+        </w:r>
+        <w:r>
+          <w:rPr>
+            <w:b/>
+            <w:bCs/>
+          </w:rPr>
+          <w:t>56</w:t>
+        </w:r>
+        <w:r>
+          <w:t>, 1281–1287 (2021).</w:t>
+        </w:r>
+      </w:ins>
+    </w:p>
+    <w:p>
+      <w:pPr>
+        <w:pStyle w:val="Bibliography"/>
+        <w:rPr>
+          <w:ins w:id="218" w:author="CPT R1 revision + co-author comments" w:date="2025-12-07T12:51:00Z" w16du:dateUtc="2025-12-07T11:51:00Z"/>
+        </w:rPr>
+      </w:pPr>
+      <w:bookmarkStart w:id="219" w:name="ref-shao2023improving"/>
+      <w:bookmarkEnd w:id="216"/>
+      <w:ins w:id="220" w:author="CPT R1 revision + co-author comments" w:date="2025-12-07T12:51:00Z" w16du:dateUtc="2025-12-07T11:51:00Z">
+        <w:r>
+          <w:t xml:space="preserve">23. </w:t>
+        </w:r>
+        <w:r>
+          <w:tab/>
+          <w:t xml:space="preserve">Shao, P., </w:t>
+        </w:r>
+        <w:proofErr w:type="spellStart"/>
+        <w:r>
+          <w:t>Tepsick</w:t>
+        </w:r>
+        <w:proofErr w:type="spellEnd"/>
+        <w:r>
+          <w:t xml:space="preserve">, J. G., Walker, B. &amp; Ray, H. E. Improving real-world mortality data quality in oncology research: Augmenting electronic medical records with obituary, social security death index, and commercial claims data. </w:t>
+        </w:r>
+        <w:r>
+          <w:rPr>
+            <w:i/>
+            <w:iCs/>
+          </w:rPr>
+          <w:t>JCO Clinical Cancer Informatics</w:t>
+        </w:r>
+        <w:r>
+          <w:t xml:space="preserve"> </w:t>
+        </w:r>
+        <w:r>
+          <w:rPr>
+            <w:b/>
+            <w:bCs/>
+          </w:rPr>
+          <w:t>7</w:t>
+        </w:r>
+        <w:r>
+          <w:t>, e2300014 (2023).</w:t>
+        </w:r>
+      </w:ins>
+    </w:p>
+    <w:p>
+      <w:pPr>
+        <w:pStyle w:val="Bibliography"/>
+        <w:rPr>
+          <w:ins w:id="221" w:author="CPT R1 revision + co-author comments" w:date="2025-12-07T12:51:00Z" w16du:dateUtc="2025-12-07T11:51:00Z"/>
+        </w:rPr>
+      </w:pPr>
+      <w:bookmarkStart w:id="222" w:name="ref-dong2025validation"/>
+      <w:bookmarkEnd w:id="219"/>
+      <w:ins w:id="223" w:author="CPT R1 revision + co-author comments" w:date="2025-12-07T12:51:00Z" w16du:dateUtc="2025-12-07T11:51:00Z">
+        <w:r>
+          <w:t xml:space="preserve">24. </w:t>
+        </w:r>
+        <w:r>
+          <w:tab/>
+          <w:t xml:space="preserve">Dong, S. </w:t>
+        </w:r>
+        <w:r>
+          <w:rPr>
+            <w:i/>
+            <w:iCs/>
+          </w:rPr>
+          <w:t>et al.</w:t>
+        </w:r>
+        <w:r>
+          <w:t xml:space="preserve"> Validation of a composite real-world mortality variable among patients with hematologic malignancies treated in the </w:t>
+        </w:r>
+        <w:proofErr w:type="gramStart"/>
+        <w:r>
+          <w:t>united states</w:t>
+        </w:r>
+        <w:proofErr w:type="gramEnd"/>
+        <w:r>
+          <w:t xml:space="preserve">. </w:t>
+        </w:r>
+        <w:r>
+          <w:rPr>
+            <w:i/>
+            <w:iCs/>
+          </w:rPr>
+          <w:t>JCO Clinical Cancer Informatics</w:t>
+        </w:r>
+        <w:r>
+          <w:t xml:space="preserve"> </w:t>
+        </w:r>
+        <w:r>
+          <w:rPr>
+            <w:b/>
+            <w:bCs/>
+          </w:rPr>
+          <w:t>9</w:t>
+        </w:r>
+        <w:r>
+          <w:t>, e2400233 (2025).</w:t>
+        </w:r>
+      </w:ins>
+    </w:p>
+    <w:p>
+      <w:pPr>
+        <w:pStyle w:val="Bibliography"/>
+        <w:rPr>
+          <w:ins w:id="224" w:author="CPT R1 revision + co-author comments" w:date="2025-12-07T12:51:00Z" w16du:dateUtc="2025-12-07T11:51:00Z"/>
+        </w:rPr>
+      </w:pPr>
+      <w:bookmarkStart w:id="225" w:name="ref-shay2025ropro"/>
+      <w:bookmarkEnd w:id="222"/>
+      <w:ins w:id="226" w:author="CPT R1 revision + co-author comments" w:date="2025-12-07T12:51:00Z" w16du:dateUtc="2025-12-07T11:51:00Z">
+        <w:r>
+          <w:t xml:space="preserve">25. </w:t>
+        </w:r>
+        <w:r>
+          <w:tab/>
+          <w:t xml:space="preserve">Shay, D. </w:t>
+        </w:r>
+        <w:r>
+          <w:rPr>
+            <w:i/>
+            <w:iCs/>
+          </w:rPr>
+          <w:t>et al.</w:t>
+        </w:r>
+        <w:r>
+          <w:t xml:space="preserve"> Evaluation of the </w:t>
+        </w:r>
+        <w:proofErr w:type="spellStart"/>
+        <w:r>
+          <w:t>real-wOrld</w:t>
+        </w:r>
+        <w:proofErr w:type="spellEnd"/>
+        <w:r>
+          <w:t xml:space="preserve"> </w:t>
+        </w:r>
+        <w:proofErr w:type="spellStart"/>
+        <w:r>
+          <w:t>PROgnostic</w:t>
+        </w:r>
+        <w:proofErr w:type="spellEnd"/>
+        <w:r>
+          <w:t xml:space="preserve"> (ROPRO) score to predict overall survival in specialized oncology EHR databases. </w:t>
+        </w:r>
+        <w:r>
+          <w:rPr>
+            <w:i/>
+            <w:iCs/>
+          </w:rPr>
+          <w:t>in preparation</w:t>
+        </w:r>
+        <w:r>
+          <w:t xml:space="preserve"> (2025).</w:t>
+        </w:r>
+      </w:ins>
+    </w:p>
+    <w:p>
+      <w:pPr>
+        <w:pStyle w:val="Bibliography"/>
+      </w:pPr>
+      <w:bookmarkStart w:id="227" w:name="ref-nikolakopoulou2014interpret"/>
+      <w:bookmarkEnd w:id="225"/>
+      <w:ins w:id="228" w:author="CPT R1 revision + co-author comments" w:date="2025-12-07T12:51:00Z" w16du:dateUtc="2025-12-07T11:51:00Z">
+        <w:r>
+          <w:t>26</w:t>
+        </w:r>
+      </w:ins>
+      <w:r>
+        <w:t xml:space="preserve">. </w:t>
+      </w:r>
+      <w:r>
+        <w:tab/>
+        <w:t xml:space="preserve">Nikolakopoulou, A., Mavridis, D. &amp; Salanti, G. How to interpret meta-analysis models: Fixed effect and random effects meta-analyses. </w:t>
+      </w:r>
+      <w:r>
+        <w:rPr>
+          <w:i/>
+          <w:iCs/>
+        </w:rPr>
+        <w:t>BMJ Ment Health</w:t>
+      </w:r>
+      <w:r>
+        <w:t xml:space="preserve"> </w:t>
+      </w:r>
+      <w:r>
+        <w:rPr>
+          <w:b/>
+          <w:bCs/>
+        </w:rPr>
+        <w:t>17</w:t>
+      </w:r>
+      <w:r>
+        <w:t>, 64–64 (2014).</w:t>
+      </w:r>
+    </w:p>
+    <w:p>
+      <w:pPr>
+        <w:pStyle w:val="Bibliography"/>
+      </w:pPr>
+      <w:bookmarkStart w:id="229" w:name="ref-wang2022harmonized"/>
+      <w:bookmarkEnd w:id="227"/>
+      <w:del w:id="230" w:author="CPT R1 revision + co-author comments" w:date="2025-12-07T12:51:00Z" w16du:dateUtc="2025-12-07T11:51:00Z">
+        <w:r>
+          <w:delText>21</w:delText>
+        </w:r>
+      </w:del>
+      <w:ins w:id="231" w:author="CPT R1 revision + co-author comments" w:date="2025-12-07T12:51:00Z" w16du:dateUtc="2025-12-07T11:51:00Z">
+        <w:r>
+          <w:t>27</w:t>
+        </w:r>
+      </w:ins>
+      <w:r>
+        <w:t xml:space="preserve">. </w:t>
+      </w:r>
+      <w:r>
+        <w:tab/>
+        <w:t xml:space="preserve">Wang, S. V. </w:t>
+      </w:r>
+      <w:r>
+        <w:rPr>
+          <w:i/>
+          <w:iCs/>
+        </w:rPr>
+        <w:t>et al.</w:t>
+      </w:r>
+      <w:r>
+        <w:t xml:space="preserve"> </w:t>
+      </w:r>
+      <w:r>
+        <w:fldChar w:fldCharType="begin"/>
+      </w:r>
+      <w:r>
+        <w:instrText>HYPERLINK "https://doi.org/10.1016/j.jval.2022.09.001" \h</w:instrText>
+      </w:r>
+      <w:r>
+        <w:fldChar w:fldCharType="separate"/>
+      </w:r>
+      <w:proofErr w:type="spellStart"/>
+      <w:r>
+        <w:rPr>
+          <w:rStyle w:val="Hyperlink"/>
+        </w:rPr>
+        <w:t>HARmonized</w:t>
+      </w:r>
+      <w:proofErr w:type="spellEnd"/>
+      <w:r>
+        <w:rPr>
+          <w:rStyle w:val="Hyperlink"/>
+        </w:rPr>
+        <w:t xml:space="preserve"> protocol template to enhance reproducibility of hypothesis evaluating real-world evidence studies on treatment effects: A good </w:t>
+      </w:r>
+      <w:r>
+        <w:rPr>
+          <w:rStyle w:val="Hyperlink"/>
+        </w:rPr>
+        <w:lastRenderedPageBreak/>
+        <w:t>practices report of a joint ISPE/ISPOR task force</w:t>
+      </w:r>
+      <w:r>
+        <w:fldChar w:fldCharType="end"/>
+      </w:r>
+      <w:r>
+        <w:t xml:space="preserve">. </w:t>
+      </w:r>
+      <w:r>
+        <w:rPr>
+          <w:i/>
+          <w:iCs/>
+        </w:rPr>
+        <w:t>Value in Health</w:t>
+      </w:r>
+      <w:r>
+        <w:t xml:space="preserve"> </w:t>
+      </w:r>
+      <w:r>
+        <w:rPr>
+          <w:b/>
+          <w:bCs/>
+        </w:rPr>
+        <w:t>25</w:t>
+      </w:r>
+      <w:r>
+        <w:t>, 1663–1672 (2022).</w:t>
+      </w:r>
+    </w:p>
+    <w:p>
+      <w:pPr>
+        <w:pStyle w:val="Bibliography"/>
+      </w:pPr>
+      <w:bookmarkStart w:id="232" w:name="ref-guidelinegeneral"/>
+      <w:bookmarkEnd w:id="229"/>
+      <w:del w:id="233" w:author="CPT R1 revision + co-author comments" w:date="2025-12-07T12:51:00Z" w16du:dateUtc="2025-12-07T11:51:00Z">
+        <w:r>
+          <w:delText>22</w:delText>
+        </w:r>
+      </w:del>
+      <w:ins w:id="234" w:author="CPT R1 revision + co-author comments" w:date="2025-12-07T12:51:00Z" w16du:dateUtc="2025-12-07T11:51:00Z">
+        <w:r>
+          <w:t>28</w:t>
+        </w:r>
+      </w:ins>
+      <w:r>
+        <w:t xml:space="preserve">. </w:t>
+      </w:r>
+      <w:r>
+        <w:tab/>
+        <w:t xml:space="preserve">ICH guideline. General principles on plan, design and analysis of pharmacoepidemiological studies that utilize real-world data for safety assessment of medicines M14. Available from: Https://database.ich.org/sites/default/files/ICH_M14_Step3_DraftGuideline_2024_0521.pdf (last accessed 01/07/2025). </w:t>
+      </w:r>
+    </w:p>
+    <w:p>
+      <w:pPr>
+        <w:pStyle w:val="Bibliography"/>
+        <w:rPr>
+          <w:lang w:val="de-DE"/>
+        </w:rPr>
+      </w:pPr>
+      <w:bookmarkStart w:id="235" w:name="ref-hernan2022target"/>
+      <w:bookmarkEnd w:id="232"/>
+      <w:del w:id="236" w:author="CPT R1 revision + co-author comments" w:date="2025-12-07T12:51:00Z" w16du:dateUtc="2025-12-07T11:51:00Z">
+        <w:r>
+          <w:delText>23</w:delText>
+        </w:r>
+      </w:del>
+      <w:ins w:id="237" w:author="CPT R1 revision + co-author comments" w:date="2025-12-07T12:51:00Z" w16du:dateUtc="2025-12-07T11:51:00Z">
+        <w:r>
+          <w:t>29</w:t>
+        </w:r>
+      </w:ins>
+      <w:r>
+        <w:t xml:space="preserve">. </w:t>
+      </w:r>
+      <w:r>
+        <w:tab/>
+        <w:t xml:space="preserve">Hernán, M. A., Wang, W. &amp; Leaf, D. E. Target trial emulation: A framework for causal inference from observational data. </w:t>
+      </w:r>
+      <w:r>
+        <w:rPr>
+          <w:i/>
+          <w:iCs/>
+          <w:lang w:val="de-DE"/>
+        </w:rPr>
+        <w:t>Jama</w:t>
+      </w:r>
       <w:r>
         <w:rPr>
           <w:lang w:val="de-DE"/>
@@ -4210,83 +5737,86 @@
           <w:bCs/>
           <w:lang w:val="de-DE"/>
         </w:rPr>
-        <w:t>23</w:t>
+        <w:t>328</w:t>
       </w:r>
       <w:r>
         <w:rPr>
           <w:lang w:val="de-DE"/>
         </w:rPr>
-        <w:t>, 88–95 (2024).</w:t>
+        <w:t>, 2446–2447 (2022).</w:t>
       </w:r>
     </w:p>
     <w:p>
       <w:pPr>
         <w:pStyle w:val="Bibliography"/>
       </w:pPr>
-      <w:bookmarkStart w:id="176" w:name="ref-Merola2022"/>
-      <w:bookmarkEnd w:id="175"/>
+      <w:bookmarkStart w:id="238" w:name="ref-hernan2016specifying"/>
+      <w:bookmarkEnd w:id="235"/>
+      <w:del w:id="239" w:author="CPT R1 revision + co-author comments" w:date="2025-12-07T12:51:00Z" w16du:dateUtc="2025-12-07T11:51:00Z">
+        <w:r>
+          <w:rPr>
+            <w:lang w:val="de-DE"/>
+          </w:rPr>
+          <w:delText>24</w:delText>
+        </w:r>
+      </w:del>
+      <w:ins w:id="240" w:author="CPT R1 revision + co-author comments" w:date="2025-12-07T12:51:00Z" w16du:dateUtc="2025-12-07T11:51:00Z">
+        <w:r>
+          <w:rPr>
+            <w:lang w:val="de-DE"/>
+          </w:rPr>
+          <w:t>30</w:t>
+        </w:r>
+      </w:ins>
       <w:r>
         <w:rPr>
           <w:lang w:val="de-DE"/>
         </w:rPr>
-        <w:t xml:space="preserve">3. </w:t>
+        <w:t xml:space="preserve">. </w:t>
       </w:r>
       <w:r>
         <w:rPr>
           <w:lang w:val="de-DE"/>
         </w:rPr>
         <w:tab/>
+        <w:t xml:space="preserve">Hernán, M. A., Sauer, B. C., </w:t>
       </w:r>
       <w:proofErr w:type="spellStart"/>
       <w:r>
         <w:rPr>
           <w:lang w:val="de-DE"/>
         </w:rPr>
-        <w:t>Merola</w:t>
+        <w:t>Hernández-Dı́az</w:t>
       </w:r>
       <w:proofErr w:type="spellEnd"/>
       <w:r>
         <w:rPr>
           <w:lang w:val="de-DE"/>
         </w:rPr>
-        <w:t xml:space="preserve">, D., </w:t>
+        <w:t xml:space="preserve">, S., Platt, R. &amp; </w:t>
       </w:r>
       <w:proofErr w:type="spellStart"/>
       <w:r>
         <w:rPr>
           <w:lang w:val="de-DE"/>
         </w:rPr>
-        <w:t>Schneeweiss</w:t>
+        <w:t>Shrier</w:t>
       </w:r>
       <w:proofErr w:type="spellEnd"/>
       <w:r>
         <w:rPr>
           <w:lang w:val="de-DE"/>
         </w:rPr>
-        <w:t xml:space="preserve">, S., Schrag, D., </w:t>
-      </w:r>
-      <w:proofErr w:type="spellStart"/>
+        <w:t xml:space="preserve">, I. </w:t>
+      </w:r>
+      <w:r>
+        <w:fldChar w:fldCharType="begin"/>
+      </w:r>
       <w:r>
         <w:rPr>
           <w:lang w:val="de-DE"/>
         </w:rPr>
-        <w:t>Lii</w:t>
-      </w:r>
-      <w:proofErr w:type="spellEnd"/>
-      <w:r>
-        <w:rPr>
-          <w:lang w:val="de-DE"/>
-        </w:rPr>
-        <w:t xml:space="preserve">, J. &amp; Lin, K. J. </w:t>
-      </w:r>
-      <w:r>
-        <w:fldChar w:fldCharType="begin"/>
-      </w:r>
-      <w:r>
-        <w:rPr>
-          <w:lang w:val="de-DE"/>
-        </w:rPr>
-        <w:instrText>HYPERLINK "https://doi.org/10.1016/j.annepidem.2022.07.007" \h</w:instrText>
+        <w:instrText>HYPERLINK "https://doi.org/10.1016/j.jclinepi.2016.04.014" \h</w:instrText>
       </w:r>
       <w:r>
         <w:fldChar w:fldCharType="separate"/>
@@ -4295,7 +5825,7 @@
         <w:rPr>
           <w:rStyle w:val="Hyperlink"/>
         </w:rPr>
-        <w:t>An algorithm to predict data completeness in oncology electronic medical records for comparative effectiveness research</w:t>
+        <w:t>Specifying a target trial prevents immortal time bias and other self-inflicted injuries in observational analyses</w:t>
       </w:r>
       <w:r>
         <w:fldChar w:fldCharType="end"/>
@@ -4308,7 +5838,7 @@
           <w:i/>
           <w:iCs/>
         </w:rPr>
-        <w:t>Annals of Epidemiology</w:t>
+        <w:t>Journal of clinical epidemiology</w:t>
       </w:r>
       <w:r>
         <w:t xml:space="preserve"> </w:t>
@@ -4318,41 +5848,130 @@
           <w:b/>
           <w:bCs/>
         </w:rPr>
-        <w:t>76</w:t>
-      </w:r>
-      <w:r>
-        <w:t>, 143–149 (2022).</w:t>
+        <w:t>79</w:t>
+      </w:r>
+      <w:r>
+        <w:t>, 70–75 (2016).</w:t>
       </w:r>
     </w:p>
     <w:p>
       <w:pPr>
         <w:pStyle w:val="Bibliography"/>
       </w:pPr>
-      <w:bookmarkStart w:id="177" w:name="ref-joshua2022longitudinal"/>
-      <w:bookmarkEnd w:id="176"/>
-      <w:r>
-        <w:t xml:space="preserve">4. </w:t>
+      <w:bookmarkStart w:id="241" w:name="ref-rufibach2018"/>
+      <w:bookmarkEnd w:id="238"/>
+      <w:del w:id="242" w:author="CPT R1 revision + co-author comments" w:date="2025-12-07T12:51:00Z" w16du:dateUtc="2025-12-07T11:51:00Z">
+        <w:r>
+          <w:delText>25</w:delText>
+        </w:r>
+      </w:del>
+      <w:ins w:id="243" w:author="CPT R1 revision + co-author comments" w:date="2025-12-07T12:51:00Z" w16du:dateUtc="2025-12-07T11:51:00Z">
+        <w:r>
+          <w:t>31</w:t>
+        </w:r>
+      </w:ins>
+      <w:r>
+        <w:t xml:space="preserve">. </w:t>
       </w:r>
       <w:r>
         <w:tab/>
-        <w:t xml:space="preserve">Joshua Lin, K. </w:t>
+        <w:t xml:space="preserve">Rufibach, K. </w:t>
+      </w:r>
+      <w:r>
+        <w:fldChar w:fldCharType="begin"/>
+      </w:r>
+      <w:r>
+        <w:instrText>HYPERLINK "https://doi.org/10.1002/pst.1917" \h</w:instrText>
+      </w:r>
+      <w:r>
+        <w:fldChar w:fldCharType="separate"/>
+      </w:r>
+      <w:r>
+        <w:rPr>
+          <w:rStyle w:val="Hyperlink"/>
+        </w:rPr>
+        <w:t xml:space="preserve">Treatment effect quantification for time-to-event </w:t>
+      </w:r>
+      <w:proofErr w:type="spellStart"/>
+      <w:r>
+        <w:rPr>
+          <w:rStyle w:val="Hyperlink"/>
+        </w:rPr>
+        <w:t>endpointsEstimands</w:t>
+      </w:r>
+      <w:proofErr w:type="spellEnd"/>
+      <w:r>
+        <w:rPr>
+          <w:rStyle w:val="Hyperlink"/>
+        </w:rPr>
+        <w:t>, analysis strategies, and beyond</w:t>
+      </w:r>
+      <w:r>
+        <w:fldChar w:fldCharType="end"/>
+      </w:r>
+      <w:r>
+        <w:t xml:space="preserve">. </w:t>
       </w:r>
       <w:r>
         <w:rPr>
           <w:i/>
           <w:iCs/>
         </w:rPr>
-        <w:t>et al.</w:t>
-      </w:r>
-      <w:r>
-        <w:t xml:space="preserve"> Longitudinal data discontinuity in electronic health records and consequences for medication effectiveness studies. </w:t>
+        <w:t>Pharmaceutical Statistics</w:t>
+      </w:r>
+      <w:r>
+        <w:t xml:space="preserve"> </w:t>
+      </w:r>
+      <w:r>
+        <w:rPr>
+          <w:b/>
+          <w:bCs/>
+        </w:rPr>
+        <w:t>18</w:t>
+      </w:r>
+      <w:r>
+        <w:t>, 145–165 (2018).</w:t>
+      </w:r>
+    </w:p>
+    <w:p>
+      <w:pPr>
+        <w:pStyle w:val="Bibliography"/>
+      </w:pPr>
+      <w:bookmarkStart w:id="244" w:name="ref-manitz2022estimands"/>
+      <w:bookmarkEnd w:id="241"/>
+      <w:del w:id="245" w:author="CPT R1 revision + co-author comments" w:date="2025-12-07T12:51:00Z" w16du:dateUtc="2025-12-07T11:51:00Z">
+        <w:r>
+          <w:delText>26</w:delText>
+        </w:r>
+      </w:del>
+      <w:ins w:id="246" w:author="CPT R1 revision + co-author comments" w:date="2025-12-07T12:51:00Z" w16du:dateUtc="2025-12-07T11:51:00Z">
+        <w:r>
+          <w:t>32</w:t>
+        </w:r>
+      </w:ins>
+      <w:r>
+        <w:t xml:space="preserve">. </w:t>
+      </w:r>
+      <w:r>
+        <w:tab/>
+        <w:t xml:space="preserve">Manitz, J. </w:t>
       </w:r>
       <w:r>
         <w:rPr>
           <w:i/>
           <w:iCs/>
         </w:rPr>
-        <w:t>Clinical Pharmacology &amp; Therapeutics</w:t>
+        <w:t>et al.</w:t>
+      </w:r>
+      <w:r>
+        <w:t xml:space="preserve"> Estimands for overall survival in clinical trials with treatment switching in oncology. </w:t>
+      </w:r>
+      <w:r>
+        <w:rPr>
+          <w:i/>
+          <w:iCs/>
+        </w:rPr>
+        <w:t>Pharmaceutical Statistics</w:t>
       </w:r>
       <w:r>
         <w:t xml:space="preserve"> </w:t>
@@ -4362,75 +5981,173 @@
           <w:b/>
           <w:bCs/>
         </w:rPr>
-        <w:t>111</w:t>
-      </w:r>
-      <w:r>
-        <w:t>, 243–251 (2022).</w:t>
+        <w:t>21</w:t>
+      </w:r>
+      <w:r>
+        <w:t>, 150–162 (2022).</w:t>
       </w:r>
     </w:p>
     <w:p>
       <w:pPr>
         <w:pStyle w:val="Bibliography"/>
       </w:pPr>
-      <w:bookmarkStart w:id="178" w:name="ref-rider2024emulations"/>
-      <w:bookmarkEnd w:id="177"/>
-      <w:r>
-        <w:t xml:space="preserve">5. </w:t>
+      <w:bookmarkStart w:id="247" w:name="ref-meyer2020open"/>
+      <w:bookmarkEnd w:id="244"/>
+      <w:del w:id="248" w:author="CPT R1 revision + co-author comments" w:date="2025-12-07T12:51:00Z" w16du:dateUtc="2025-12-07T11:51:00Z">
+        <w:r>
+          <w:delText>27</w:delText>
+        </w:r>
+      </w:del>
+      <w:ins w:id="249" w:author="CPT R1 revision + co-author comments" w:date="2025-12-07T12:51:00Z" w16du:dateUtc="2025-12-07T11:51:00Z">
+        <w:r>
+          <w:t>33</w:t>
+        </w:r>
+      </w:ins>
+      <w:r>
+        <w:t xml:space="preserve">. </w:t>
       </w:r>
       <w:r>
         <w:tab/>
-        <w:t xml:space="preserve">Rider, J. R. </w:t>
+        <w:t xml:space="preserve">Meyer, A.-M., Davies, J., Taylor, M. &amp; Fruechtenicht, C. Open cohorts and ghost-time bias in real world data. In </w:t>
       </w:r>
       <w:r>
         <w:rPr>
           <w:i/>
           <w:iCs/>
         </w:rPr>
-        <w:t>et al.</w:t>
-      </w:r>
-      <w:r>
-        <w:t xml:space="preserve"> Emulations of oncology trials using real-world data: A systematic literature review. </w:t>
+        <w:t>PHARMACOEPIDEMIOLOGY AND DRUG SAFETY</w:t>
+      </w:r>
+      <w:r>
+        <w:t xml:space="preserve"> </w:t>
+      </w:r>
+      <w:r>
+        <w:rPr>
+          <w:b/>
+          <w:bCs/>
+        </w:rPr>
+        <w:t>29</w:t>
+      </w:r>
+      <w:r>
+        <w:t>, 426–426 (WILEY 111 RIVER ST, HOBOKEN 07030-5774, NJ USA, 2020).</w:t>
+      </w:r>
+    </w:p>
+    <w:p>
+      <w:pPr>
+        <w:pStyle w:val="Bibliography"/>
+      </w:pPr>
+      <w:bookmarkStart w:id="250" w:name="ref-austin2009balance"/>
+      <w:bookmarkEnd w:id="247"/>
+      <w:del w:id="251" w:author="CPT R1 revision + co-author comments" w:date="2025-12-07T12:51:00Z" w16du:dateUtc="2025-12-07T11:51:00Z">
+        <w:r>
+          <w:delText>28</w:delText>
+        </w:r>
+      </w:del>
+      <w:ins w:id="252" w:author="CPT R1 revision + co-author comments" w:date="2025-12-07T12:51:00Z" w16du:dateUtc="2025-12-07T11:51:00Z">
+        <w:r>
+          <w:t>34</w:t>
+        </w:r>
+      </w:ins>
+      <w:r>
+        <w:t xml:space="preserve">. </w:t>
+      </w:r>
+      <w:r>
+        <w:tab/>
+        <w:t xml:space="preserve">Austin, P. C. Balance diagnostics for comparing the distribution of baseline covariates between treatment groups in propensity-score matched samples. </w:t>
       </w:r>
       <w:r>
         <w:rPr>
           <w:i/>
           <w:iCs/>
         </w:rPr>
-        <w:t>American journal of epidemiology</w:t>
-      </w:r>
-      <w:r>
-        <w:t xml:space="preserve"> kwae346 (2024).</w:t>
+        <w:t>Statistics in medicine</w:t>
+      </w:r>
+      <w:r>
+        <w:t xml:space="preserve"> </w:t>
+      </w:r>
+      <w:r>
+        <w:rPr>
+          <w:b/>
+          <w:bCs/>
+        </w:rPr>
+        <w:t>28</w:t>
+      </w:r>
+      <w:r>
+        <w:t>, 3083–3107 (2009).</w:t>
       </w:r>
     </w:p>
     <w:p>
       <w:pPr>
         <w:pStyle w:val="Bibliography"/>
       </w:pPr>
-      <w:bookmarkStart w:id="179" w:name="ref-merola2023aetion"/>
-      <w:bookmarkEnd w:id="178"/>
-      <w:r>
-        <w:t xml:space="preserve">6. </w:t>
+      <w:bookmarkStart w:id="253" w:name="ref-hernan2022causal"/>
+      <w:bookmarkEnd w:id="250"/>
+      <w:del w:id="254" w:author="CPT R1 revision + co-author comments" w:date="2025-12-07T12:51:00Z" w16du:dateUtc="2025-12-07T11:51:00Z">
+        <w:r>
+          <w:delText>29</w:delText>
+        </w:r>
+      </w:del>
+      <w:ins w:id="255" w:author="CPT R1 revision + co-author comments" w:date="2025-12-07T12:51:00Z" w16du:dateUtc="2025-12-07T11:51:00Z">
+        <w:r>
+          <w:t>35</w:t>
+        </w:r>
+      </w:ins>
+      <w:r>
+        <w:t xml:space="preserve">. </w:t>
       </w:r>
       <w:r>
         <w:tab/>
-        <w:t xml:space="preserve">Merola, D. </w:t>
+        <w:t xml:space="preserve">Hernán, M. A. Causal analyses of existing databases: No power calculations required. </w:t>
       </w:r>
       <w:r>
         <w:rPr>
           <w:i/>
           <w:iCs/>
         </w:rPr>
-        <w:t>et al.</w:t>
-      </w:r>
-      <w:r>
-        <w:t xml:space="preserve"> The aetion coalition to advance real-world evidence through randomized controlled trial emulation initiative: oncology. </w:t>
+        <w:t>Journal of clinical epidemiology</w:t>
+      </w:r>
+      <w:r>
+        <w:t xml:space="preserve"> </w:t>
+      </w:r>
+      <w:r>
+        <w:rPr>
+          <w:b/>
+          <w:bCs/>
+        </w:rPr>
+        <w:t>144</w:t>
+      </w:r>
+      <w:r>
+        <w:t>, 203–205 (2022).</w:t>
+      </w:r>
+    </w:p>
+    <w:p>
+      <w:pPr>
+        <w:pStyle w:val="Bibliography"/>
+      </w:pPr>
+      <w:bookmarkStart w:id="256" w:name="ref-schoenfeld1981asymptotic"/>
+      <w:bookmarkEnd w:id="253"/>
+      <w:del w:id="257" w:author="CPT R1 revision + co-author comments" w:date="2025-12-07T12:51:00Z" w16du:dateUtc="2025-12-07T11:51:00Z">
+        <w:r>
+          <w:delText>30</w:delText>
+        </w:r>
+      </w:del>
+      <w:ins w:id="258" w:author="CPT R1 revision + co-author comments" w:date="2025-12-07T12:51:00Z" w16du:dateUtc="2025-12-07T11:51:00Z">
+        <w:r>
+          <w:t>36</w:t>
+        </w:r>
+      </w:ins>
+      <w:r>
+        <w:t xml:space="preserve">. </w:t>
+      </w:r>
+      <w:r>
+        <w:tab/>
+        <w:t xml:space="preserve">Schoenfeld, D. The asymptotic properties of nonparametric tests for comparing survival distributions. </w:t>
       </w:r>
       <w:r>
         <w:rPr>
           <w:i/>
           <w:iCs/>
         </w:rPr>
-        <w:t>Clinical Pharmacology &amp; Therapeutics</w:t>
+        <w:t>Biometrika</w:t>
       </w:r>
       <w:r>
         <w:t xml:space="preserve"> </w:t>
@@ -4440,37 +6157,126 @@
           <w:b/>
           <w:bCs/>
         </w:rPr>
-        <w:t>113</w:t>
-      </w:r>
-      <w:r>
-        <w:t>, 1217–1222 (2023).</w:t>
+        <w:t>68</w:t>
+      </w:r>
+      <w:r>
+        <w:t>, 316–319 (1981).</w:t>
       </w:r>
     </w:p>
     <w:p>
       <w:pPr>
         <w:pStyle w:val="Bibliography"/>
         <w:rPr>
+          <w:ins w:id="259" w:author="CPT R1 revision + co-author comments" w:date="2025-12-07T12:51:00Z" w16du:dateUtc="2025-12-07T11:51:00Z"/>
+        </w:rPr>
+      </w:pPr>
+      <w:bookmarkStart w:id="260" w:name="ref-gsDesign"/>
+      <w:bookmarkEnd w:id="256"/>
+      <w:del w:id="261" w:author="CPT R1 revision + co-author comments" w:date="2025-12-07T12:51:00Z" w16du:dateUtc="2025-12-07T11:51:00Z">
+        <w:r>
+          <w:delText>31</w:delText>
+        </w:r>
+      </w:del>
+      <w:ins w:id="262" w:author="CPT R1 revision + co-author comments" w:date="2025-12-07T12:51:00Z" w16du:dateUtc="2025-12-07T11:51:00Z">
+        <w:r>
+          <w:t xml:space="preserve">37. </w:t>
+        </w:r>
+        <w:r>
+          <w:tab/>
+          <w:t xml:space="preserve">Anderson, K. </w:t>
+        </w:r>
+        <w:proofErr w:type="spellStart"/>
+        <w:r>
+          <w:t>gsDesign</w:t>
+        </w:r>
+        <w:proofErr w:type="spellEnd"/>
+        <w:r>
+          <w:t>: Group sequential design. (2024).at &lt;</w:t>
+        </w:r>
+        <w:r>
+          <w:fldChar w:fldCharType="begin"/>
+        </w:r>
+        <w:r>
+          <w:instrText>HYPERLINK "https://keaven.github.io/gsDesign/" \h</w:instrText>
+        </w:r>
+        <w:r>
+          <w:fldChar w:fldCharType="separate"/>
+        </w:r>
+        <w:r>
+          <w:rPr>
+            <w:rStyle w:val="Hyperlink"/>
+          </w:rPr>
+          <w:t>https://keaven.github.io/gsDesign/</w:t>
+        </w:r>
+        <w:r>
+          <w:fldChar w:fldCharType="end"/>
+        </w:r>
+        <w:r>
+          <w:t>&gt;</w:t>
+        </w:r>
+      </w:ins>
+    </w:p>
+    <w:p>
+      <w:pPr>
+        <w:pStyle w:val="Bibliography"/>
+        <w:rPr>
+          <w:ins w:id="263" w:author="CPT R1 revision + co-author comments" w:date="2025-12-07T12:51:00Z" w16du:dateUtc="2025-12-07T11:51:00Z"/>
+        </w:rPr>
+      </w:pPr>
+      <w:bookmarkStart w:id="264" w:name="ref-austin2021informing"/>
+      <w:bookmarkEnd w:id="260"/>
+      <w:ins w:id="265" w:author="CPT R1 revision + co-author comments" w:date="2025-12-07T12:51:00Z" w16du:dateUtc="2025-12-07T11:51:00Z">
+        <w:r>
+          <w:t xml:space="preserve">38. </w:t>
+        </w:r>
+        <w:r>
+          <w:tab/>
+          <w:t xml:space="preserve">Austin, P. C. Informing power and sample size calculations when using inverse probability of treatment weighting using the propensity score. </w:t>
+        </w:r>
+        <w:r>
+          <w:rPr>
+            <w:i/>
+            <w:iCs/>
+          </w:rPr>
+          <w:t>Statistics in Medicine</w:t>
+        </w:r>
+        <w:r>
+          <w:t xml:space="preserve"> </w:t>
+        </w:r>
+        <w:r>
+          <w:rPr>
+            <w:b/>
+            <w:bCs/>
+          </w:rPr>
+          <w:t>40</w:t>
+        </w:r>
+        <w:r>
+          <w:t>, 6150–6163 (2021).</w:t>
+        </w:r>
+      </w:ins>
+    </w:p>
+    <w:p>
+      <w:pPr>
+        <w:pStyle w:val="Bibliography"/>
+      </w:pPr>
+      <w:bookmarkStart w:id="266" w:name="ref-franklin2020nonrandomized"/>
+      <w:bookmarkEnd w:id="264"/>
+      <w:ins w:id="267" w:author="CPT R1 revision + co-author comments" w:date="2025-12-07T12:51:00Z" w16du:dateUtc="2025-12-07T11:51:00Z">
+        <w:r>
+          <w:t>39</w:t>
+        </w:r>
+      </w:ins>
+      <w:r>
+        <w:t xml:space="preserve">. </w:t>
+      </w:r>
+      <w:r>
+        <w:tab/>
+      </w:r>
+      <w:r>
+        <w:rPr>
           <w:lang w:val="de-DE"/>
         </w:rPr>
-      </w:pPr>
-      <w:bookmarkStart w:id="180" w:name="ref-merola2024calibrating"/>
-      <w:bookmarkEnd w:id="179"/>
-      <w:r>
-        <w:t xml:space="preserve">7. </w:t>
-      </w:r>
-      <w:r>
-        <w:tab/>
-        <w:t xml:space="preserve">Merola, D. </w:t>
-      </w:r>
-      <w:r>
-        <w:rPr>
-          <w:i/>
-          <w:iCs/>
-        </w:rPr>
-        <w:t>et al.</w:t>
-      </w:r>
-      <w:r>
-        <w:t xml:space="preserve"> Calibrating observational health record data against a randomized trial. </w:t>
+        <w:t xml:space="preserve">Franklin, J. M. </w:t>
       </w:r>
       <w:r>
         <w:rPr>
@@ -4478,8 +6284,129 @@
           <w:iCs/>
           <w:lang w:val="de-DE"/>
         </w:rPr>
-        <w:t>JAMA Network Open</w:t>
-      </w:r>
+        <w:t>et al.</w:t>
+      </w:r>
+      <w:r>
+        <w:rPr>
+          <w:lang w:val="de-DE"/>
+        </w:rPr>
+        <w:t xml:space="preserve"> </w:t>
+      </w:r>
+      <w:r>
+        <w:t xml:space="preserve">Nonrandomized real-world evidence to support regulatory decision making: Process for a randomized trial replication project. </w:t>
+      </w:r>
+      <w:r>
+        <w:rPr>
+          <w:i/>
+          <w:iCs/>
+        </w:rPr>
+        <w:t>Clinical Pharmacology &amp; Therapeutics</w:t>
+      </w:r>
+      <w:r>
+        <w:t xml:space="preserve"> </w:t>
+      </w:r>
+      <w:r>
+        <w:rPr>
+          <w:b/>
+          <w:bCs/>
+        </w:rPr>
+        <w:t>107</w:t>
+      </w:r>
+      <w:r>
+        <w:t>, 817–826 (2020).</w:t>
+      </w:r>
+    </w:p>
+    <w:p>
+      <w:pPr>
+        <w:pStyle w:val="Bibliography"/>
+      </w:pPr>
+      <w:bookmarkStart w:id="268" w:name="ref-schneeweiss2019graphical"/>
+      <w:bookmarkEnd w:id="266"/>
+      <w:del w:id="269" w:author="CPT R1 revision + co-author comments" w:date="2025-12-07T12:51:00Z" w16du:dateUtc="2025-12-07T11:51:00Z">
+        <w:r>
+          <w:delText>32</w:delText>
+        </w:r>
+      </w:del>
+      <w:ins w:id="270" w:author="CPT R1 revision + co-author comments" w:date="2025-12-07T12:51:00Z" w16du:dateUtc="2025-12-07T11:51:00Z">
+        <w:r>
+          <w:t>40</w:t>
+        </w:r>
+      </w:ins>
+      <w:r>
+        <w:t xml:space="preserve">. </w:t>
+      </w:r>
+      <w:r>
+        <w:tab/>
+        <w:t xml:space="preserve">Schneeweiss, S. </w:t>
+      </w:r>
+      <w:r>
+        <w:rPr>
+          <w:i/>
+          <w:iCs/>
+        </w:rPr>
+        <w:t>et al.</w:t>
+      </w:r>
+      <w:r>
+        <w:t xml:space="preserve"> Graphical depiction of longitudinal study designs in health care databases. </w:t>
+      </w:r>
+      <w:r>
+        <w:rPr>
+          <w:i/>
+          <w:iCs/>
+        </w:rPr>
+        <w:t>Annals of internal medicine</w:t>
+      </w:r>
+      <w:r>
+        <w:t xml:space="preserve"> </w:t>
+      </w:r>
+      <w:r>
+        <w:rPr>
+          <w:b/>
+          <w:bCs/>
+        </w:rPr>
+        <w:t>170</w:t>
+      </w:r>
+      <w:r>
+        <w:t>, 398–406 (2019).</w:t>
+      </w:r>
+    </w:p>
+    <w:p>
+      <w:pPr>
+        <w:pStyle w:val="Bibliography"/>
+        <w:rPr>
+          <w:lang w:val="de-DE"/>
+        </w:rPr>
+      </w:pPr>
+      <w:bookmarkStart w:id="271" w:name="ref-rubin1976inference"/>
+      <w:bookmarkEnd w:id="268"/>
+      <w:del w:id="272" w:author="CPT R1 revision + co-author comments" w:date="2025-12-07T12:51:00Z" w16du:dateUtc="2025-12-07T11:51:00Z">
+        <w:r>
+          <w:lastRenderedPageBreak/>
+          <w:delText>33</w:delText>
+        </w:r>
+      </w:del>
+      <w:ins w:id="273" w:author="CPT R1 revision + co-author comments" w:date="2025-12-07T12:51:00Z" w16du:dateUtc="2025-12-07T11:51:00Z">
+        <w:r>
+          <w:t>41</w:t>
+        </w:r>
+      </w:ins>
+      <w:r>
+        <w:t xml:space="preserve">. </w:t>
+      </w:r>
+      <w:r>
+        <w:tab/>
+        <w:t xml:space="preserve">Rubin, D. B. Inference and missing data. </w:t>
+      </w:r>
+      <w:proofErr w:type="spellStart"/>
+      <w:r>
+        <w:rPr>
+          <w:i/>
+          <w:iCs/>
+          <w:lang w:val="de-DE"/>
+        </w:rPr>
+        <w:t>Biometrika</w:t>
+      </w:r>
+      <w:proofErr w:type="spellEnd"/>
       <w:r>
         <w:rPr>
           <w:lang w:val="de-DE"/>
@@ -4492,33 +6419,49 @@
           <w:bCs/>
           <w:lang w:val="de-DE"/>
         </w:rPr>
-        <w:t>7</w:t>
+        <w:t>63</w:t>
       </w:r>
       <w:r>
         <w:rPr>
           <w:lang w:val="de-DE"/>
         </w:rPr>
-        <w:t>, e2436535–e2436535 (2024).</w:t>
+        <w:t>, 581–592 (1976).</w:t>
       </w:r>
     </w:p>
     <w:p>
       <w:pPr>
         <w:pStyle w:val="Bibliography"/>
       </w:pPr>
-      <w:bookmarkStart w:id="181" w:name="ref-wang2023emulation"/>
-      <w:bookmarkEnd w:id="180"/>
+      <w:bookmarkStart w:id="274" w:name="ref-weberpals2024smdi"/>
+      <w:bookmarkEnd w:id="271"/>
+      <w:del w:id="275" w:author="CPT R1 revision + co-author comments" w:date="2025-12-07T12:51:00Z" w16du:dateUtc="2025-12-07T11:51:00Z">
+        <w:r>
+          <w:rPr>
+            <w:lang w:val="de-DE"/>
+          </w:rPr>
+          <w:delText>34</w:delText>
+        </w:r>
+      </w:del>
+      <w:ins w:id="276" w:author="CPT R1 revision + co-author comments" w:date="2025-12-07T12:51:00Z" w16du:dateUtc="2025-12-07T11:51:00Z">
+        <w:r>
+          <w:rPr>
+            <w:lang w:val="de-DE"/>
+          </w:rPr>
+          <w:t>42</w:t>
+        </w:r>
+      </w:ins>
       <w:r>
         <w:rPr>
           <w:lang w:val="de-DE"/>
         </w:rPr>
-        <w:t xml:space="preserve">8. </w:t>
+        <w:t xml:space="preserve">. </w:t>
       </w:r>
       <w:r>
         <w:rPr>
           <w:lang w:val="de-DE"/>
         </w:rPr>
         <w:tab/>
-        <w:t xml:space="preserve">Wang, S. V. </w:t>
+        <w:t xml:space="preserve">Weberpals, J. </w:t>
       </w:r>
       <w:r>
         <w:rPr>
@@ -4534,36 +6477,20 @@
         </w:rPr>
         <w:t xml:space="preserve"> </w:t>
       </w:r>
-      <w:r>
-        <w:fldChar w:fldCharType="begin"/>
-      </w:r>
-      <w:r>
-        <w:rPr>
-          <w:lang w:val="de-DE"/>
-        </w:rPr>
-        <w:instrText>HYPERLINK "https://doi.org/10.1001/jama.2023.4221" \h</w:instrText>
-      </w:r>
-      <w:r>
-        <w:fldChar w:fldCharType="separate"/>
-      </w:r>
-      <w:r>
-        <w:rPr>
-          <w:rStyle w:val="Hyperlink"/>
-        </w:rPr>
-        <w:t>Emulation of randomized clinical trials with nonrandomized database analyses: Results of 32 clinical trials</w:t>
-      </w:r>
-      <w:r>
-        <w:fldChar w:fldCharType="end"/>
-      </w:r>
-      <w:r>
-        <w:t xml:space="preserve">. </w:t>
+      <w:proofErr w:type="spellStart"/>
+      <w:r>
+        <w:t>Smdi</w:t>
+      </w:r>
+      <w:proofErr w:type="spellEnd"/>
+      <w:r>
+        <w:t xml:space="preserve">: An r package to perform structural missing data investigations on partially observed confounders in real-world evidence studies. </w:t>
       </w:r>
       <w:r>
         <w:rPr>
           <w:i/>
           <w:iCs/>
         </w:rPr>
-        <w:t>Jama</w:t>
+        <w:t>JAMIA open</w:t>
       </w:r>
       <w:r>
         <w:t xml:space="preserve"> </w:t>
@@ -4573,52 +6500,72 @@
           <w:b/>
           <w:bCs/>
         </w:rPr>
-        <w:t>329</w:t>
-      </w:r>
-      <w:r>
-        <w:t>, 1376–1385 (2023).</w:t>
+        <w:t>7</w:t>
+      </w:r>
+      <w:r>
+        <w:t>, ooae008 (2024).</w:t>
       </w:r>
     </w:p>
     <w:p>
       <w:pPr>
         <w:pStyle w:val="Bibliography"/>
       </w:pPr>
-      <w:bookmarkStart w:id="182" w:name="ref-heyard2024design"/>
-      <w:bookmarkEnd w:id="181"/>
-      <w:r>
-        <w:t xml:space="preserve">9. </w:t>
+      <w:bookmarkStart w:id="277" w:name="ref-weberpals2024"/>
+      <w:bookmarkEnd w:id="274"/>
+      <w:del w:id="278" w:author="CPT R1 revision + co-author comments" w:date="2025-12-07T12:51:00Z" w16du:dateUtc="2025-12-07T11:51:00Z">
+        <w:r>
+          <w:delText>35</w:delText>
+        </w:r>
+      </w:del>
+      <w:ins w:id="279" w:author="CPT R1 revision + co-author comments" w:date="2025-12-07T12:51:00Z" w16du:dateUtc="2025-12-07T11:51:00Z">
+        <w:r>
+          <w:t>43</w:t>
+        </w:r>
+      </w:ins>
+      <w:r>
+        <w:t xml:space="preserve">. </w:t>
       </w:r>
       <w:r>
         <w:tab/>
-        <w:t xml:space="preserve">Heyard, R., Held, L., Schneeweiss, S. &amp; Wang, S. V. </w:t>
-      </w:r>
-      <w:r>
-        <w:fldChar w:fldCharType="begin"/>
-      </w:r>
-      <w:r>
-        <w:instrText>HYPERLINK "https://doi.org/10.1136/bmjmed-2023-000709" \h</w:instrText>
-      </w:r>
-      <w:r>
-        <w:fldChar w:fldCharType="separate"/>
-      </w:r>
-      <w:r>
-        <w:rPr>
-          <w:rStyle w:val="Hyperlink"/>
-        </w:rPr>
-        <w:t>Design differences and variation in results between randomised trials and non-randomised emulations: Meta-analysis of RCT-DUPLICATE data</w:t>
-      </w:r>
-      <w:r>
-        <w:fldChar w:fldCharType="end"/>
-      </w:r>
-      <w:r>
-        <w:t xml:space="preserve">. </w:t>
+        <w:t xml:space="preserve">Weberpals, J. </w:t>
       </w:r>
       <w:r>
         <w:rPr>
           <w:i/>
           <w:iCs/>
         </w:rPr>
-        <w:t>BMJ medicine</w:t>
+        <w:t>et al.</w:t>
+      </w:r>
+      <w:r>
+        <w:t xml:space="preserve"> </w:t>
+      </w:r>
+      <w:r>
+        <w:fldChar w:fldCharType="begin"/>
+      </w:r>
+      <w:r>
+        <w:instrText>HYPERLINK "https://doi.org/10.2147/CLEP.S436131" \h</w:instrText>
+      </w:r>
+      <w:r>
+        <w:fldChar w:fldCharType="separate"/>
+      </w:r>
+      <w:r>
+        <w:rPr>
+          <w:rStyle w:val="Hyperlink"/>
+        </w:rPr>
+        <w:t>A principled approach to characterize and analyze partially observed confounder data from electronic health records</w:t>
+      </w:r>
+      <w:r>
+        <w:fldChar w:fldCharType="end"/>
+      </w:r>
+      <w:r>
+        <w:t xml:space="preserve">. </w:t>
+      </w:r>
+      <w:r>
+        <w:rPr>
+          <w:i/>
+          <w:iCs/>
+        </w:rPr>
+        <w:t>Clinical Epidemiology</w:t>
       </w:r>
       <w:r>
         <w:t xml:space="preserve"> </w:t>
@@ -4628,59 +6575,34 @@
           <w:b/>
           <w:bCs/>
         </w:rPr>
-        <w:t>3</w:t>
-      </w:r>
-      <w:r>
-        <w:t>, (2024).</w:t>
+        <w:t>16</w:t>
+      </w:r>
+      <w:r>
+        <w:t>, 329–343 (2024).</w:t>
       </w:r>
     </w:p>
     <w:p>
       <w:pPr>
         <w:pStyle w:val="Bibliography"/>
       </w:pPr>
-      <w:bookmarkStart w:id="183" w:name="ref-encoreFDA"/>
-      <w:bookmarkEnd w:id="182"/>
-      <w:r>
-        <w:t xml:space="preserve">10. </w:t>
+      <w:bookmarkStart w:id="280" w:name="ref-moreno2018canonical"/>
+      <w:bookmarkEnd w:id="277"/>
+      <w:del w:id="281" w:author="CPT R1 revision + co-author comments" w:date="2025-12-07T12:51:00Z" w16du:dateUtc="2025-12-07T11:51:00Z">
+        <w:r>
+          <w:delText>36</w:delText>
+        </w:r>
+      </w:del>
+      <w:ins w:id="282" w:author="CPT R1 revision + co-author comments" w:date="2025-12-07T12:51:00Z" w16du:dateUtc="2025-12-07T11:51:00Z">
+        <w:r>
+          <w:t>44</w:t>
+        </w:r>
+      </w:ins>
+      <w:r>
+        <w:t xml:space="preserve">. </w:t>
       </w:r>
       <w:r>
         <w:tab/>
-        <w:t>Calibrating real-world evidence studies in oncology against randomized trials: ENCORE (last accessed 11/28/2024). (2024).at &lt;</w:t>
-      </w:r>
-      <w:r>
-        <w:fldChar w:fldCharType="begin"/>
-      </w:r>
-      <w:r>
-        <w:instrText>HYPERLINK "https://www.fda.gov/about-fda/oncology-center-excellence/calibrating-real-world-evidence-studies-oncology-against-randomized-trials-encore" \h</w:instrText>
-      </w:r>
-      <w:r>
-        <w:fldChar w:fldCharType="separate"/>
-      </w:r>
-      <w:r>
-        <w:rPr>
-          <w:rStyle w:val="Hyperlink"/>
-        </w:rPr>
-        <w:t>https://www.fda.gov/about-fda/oncology-center-excellence/calibrating-real-world-evidence-studies-oncology-against-randomized-trials-encore</w:t>
-      </w:r>
-      <w:r>
-        <w:fldChar w:fldCharType="end"/>
-      </w:r>
-      <w:r>
-        <w:t>&gt;</w:t>
-      </w:r>
-    </w:p>
-    <w:p>
-      <w:pPr>
-        <w:pStyle w:val="Bibliography"/>
-      </w:pPr>
-      <w:bookmarkStart w:id="184" w:name="ref-rivera2024oncology"/>
-      <w:bookmarkEnd w:id="183"/>
-      <w:r>
-        <w:t xml:space="preserve">11. </w:t>
-      </w:r>
-      <w:r>
-        <w:tab/>
-        <w:t xml:space="preserve">Rivera, D. R. </w:t>
+        <w:t xml:space="preserve">Moreno-Betancur, M. </w:t>
       </w:r>
       <w:r>
         <w:rPr>
@@ -4690,14 +6612,14 @@
         <w:t>et al.</w:t>
       </w:r>
       <w:r>
-        <w:t xml:space="preserve"> The oncology QCARD initiative: Fostering efficient evaluation of initial real-world data proposals. </w:t>
+        <w:t xml:space="preserve"> Canonical causal diagrams to guide the treatment of missing data in epidemiologic studies. </w:t>
       </w:r>
       <w:r>
         <w:rPr>
           <w:i/>
           <w:iCs/>
         </w:rPr>
-        <w:t>Pharmacoepidemiology and Drug Safety</w:t>
+        <w:t>American journal of epidemiology</w:t>
       </w:r>
       <w:r>
         <w:t xml:space="preserve"> </w:t>
@@ -4707,41 +6629,205 @@
           <w:b/>
           <w:bCs/>
         </w:rPr>
-        <w:t>33</w:t>
-      </w:r>
-      <w:r>
-        <w:t>, e5818 (2024).</w:t>
+        <w:t>187</w:t>
+      </w:r>
+      <w:r>
+        <w:t>, 2705–2715 (2018).</w:t>
       </w:r>
     </w:p>
     <w:p>
       <w:pPr>
         <w:pStyle w:val="Bibliography"/>
       </w:pPr>
-      <w:bookmarkStart w:id="185" w:name="ref-gatto2022structured"/>
-      <w:bookmarkEnd w:id="184"/>
-      <w:r>
-        <w:t xml:space="preserve">12. </w:t>
+      <w:bookmarkStart w:id="283" w:name="ref-tompsett2018use"/>
+      <w:bookmarkEnd w:id="280"/>
+      <w:del w:id="284" w:author="CPT R1 revision + co-author comments" w:date="2025-12-07T12:51:00Z" w16du:dateUtc="2025-12-07T11:51:00Z">
+        <w:r>
+          <w:delText>37</w:delText>
+        </w:r>
+      </w:del>
+      <w:ins w:id="285" w:author="CPT R1 revision + co-author comments" w:date="2025-12-07T12:51:00Z" w16du:dateUtc="2025-12-07T11:51:00Z">
+        <w:r>
+          <w:t>45</w:t>
+        </w:r>
+      </w:ins>
+      <w:r>
+        <w:t xml:space="preserve">. </w:t>
       </w:r>
       <w:r>
         <w:tab/>
-        <w:t xml:space="preserve">Gatto, N. M. </w:t>
+        <w:t xml:space="preserve">Tompsett, D. M., Leacy, F., Moreno-Betancur, M., Heron, J. &amp; White, I. R. On the use of the not-at-random fully conditional specification (NARFCS) procedure in practice. </w:t>
       </w:r>
       <w:r>
         <w:rPr>
           <w:i/>
           <w:iCs/>
         </w:rPr>
-        <w:t>et al.</w:t>
-      </w:r>
-      <w:r>
-        <w:t xml:space="preserve"> The structured process to identify fit-for-purpose data: A data feasibility assessment framework. </w:t>
+        <w:t>Statistics in medicine</w:t>
+      </w:r>
+      <w:r>
+        <w:t xml:space="preserve"> </w:t>
+      </w:r>
+      <w:r>
+        <w:rPr>
+          <w:b/>
+          <w:bCs/>
+        </w:rPr>
+        <w:t>37</w:t>
+      </w:r>
+      <w:r>
+        <w:t>, 2338–2353 (2018).</w:t>
+      </w:r>
+    </w:p>
+    <w:p>
+      <w:pPr>
+        <w:pStyle w:val="Bibliography"/>
+      </w:pPr>
+      <w:bookmarkStart w:id="286" w:name="ref-weberpals2024hdmi"/>
+      <w:bookmarkEnd w:id="283"/>
+      <w:del w:id="287" w:author="CPT R1 revision + co-author comments" w:date="2025-12-07T12:51:00Z" w16du:dateUtc="2025-12-07T11:51:00Z">
+        <w:r>
+          <w:delText>38</w:delText>
+        </w:r>
+      </w:del>
+      <w:ins w:id="288" w:author="CPT R1 revision + co-author comments" w:date="2025-12-07T12:51:00Z" w16du:dateUtc="2025-12-07T11:51:00Z">
+        <w:r>
+          <w:t>46</w:t>
+        </w:r>
+      </w:ins>
+      <w:r>
+        <w:t xml:space="preserve">. </w:t>
+      </w:r>
+      <w:r>
+        <w:tab/>
+        <w:t xml:space="preserve">Weberpals, J. </w:t>
       </w:r>
       <w:r>
         <w:rPr>
           <w:i/>
           <w:iCs/>
         </w:rPr>
-        <w:t>Clinical Pharmacology &amp; Therapeutics</w:t>
+        <w:t>et al.</w:t>
+      </w:r>
+      <w:r>
+        <w:t xml:space="preserve"> High-dimensional multiple imputation (HDMI) for partially observed confounders including natural language processing-derived auxiliary covariates. </w:t>
+      </w:r>
+      <w:r>
+        <w:rPr>
+          <w:i/>
+          <w:iCs/>
+        </w:rPr>
+        <w:t>American Journal of Epidemiology</w:t>
+      </w:r>
+      <w:r>
+        <w:t xml:space="preserve"> (2025).at &lt;</w:t>
+      </w:r>
+      <w:r>
+        <w:fldChar w:fldCharType="begin"/>
+      </w:r>
+      <w:r>
+        <w:instrText>HYPERLINK "https://arxiv.org/abs/2405.10925" \h</w:instrText>
+      </w:r>
+      <w:r>
+        <w:fldChar w:fldCharType="separate"/>
+      </w:r>
+      <w:r>
+        <w:rPr>
+          <w:rStyle w:val="Hyperlink"/>
+        </w:rPr>
+        <w:t>https://arxiv.org/abs/2405.10925</w:t>
+      </w:r>
+      <w:r>
+        <w:fldChar w:fldCharType="end"/>
+      </w:r>
+      <w:r>
+        <w:t>&gt;</w:t>
+      </w:r>
+    </w:p>
+    <w:p>
+      <w:pPr>
+        <w:pStyle w:val="Bibliography"/>
+      </w:pPr>
+      <w:bookmarkStart w:id="289" w:name="ref-Shaw2024"/>
+      <w:bookmarkEnd w:id="286"/>
+      <w:del w:id="290" w:author="CPT R1 revision + co-author comments" w:date="2025-12-07T12:51:00Z" w16du:dateUtc="2025-12-07T11:51:00Z">
+        <w:r>
+          <w:delText>39</w:delText>
+        </w:r>
+      </w:del>
+      <w:ins w:id="291" w:author="CPT R1 revision + co-author comments" w:date="2025-12-07T12:51:00Z" w16du:dateUtc="2025-12-07T11:51:00Z">
+        <w:r>
+          <w:t>47</w:t>
+        </w:r>
+      </w:ins>
+      <w:r>
+        <w:t xml:space="preserve">. </w:t>
+      </w:r>
+      <w:r>
+        <w:tab/>
+        <w:t xml:space="preserve">Shaw, C. K., P. &amp; Williamson, B. D. Assessing treatment effects in observational data with missing confounders: A comparative study of practical doubly-robust and traditional missing data methods. </w:t>
+      </w:r>
+      <w:r>
+        <w:rPr>
+          <w:i/>
+          <w:iCs/>
+        </w:rPr>
+        <w:t>GitHub repository</w:t>
+      </w:r>
+      <w:r>
+        <w:t xml:space="preserve"> (2024).at &lt;</w:t>
+      </w:r>
+      <w:r>
+        <w:fldChar w:fldCharType="begin"/>
+      </w:r>
+      <w:r>
+        <w:instrText>HYPERLINK "https://github.com/PamelaShaw/Missing-Confounders-Methods" \h</w:instrText>
+      </w:r>
+      <w:r>
+        <w:fldChar w:fldCharType="separate"/>
+      </w:r>
+      <w:r>
+        <w:rPr>
+          <w:rStyle w:val="Hyperlink"/>
+        </w:rPr>
+        <w:t>https://github.com/PamelaShaw/Missing-Confounders-Methods</w:t>
+      </w:r>
+      <w:r>
+        <w:fldChar w:fldCharType="end"/>
+      </w:r>
+      <w:r>
+        <w:t>&gt;</w:t>
+      </w:r>
+    </w:p>
+    <w:p>
+      <w:pPr>
+        <w:pStyle w:val="Bibliography"/>
+      </w:pPr>
+      <w:bookmarkStart w:id="292" w:name="ref-cox1972regression"/>
+      <w:bookmarkEnd w:id="289"/>
+      <w:del w:id="293" w:author="CPT R1 revision + co-author comments" w:date="2025-12-07T12:51:00Z" w16du:dateUtc="2025-12-07T11:51:00Z">
+        <w:r>
+          <w:delText>40</w:delText>
+        </w:r>
+      </w:del>
+      <w:ins w:id="294" w:author="CPT R1 revision + co-author comments" w:date="2025-12-07T12:51:00Z" w16du:dateUtc="2025-12-07T11:51:00Z">
+        <w:r>
+          <w:t>48</w:t>
+        </w:r>
+      </w:ins>
+      <w:r>
+        <w:t xml:space="preserve">. </w:t>
+      </w:r>
+      <w:r>
+        <w:tab/>
+        <w:t xml:space="preserve">Cox, D. R. Regression models and life-tables. Journal of the royal statistical society. </w:t>
+      </w:r>
+      <w:r>
+        <w:rPr>
+          <w:i/>
+          <w:iCs/>
+        </w:rPr>
+        <w:t>Series B (Methodological)</w:t>
       </w:r>
       <w:r>
         <w:t xml:space="preserve"> </w:t>
@@ -4751,33 +6837,926 @@
           <w:b/>
           <w:bCs/>
         </w:rPr>
-        <w:t>111</w:t>
-      </w:r>
-      <w:r>
-        <w:t>, 122–134 (2022).</w:t>
+        <w:t>34</w:t>
+      </w:r>
+      <w:r>
+        <w:t>, 187–220 (1972).</w:t>
       </w:r>
     </w:p>
     <w:p>
       <w:pPr>
         <w:pStyle w:val="Bibliography"/>
-        <w:rPr>
-          <w:ins w:id="186" w:author="CPT R1 revision + co-author comments" w:date="2025-12-07T12:51:00Z" w16du:dateUtc="2025-12-07T11:51:00Z"/>
-        </w:rPr>
-      </w:pPr>
-      <w:bookmarkStart w:id="187" w:name="ref-hopewell2025consort"/>
-      <w:bookmarkEnd w:id="185"/>
-      <w:del w:id="188" w:author="CPT R1 revision + co-author comments" w:date="2025-12-07T12:51:00Z" w16du:dateUtc="2025-12-07T11:51:00Z">
-        <w:r>
-          <w:delText>13.</w:delText>
-        </w:r>
-      </w:del>
-      <w:ins w:id="189" w:author="CPT R1 revision + co-author comments" w:date="2025-12-07T12:51:00Z" w16du:dateUtc="2025-12-07T11:51:00Z">
-        <w:r>
-          <w:t xml:space="preserve">13. </w:t>
+      </w:pPr>
+      <w:bookmarkStart w:id="295" w:name="ref-kaplan1958nonparametric"/>
+      <w:bookmarkEnd w:id="292"/>
+      <w:del w:id="296" w:author="CPT R1 revision + co-author comments" w:date="2025-12-07T12:51:00Z" w16du:dateUtc="2025-12-07T11:51:00Z">
+        <w:r>
+          <w:delText>41</w:delText>
+        </w:r>
+      </w:del>
+      <w:ins w:id="297" w:author="CPT R1 revision + co-author comments" w:date="2025-12-07T12:51:00Z" w16du:dateUtc="2025-12-07T11:51:00Z">
+        <w:r>
+          <w:t>49</w:t>
+        </w:r>
+      </w:ins>
+      <w:r>
+        <w:t xml:space="preserve">. </w:t>
+      </w:r>
+      <w:r>
+        <w:tab/>
+        <w:t xml:space="preserve">Kaplan, E. L. &amp; Meier, P. Nonparametric estimation from incomplete observations. </w:t>
+      </w:r>
+      <w:r>
+        <w:rPr>
+          <w:i/>
+          <w:iCs/>
+        </w:rPr>
+        <w:t>Journal of the American statistical association</w:t>
+      </w:r>
+      <w:r>
+        <w:t xml:space="preserve"> </w:t>
+      </w:r>
+      <w:r>
+        <w:rPr>
+          <w:b/>
+          <w:bCs/>
+        </w:rPr>
+        <w:t>53</w:t>
+      </w:r>
+      <w:r>
+        <w:t>, 457–481 (1958).</w:t>
+      </w:r>
+    </w:p>
+    <w:p>
+      <w:pPr>
+        <w:pStyle w:val="Bibliography"/>
+      </w:pPr>
+      <w:bookmarkStart w:id="298" w:name="ref-becker2020enhanced"/>
+      <w:bookmarkEnd w:id="295"/>
+      <w:del w:id="299" w:author="CPT R1 revision + co-author comments" w:date="2025-12-07T12:51:00Z" w16du:dateUtc="2025-12-07T11:51:00Z">
+        <w:r>
+          <w:delText>42</w:delText>
+        </w:r>
+      </w:del>
+      <w:ins w:id="300" w:author="CPT R1 revision + co-author comments" w:date="2025-12-07T12:51:00Z" w16du:dateUtc="2025-12-07T11:51:00Z">
+        <w:r>
+          <w:t>50</w:t>
+        </w:r>
+      </w:ins>
+      <w:r>
+        <w:t xml:space="preserve">. </w:t>
+      </w:r>
+      <w:r>
+        <w:tab/>
+        <w:t xml:space="preserve">Becker, T. </w:t>
+      </w:r>
+      <w:r>
+        <w:rPr>
+          <w:i/>
+          <w:iCs/>
+        </w:rPr>
+        <w:t>et al.</w:t>
+      </w:r>
+      <w:r>
+        <w:t xml:space="preserve"> An enhanced prognostic score for overall survival of patients with cancer derived from a large real-world cohort. </w:t>
+      </w:r>
+      <w:r>
+        <w:rPr>
+          <w:i/>
+          <w:iCs/>
+        </w:rPr>
+        <w:t>Annals of Oncology</w:t>
+      </w:r>
+      <w:r>
+        <w:t xml:space="preserve"> </w:t>
+      </w:r>
+      <w:r>
+        <w:rPr>
+          <w:b/>
+          <w:bCs/>
+        </w:rPr>
+        <w:t>31</w:t>
+      </w:r>
+      <w:r>
+        <w:t>, 1561–1568 (2020).</w:t>
+      </w:r>
+    </w:p>
+    <w:p>
+      <w:pPr>
+        <w:pStyle w:val="Bibliography"/>
+      </w:pPr>
+      <w:bookmarkStart w:id="301" w:name="ref-leyrat2019propensity"/>
+      <w:bookmarkEnd w:id="298"/>
+      <w:del w:id="302" w:author="CPT R1 revision + co-author comments" w:date="2025-12-07T12:51:00Z" w16du:dateUtc="2025-12-07T11:51:00Z">
+        <w:r>
+          <w:delText>43</w:delText>
+        </w:r>
+      </w:del>
+      <w:ins w:id="303" w:author="CPT R1 revision + co-author comments" w:date="2025-12-07T12:51:00Z" w16du:dateUtc="2025-12-07T11:51:00Z">
+        <w:r>
+          <w:t>51</w:t>
+        </w:r>
+      </w:ins>
+      <w:r>
+        <w:t xml:space="preserve">. </w:t>
+      </w:r>
+      <w:r>
+        <w:tab/>
+        <w:t xml:space="preserve">Leyrat, C. </w:t>
+      </w:r>
+      <w:r>
+        <w:rPr>
+          <w:i/>
+          <w:iCs/>
+        </w:rPr>
+        <w:t>et al.</w:t>
+      </w:r>
+      <w:r>
+        <w:t xml:space="preserve"> Propensity score analysis with partially observed covariates: How should multiple imputation be used? </w:t>
+      </w:r>
+      <w:r>
+        <w:rPr>
+          <w:i/>
+          <w:iCs/>
+        </w:rPr>
+        <w:t>Statistical methods in medical research</w:t>
+      </w:r>
+      <w:r>
+        <w:t xml:space="preserve"> </w:t>
+      </w:r>
+      <w:r>
+        <w:rPr>
+          <w:b/>
+          <w:bCs/>
+        </w:rPr>
+        <w:t>28</w:t>
+      </w:r>
+      <w:r>
+        <w:t>, 3–19 (2019).</w:t>
+      </w:r>
+    </w:p>
+    <w:p>
+      <w:pPr>
+        <w:pStyle w:val="Bibliography"/>
+      </w:pPr>
+      <w:bookmarkStart w:id="304" w:name="ref-pishgar2020matchthem"/>
+      <w:bookmarkEnd w:id="301"/>
+      <w:del w:id="305" w:author="CPT R1 revision + co-author comments" w:date="2025-12-07T12:51:00Z" w16du:dateUtc="2025-12-07T11:51:00Z">
+        <w:r>
+          <w:delText>44</w:delText>
+        </w:r>
+      </w:del>
+      <w:moveFromRangeStart w:id="306" w:author="CPT R1 revision + co-author comments" w:date="2025-12-07T12:51:00Z" w:name="move216004323"/>
+      <w:moveFrom w:id="307" w:author="CPT R1 revision + co-author comments" w:date="2025-12-07T12:51:00Z" w16du:dateUtc="2025-12-07T11:51:00Z">
+        <w:r>
+          <w:t xml:space="preserve">. </w:t>
         </w:r>
         <w:r>
           <w:tab/>
-          <w:t xml:space="preserve">Hopewell, S. </w:t>
+          <w:t xml:space="preserve">Pishgar, F., Greifer, N., Leyrat, C. &amp; Stuart, E. MatchThem:: Matching and weighting after multiple imputation. </w:t>
+        </w:r>
+      </w:moveFrom>
+      <w:moveFromRangeEnd w:id="306"/>
+      <w:moveToRangeStart w:id="308" w:author="CPT R1 revision + co-author comments" w:date="2025-12-07T12:51:00Z" w:name="move216004324"/>
+      <w:moveTo w:id="309" w:author="CPT R1 revision + co-author comments" w:date="2025-12-07T12:51:00Z" w16du:dateUtc="2025-12-07T11:51:00Z">
+        <w:r>
+          <w:t xml:space="preserve">52. </w:t>
+        </w:r>
+        <w:r>
+          <w:tab/>
+        </w:r>
+        <w:proofErr w:type="spellStart"/>
+        <w:r>
+          <w:t>Pishgar</w:t>
+        </w:r>
+        <w:proofErr w:type="spellEnd"/>
+        <w:r>
+          <w:t xml:space="preserve">, F., Greifer, N., </w:t>
+        </w:r>
+        <w:proofErr w:type="spellStart"/>
+        <w:r>
+          <w:t>Leyrat</w:t>
+        </w:r>
+        <w:proofErr w:type="spellEnd"/>
+        <w:r>
+          <w:t xml:space="preserve">, C. &amp; Stuart, E. </w:t>
+        </w:r>
+        <w:proofErr w:type="spellStart"/>
+        <w:proofErr w:type="gramStart"/>
+        <w:r>
+          <w:t>MatchThem</w:t>
+        </w:r>
+        <w:proofErr w:type="spellEnd"/>
+        <w:r>
+          <w:t>::</w:t>
+        </w:r>
+        <w:proofErr w:type="gramEnd"/>
+        <w:r>
+          <w:t xml:space="preserve"> Matching and weighting after multiple imputation. </w:t>
+        </w:r>
+      </w:moveTo>
+      <w:moveToRangeEnd w:id="308"/>
+      <w:proofErr w:type="spellStart"/>
+      <w:r>
+        <w:rPr>
+          <w:i/>
+          <w:iCs/>
+        </w:rPr>
+        <w:t>arXiv</w:t>
+      </w:r>
+      <w:proofErr w:type="spellEnd"/>
+      <w:r>
+        <w:rPr>
+          <w:i/>
+          <w:iCs/>
+        </w:rPr>
+        <w:t xml:space="preserve"> preprint arXiv:2009.11772</w:t>
+      </w:r>
+      <w:r>
+        <w:t xml:space="preserve"> (2020).</w:t>
+      </w:r>
+    </w:p>
+    <w:p>
+      <w:pPr>
+        <w:pStyle w:val="Bibliography"/>
+      </w:pPr>
+      <w:bookmarkStart w:id="310" w:name="ref-rubin2018multiple"/>
+      <w:bookmarkEnd w:id="304"/>
+      <w:del w:id="311" w:author="CPT R1 revision + co-author comments" w:date="2025-12-07T12:51:00Z" w16du:dateUtc="2025-12-07T11:51:00Z">
+        <w:r>
+          <w:delText>45</w:delText>
+        </w:r>
+      </w:del>
+      <w:ins w:id="312" w:author="CPT R1 revision + co-author comments" w:date="2025-12-07T12:51:00Z" w16du:dateUtc="2025-12-07T11:51:00Z">
+        <w:r>
+          <w:t>53</w:t>
+        </w:r>
+      </w:ins>
+      <w:r>
+        <w:t xml:space="preserve">. </w:t>
+      </w:r>
+      <w:r>
+        <w:tab/>
+        <w:t xml:space="preserve">Rubin, D. B. Multiple imputation. In </w:t>
+      </w:r>
+      <w:r>
+        <w:rPr>
+          <w:i/>
+          <w:iCs/>
+        </w:rPr>
+        <w:t>Flexible imputation of missing data, second edition</w:t>
+      </w:r>
+      <w:r>
+        <w:t xml:space="preserve"> 29–62 (Chapman; Hall/CRC, 2018).</w:t>
+      </w:r>
+    </w:p>
+    <w:p>
+      <w:pPr>
+        <w:pStyle w:val="Bibliography"/>
+      </w:pPr>
+      <w:bookmarkStart w:id="313" w:name="ref-van2011mice"/>
+      <w:bookmarkEnd w:id="310"/>
+      <w:del w:id="314" w:author="CPT R1 revision + co-author comments" w:date="2025-12-07T12:51:00Z" w16du:dateUtc="2025-12-07T11:51:00Z">
+        <w:r>
+          <w:lastRenderedPageBreak/>
+          <w:delText>46</w:delText>
+        </w:r>
+      </w:del>
+      <w:ins w:id="315" w:author="CPT R1 revision + co-author comments" w:date="2025-12-07T12:51:00Z" w16du:dateUtc="2025-12-07T11:51:00Z">
+        <w:r>
+          <w:t>54</w:t>
+        </w:r>
+      </w:ins>
+      <w:r>
+        <w:t xml:space="preserve">. </w:t>
+      </w:r>
+      <w:r>
+        <w:tab/>
+        <w:t xml:space="preserve">Van Buuren, S. &amp; Groothuis-Oudshoorn, K. Mice: Multivariate imputation by chained equations in r. </w:t>
+      </w:r>
+      <w:r>
+        <w:rPr>
+          <w:i/>
+          <w:iCs/>
+        </w:rPr>
+        <w:t>Journal of statistical software</w:t>
+      </w:r>
+      <w:r>
+        <w:t xml:space="preserve"> </w:t>
+      </w:r>
+      <w:r>
+        <w:rPr>
+          <w:b/>
+          <w:bCs/>
+        </w:rPr>
+        <w:t>45</w:t>
+      </w:r>
+      <w:r>
+        <w:t>, 1–67 (2011).</w:t>
+      </w:r>
+    </w:p>
+    <w:p>
+      <w:pPr>
+        <w:pStyle w:val="Bibliography"/>
+      </w:pPr>
+      <w:bookmarkStart w:id="316" w:name="ref-franklin2014metrics"/>
+      <w:bookmarkEnd w:id="313"/>
+      <w:del w:id="317" w:author="CPT R1 revision + co-author comments" w:date="2025-12-07T12:51:00Z" w16du:dateUtc="2025-12-07T11:51:00Z">
+        <w:r>
+          <w:delText>47</w:delText>
+        </w:r>
+      </w:del>
+      <w:ins w:id="318" w:author="CPT R1 revision + co-author comments" w:date="2025-12-07T12:51:00Z" w16du:dateUtc="2025-12-07T11:51:00Z">
+        <w:r>
+          <w:t>55</w:t>
+        </w:r>
+      </w:ins>
+      <w:r>
+        <w:t xml:space="preserve">. </w:t>
+      </w:r>
+      <w:r>
+        <w:tab/>
+        <w:t xml:space="preserve">Franklin, J. M., Rassen, J. A., Ackermann, D., Bartels, D. B. &amp; Schneeweiss, S. Metrics for covariate balance in cohort studies of causal effects. </w:t>
+      </w:r>
+      <w:r>
+        <w:rPr>
+          <w:i/>
+          <w:iCs/>
+        </w:rPr>
+        <w:t>Statistics in medicine</w:t>
+      </w:r>
+      <w:r>
+        <w:t xml:space="preserve"> </w:t>
+      </w:r>
+      <w:r>
+        <w:rPr>
+          <w:b/>
+          <w:bCs/>
+        </w:rPr>
+        <w:t>33</w:t>
+      </w:r>
+      <w:r>
+        <w:t>, 1685–1699 (2014).</w:t>
+      </w:r>
+    </w:p>
+    <w:p>
+      <w:pPr>
+        <w:pStyle w:val="Bibliography"/>
+      </w:pPr>
+      <w:bookmarkStart w:id="319" w:name="ref-stuart2013prognostic"/>
+      <w:bookmarkEnd w:id="316"/>
+      <w:del w:id="320" w:author="CPT R1 revision + co-author comments" w:date="2025-12-07T12:51:00Z" w16du:dateUtc="2025-12-07T11:51:00Z">
+        <w:r>
+          <w:delText>48</w:delText>
+        </w:r>
+      </w:del>
+      <w:ins w:id="321" w:author="CPT R1 revision + co-author comments" w:date="2025-12-07T12:51:00Z" w16du:dateUtc="2025-12-07T11:51:00Z">
+        <w:r>
+          <w:t>56</w:t>
+        </w:r>
+      </w:ins>
+      <w:r>
+        <w:t xml:space="preserve">. </w:t>
+      </w:r>
+      <w:r>
+        <w:tab/>
+        <w:t xml:space="preserve">Stuart, E. A., Lee, B. K. &amp; Leacy, F. P. Prognostic score–based balance measures can be a useful diagnostic for propensity score methods in comparative effectiveness research. </w:t>
+      </w:r>
+      <w:r>
+        <w:rPr>
+          <w:i/>
+          <w:iCs/>
+        </w:rPr>
+        <w:t>Journal of clinical epidemiology</w:t>
+      </w:r>
+      <w:r>
+        <w:t xml:space="preserve"> </w:t>
+      </w:r>
+      <w:r>
+        <w:rPr>
+          <w:b/>
+          <w:bCs/>
+        </w:rPr>
+        <w:t>66</w:t>
+      </w:r>
+      <w:r>
+        <w:t>, S84–S90 (2013).</w:t>
+      </w:r>
+    </w:p>
+    <w:p>
+      <w:pPr>
+        <w:pStyle w:val="Bibliography"/>
+      </w:pPr>
+      <w:bookmarkStart w:id="322" w:name="ref-warwick28685"/>
+      <w:bookmarkEnd w:id="319"/>
+      <w:del w:id="323" w:author="CPT R1 revision + co-author comments" w:date="2025-12-07T12:51:00Z" w16du:dateUtc="2025-12-07T11:51:00Z">
+        <w:r>
+          <w:delText>49</w:delText>
+        </w:r>
+      </w:del>
+      <w:ins w:id="324" w:author="CPT R1 revision + co-author comments" w:date="2025-12-07T12:51:00Z" w16du:dateUtc="2025-12-07T11:51:00Z">
+        <w:r>
+          <w:t>57</w:t>
+        </w:r>
+      </w:ins>
+      <w:r>
+        <w:t xml:space="preserve">. </w:t>
+      </w:r>
+      <w:r>
+        <w:tab/>
+        <w:t xml:space="preserve">Marshall, A. (Andrea)., Billingham, L. J. &amp; Bryan, S. </w:t>
+      </w:r>
+      <w:r>
+        <w:fldChar w:fldCharType="begin"/>
+      </w:r>
+      <w:r>
+        <w:instrText>HYPERLINK "https://doi.org/10.1007/s10198-008-0129-y " \h</w:instrText>
+      </w:r>
+      <w:r>
+        <w:fldChar w:fldCharType="separate"/>
+      </w:r>
+      <w:r>
+        <w:rPr>
+          <w:rStyle w:val="Hyperlink"/>
+        </w:rPr>
+        <w:t>Can we afford to ignore missing data in cost-effectiveness analyses?</w:t>
+      </w:r>
+      <w:r>
+        <w:fldChar w:fldCharType="end"/>
+      </w:r>
+      <w:r>
+        <w:t xml:space="preserve"> </w:t>
+      </w:r>
+      <w:r>
+        <w:rPr>
+          <w:i/>
+          <w:iCs/>
+        </w:rPr>
+        <w:t>European Journal of Health Economics</w:t>
+      </w:r>
+      <w:r>
+        <w:t xml:space="preserve"> </w:t>
+      </w:r>
+      <w:r>
+        <w:rPr>
+          <w:b/>
+          <w:bCs/>
+        </w:rPr>
+        <w:t>Vol.10</w:t>
+      </w:r>
+      <w:r>
+        <w:t>, 1–3 (2009).</w:t>
+      </w:r>
+    </w:p>
+    <w:p>
+      <w:pPr>
+        <w:pStyle w:val="Bibliography"/>
+      </w:pPr>
+      <w:bookmarkStart w:id="325" w:name="ref-morisot2015prostate"/>
+      <w:bookmarkEnd w:id="322"/>
+      <w:del w:id="326" w:author="CPT R1 revision + co-author comments" w:date="2025-12-07T12:51:00Z" w16du:dateUtc="2025-12-07T11:51:00Z">
+        <w:r>
+          <w:delText>50</w:delText>
+        </w:r>
+      </w:del>
+      <w:ins w:id="327" w:author="CPT R1 revision + co-author comments" w:date="2025-12-07T12:51:00Z" w16du:dateUtc="2025-12-07T11:51:00Z">
+        <w:r>
+          <w:t>58</w:t>
+        </w:r>
+      </w:ins>
+      <w:r>
+        <w:t xml:space="preserve">. </w:t>
+      </w:r>
+      <w:r>
+        <w:tab/>
+        <w:t xml:space="preserve">Morisot, A. </w:t>
+      </w:r>
+      <w:r>
+        <w:rPr>
+          <w:i/>
+          <w:iCs/>
+        </w:rPr>
+        <w:t>et al.</w:t>
+      </w:r>
+      <w:r>
+        <w:t xml:space="preserve"> Prostate cancer: Net survival and cause-specific survival rates after multiple imputation. </w:t>
+      </w:r>
+      <w:r>
+        <w:rPr>
+          <w:i/>
+          <w:iCs/>
+        </w:rPr>
+        <w:t>BMC medical research methodology</w:t>
+      </w:r>
+      <w:r>
+        <w:t xml:space="preserve"> </w:t>
+      </w:r>
+      <w:r>
+        <w:rPr>
+          <w:b/>
+          <w:bCs/>
+        </w:rPr>
+        <w:t>15</w:t>
+      </w:r>
+      <w:r>
+        <w:t>, 1–14 (2015).</w:t>
+      </w:r>
+    </w:p>
+    <w:p>
+      <w:pPr>
+        <w:pStyle w:val="Bibliography"/>
+      </w:pPr>
+      <w:bookmarkStart w:id="328" w:name="ref-anesrake"/>
+      <w:bookmarkEnd w:id="325"/>
+      <w:del w:id="329" w:author="CPT R1 revision + co-author comments" w:date="2025-12-07T12:51:00Z" w16du:dateUtc="2025-12-07T11:51:00Z">
+        <w:r>
+          <w:delText>51</w:delText>
+        </w:r>
+      </w:del>
+      <w:ins w:id="330" w:author="CPT R1 revision + co-author comments" w:date="2025-12-07T12:51:00Z" w16du:dateUtc="2025-12-07T11:51:00Z">
+        <w:r>
+          <w:t>59</w:t>
+        </w:r>
+      </w:ins>
+      <w:r>
+        <w:t xml:space="preserve">. </w:t>
+      </w:r>
+      <w:r>
+        <w:tab/>
+        <w:t>Pasek, J. Anesrake: ANES raking implementation. (2018).</w:t>
+      </w:r>
+    </w:p>
+    <w:p>
+      <w:pPr>
+        <w:pStyle w:val="Bibliography"/>
+      </w:pPr>
+      <w:moveFromRangeStart w:id="331" w:author="CPT R1 revision + co-author comments" w:date="2025-12-07T12:51:00Z" w:name="move216004324"/>
+      <w:moveFrom w:id="332" w:author="CPT R1 revision + co-author comments" w:date="2025-12-07T12:51:00Z" w16du:dateUtc="2025-12-07T11:51:00Z">
+        <w:r>
+          <w:t xml:space="preserve">52. </w:t>
+        </w:r>
+        <w:r>
+          <w:tab/>
+          <w:t xml:space="preserve">Pishgar, F., Greifer, N., Leyrat, C. &amp; Stuart, E. MatchThem:: Matching and weighting after multiple imputation. </w:t>
+        </w:r>
+      </w:moveFrom>
+      <w:bookmarkStart w:id="333" w:name="ref-MatchThem"/>
+      <w:bookmarkEnd w:id="328"/>
+      <w:moveFromRangeEnd w:id="331"/>
+      <w:ins w:id="334" w:author="CPT R1 revision + co-author comments" w:date="2025-12-07T12:51:00Z" w16du:dateUtc="2025-12-07T11:51:00Z">
+        <w:r>
+          <w:t>60</w:t>
+        </w:r>
+      </w:ins>
+      <w:moveToRangeStart w:id="335" w:author="CPT R1 revision + co-author comments" w:date="2025-12-07T12:51:00Z" w:name="move216004323"/>
+      <w:moveTo w:id="336" w:author="CPT R1 revision + co-author comments" w:date="2025-12-07T12:51:00Z" w16du:dateUtc="2025-12-07T11:51:00Z">
+        <w:r>
+          <w:t xml:space="preserve">. </w:t>
+        </w:r>
+        <w:r>
+          <w:tab/>
+        </w:r>
+        <w:proofErr w:type="spellStart"/>
+        <w:r>
+          <w:t>Pishgar</w:t>
+        </w:r>
+        <w:proofErr w:type="spellEnd"/>
+        <w:r>
+          <w:t xml:space="preserve">, F., Greifer, N., </w:t>
+        </w:r>
+        <w:proofErr w:type="spellStart"/>
+        <w:r>
+          <w:t>Leyrat</w:t>
+        </w:r>
+        <w:proofErr w:type="spellEnd"/>
+        <w:r>
+          <w:t xml:space="preserve">, C. &amp; Stuart, E. </w:t>
+        </w:r>
+        <w:proofErr w:type="spellStart"/>
+        <w:proofErr w:type="gramStart"/>
+        <w:r>
+          <w:t>MatchThem</w:t>
+        </w:r>
+        <w:proofErr w:type="spellEnd"/>
+        <w:r>
+          <w:t>::</w:t>
+        </w:r>
+        <w:proofErr w:type="gramEnd"/>
+        <w:r>
+          <w:t xml:space="preserve"> Matching and weighting after multiple imputation. </w:t>
+        </w:r>
+      </w:moveTo>
+      <w:moveToRangeEnd w:id="335"/>
+      <w:r>
+        <w:t>(2021</w:t>
+      </w:r>
+      <w:proofErr w:type="gramStart"/>
+      <w:r>
+        <w:t>).doi</w:t>
+      </w:r>
+      <w:proofErr w:type="gramEnd"/>
+      <w:r>
+        <w:t>:</w:t>
+      </w:r>
+      <w:r>
+        <w:fldChar w:fldCharType="begin"/>
+      </w:r>
+      <w:r>
+        <w:instrText>HYPERLINK "https://doi.org/10.32614/RJ-2021-073" \h</w:instrText>
+      </w:r>
+      <w:r>
+        <w:fldChar w:fldCharType="separate"/>
+      </w:r>
+      <w:r>
+        <w:rPr>
+          <w:rStyle w:val="Hyperlink"/>
+        </w:rPr>
+        <w:t>10.32614/RJ-2021-073</w:t>
+      </w:r>
+      <w:r>
+        <w:fldChar w:fldCharType="end"/>
+      </w:r>
+    </w:p>
+    <w:p>
+      <w:pPr>
+        <w:pStyle w:val="Bibliography"/>
+      </w:pPr>
+      <w:bookmarkStart w:id="337" w:name="ref-survival"/>
+      <w:bookmarkEnd w:id="333"/>
+      <w:del w:id="338" w:author="CPT R1 revision + co-author comments" w:date="2025-12-07T12:51:00Z" w16du:dateUtc="2025-12-07T11:51:00Z">
+        <w:r>
+          <w:delText>53</w:delText>
+        </w:r>
+      </w:del>
+      <w:ins w:id="339" w:author="CPT R1 revision + co-author comments" w:date="2025-12-07T12:51:00Z" w16du:dateUtc="2025-12-07T11:51:00Z">
+        <w:r>
+          <w:t>61</w:t>
+        </w:r>
+      </w:ins>
+      <w:r>
+        <w:t xml:space="preserve">. </w:t>
+      </w:r>
+      <w:r>
+        <w:tab/>
+        <w:t>Therneau, T. M. A package for survival analysis in r. (2024).at &lt;</w:t>
+      </w:r>
+      <w:r>
+        <w:fldChar w:fldCharType="begin"/>
+      </w:r>
+      <w:r>
+        <w:instrText>HYPERLINK "https://CRAN.R-project.org/package=survival" \h</w:instrText>
+      </w:r>
+      <w:r>
+        <w:fldChar w:fldCharType="separate"/>
+      </w:r>
+      <w:r>
+        <w:rPr>
+          <w:rStyle w:val="Hyperlink"/>
+        </w:rPr>
+        <w:t>https://CRAN.R-project.org/package=survival</w:t>
+      </w:r>
+      <w:r>
+        <w:fldChar w:fldCharType="end"/>
+      </w:r>
+      <w:r>
+        <w:t>&gt;</w:t>
+      </w:r>
+    </w:p>
+    <w:p>
+      <w:pPr>
+        <w:pStyle w:val="Bibliography"/>
+      </w:pPr>
+      <w:bookmarkStart w:id="340" w:name="ref-encore.analytics"/>
+      <w:bookmarkEnd w:id="337"/>
+      <w:del w:id="341" w:author="CPT R1 revision + co-author comments" w:date="2025-12-07T12:51:00Z" w16du:dateUtc="2025-12-07T11:51:00Z">
+        <w:r>
+          <w:delText>54</w:delText>
+        </w:r>
+      </w:del>
+      <w:ins w:id="342" w:author="CPT R1 revision + co-author comments" w:date="2025-12-07T12:51:00Z" w16du:dateUtc="2025-12-07T11:51:00Z">
+        <w:r>
+          <w:t>62</w:t>
+        </w:r>
+      </w:ins>
+      <w:r>
+        <w:t xml:space="preserve">. </w:t>
+      </w:r>
+      <w:r>
+        <w:tab/>
+        <w:t>Weberpals, J. Encore.analytics: Functions and wrappers to streamline complex analytic workflows in real-world data studies based on the ENCORE trial emulation project. (2025).at &lt;</w:t>
+      </w:r>
+      <w:r>
+        <w:fldChar w:fldCharType="begin"/>
+      </w:r>
+      <w:r>
+        <w:instrText>HYPERLINK "https://github.com/janickweberpals/encore.analytics" \h</w:instrText>
+      </w:r>
+      <w:r>
+        <w:fldChar w:fldCharType="separate"/>
+      </w:r>
+      <w:r>
+        <w:rPr>
+          <w:rStyle w:val="Hyperlink"/>
+        </w:rPr>
+        <w:t>https://github.com/janickweberpals/encore.analytics</w:t>
+      </w:r>
+      <w:r>
+        <w:fldChar w:fldCharType="end"/>
+      </w:r>
+      <w:r>
+        <w:t>&gt;</w:t>
+      </w:r>
+    </w:p>
+    <w:p>
+      <w:pPr>
+        <w:pStyle w:val="Bibliography"/>
+      </w:pPr>
+      <w:bookmarkStart w:id="343" w:name="ref-gtsummary"/>
+      <w:bookmarkEnd w:id="340"/>
+      <w:del w:id="344" w:author="CPT R1 revision + co-author comments" w:date="2025-12-07T12:51:00Z" w16du:dateUtc="2025-12-07T11:51:00Z">
+        <w:r>
+          <w:delText>55</w:delText>
+        </w:r>
+      </w:del>
+      <w:ins w:id="345" w:author="CPT R1 revision + co-author comments" w:date="2025-12-07T12:51:00Z" w16du:dateUtc="2025-12-07T11:51:00Z">
+        <w:r>
+          <w:t>63</w:t>
+        </w:r>
+      </w:ins>
+      <w:r>
+        <w:t xml:space="preserve">. </w:t>
+      </w:r>
+      <w:r>
+        <w:tab/>
+        <w:t xml:space="preserve">Sjoberg, D. D., Whiting, K., Curry, M., Lavery, J. A. &amp; Larmarange, J. </w:t>
+      </w:r>
+      <w:r>
+        <w:fldChar w:fldCharType="begin"/>
+      </w:r>
+      <w:r>
+        <w:instrText>HYPERLINK "https://doi.org/10.32614/RJ-2021-053" \h</w:instrText>
+      </w:r>
+      <w:r>
+        <w:fldChar w:fldCharType="separate"/>
+      </w:r>
+      <w:r>
+        <w:rPr>
+          <w:rStyle w:val="Hyperlink"/>
+        </w:rPr>
+        <w:t xml:space="preserve">Reproducible summary tables with the </w:t>
+      </w:r>
+      <w:proofErr w:type="spellStart"/>
+      <w:r>
+        <w:rPr>
+          <w:rStyle w:val="Hyperlink"/>
+        </w:rPr>
+        <w:t>gtsummary</w:t>
+      </w:r>
+      <w:proofErr w:type="spellEnd"/>
+      <w:r>
+        <w:rPr>
+          <w:rStyle w:val="Hyperlink"/>
+        </w:rPr>
+        <w:t xml:space="preserve"> package</w:t>
+      </w:r>
+      <w:r>
+        <w:fldChar w:fldCharType="end"/>
+      </w:r>
+      <w:r>
+        <w:t xml:space="preserve">. </w:t>
+      </w:r>
+      <w:r>
+        <w:rPr>
+          <w:b/>
+          <w:bCs/>
+        </w:rPr>
+        <w:t>13</w:t>
+      </w:r>
+      <w:r>
+        <w:t>, 570–580 (2021).</w:t>
+      </w:r>
+    </w:p>
+    <w:p>
+      <w:pPr>
+        <w:pStyle w:val="Bibliography"/>
+      </w:pPr>
+      <w:bookmarkStart w:id="346" w:name="ref-ggsurvfit"/>
+      <w:bookmarkEnd w:id="343"/>
+      <w:del w:id="347" w:author="CPT R1 revision + co-author comments" w:date="2025-12-07T12:51:00Z" w16du:dateUtc="2025-12-07T11:51:00Z">
+        <w:r>
+          <w:delText>56</w:delText>
+        </w:r>
+      </w:del>
+      <w:ins w:id="348" w:author="CPT R1 revision + co-author comments" w:date="2025-12-07T12:51:00Z" w16du:dateUtc="2025-12-07T11:51:00Z">
+        <w:r>
+          <w:t>64</w:t>
+        </w:r>
+      </w:ins>
+      <w:r>
+        <w:t xml:space="preserve">. </w:t>
+      </w:r>
+      <w:r>
+        <w:tab/>
+        <w:t>Sjoberg, D. D., Baillie, M., Fruechtenicht, C., Haesendonckx, S. &amp; Treis, T. Ggsurvfit: Flexible time-to-event figures. (2024).at &lt;</w:t>
+      </w:r>
+      <w:r>
+        <w:fldChar w:fldCharType="begin"/>
+      </w:r>
+      <w:r>
+        <w:instrText>HYPERLINK "https://github.com/pharmaverse/ggsurvfit" \h</w:instrText>
+      </w:r>
+      <w:r>
+        <w:fldChar w:fldCharType="separate"/>
+      </w:r>
+      <w:r>
+        <w:rPr>
+          <w:rStyle w:val="Hyperlink"/>
+        </w:rPr>
+        <w:t>https://github.com/pharmaverse/ggsurvfit</w:t>
+      </w:r>
+      <w:r>
+        <w:fldChar w:fldCharType="end"/>
+      </w:r>
+      <w:r>
+        <w:t>&gt;</w:t>
+      </w:r>
+    </w:p>
+    <w:p>
+      <w:pPr>
+        <w:pStyle w:val="Bibliography"/>
+        <w:rPr>
+          <w:ins w:id="349" w:author="CPT R1 revision + co-author comments" w:date="2025-12-07T12:51:00Z" w16du:dateUtc="2025-12-07T11:51:00Z"/>
+        </w:rPr>
+      </w:pPr>
+      <w:bookmarkStart w:id="350" w:name="ref-DeBell2009ComputingWF"/>
+      <w:bookmarkEnd w:id="346"/>
+      <w:del w:id="351" w:author="CPT R1 revision + co-author comments" w:date="2025-12-07T12:51:00Z" w16du:dateUtc="2025-12-07T11:51:00Z">
+        <w:r>
+          <w:delText>57</w:delText>
+        </w:r>
+      </w:del>
+      <w:ins w:id="352" w:author="CPT R1 revision + co-author comments" w:date="2025-12-07T12:51:00Z" w16du:dateUtc="2025-12-07T11:51:00Z">
+        <w:r>
+          <w:t xml:space="preserve">65. </w:t>
+        </w:r>
+        <w:r>
+          <w:tab/>
+          <w:t xml:space="preserve">DeBell, M. &amp; Krosnick, J. A. Computing weights for </w:t>
+        </w:r>
+        <w:proofErr w:type="spellStart"/>
+        <w:r>
+          <w:t>american</w:t>
+        </w:r>
+        <w:proofErr w:type="spellEnd"/>
+        <w:r>
+          <w:t xml:space="preserve"> national election study survey data. (2009).at &lt;</w:t>
+        </w:r>
+        <w:r>
+          <w:fldChar w:fldCharType="begin"/>
+        </w:r>
+        <w:r>
+          <w:instrText>HYPERLINK "https://api.semanticscholar.org/CorpusID:14961217" \h</w:instrText>
+        </w:r>
+        <w:r>
+          <w:fldChar w:fldCharType="separate"/>
+        </w:r>
+        <w:r>
+          <w:rPr>
+            <w:rStyle w:val="Hyperlink"/>
+          </w:rPr>
+          <w:t>https://api.semanticscholar.org/CorpusID:14961217</w:t>
+        </w:r>
+        <w:r>
+          <w:fldChar w:fldCharType="end"/>
+        </w:r>
+        <w:r>
+          <w:t>&gt;</w:t>
+        </w:r>
+      </w:ins>
+    </w:p>
+    <w:p>
+      <w:pPr>
+        <w:pStyle w:val="Bibliography"/>
+        <w:rPr>
+          <w:ins w:id="353" w:author="CPT R1 revision + co-author comments" w:date="2025-12-07T12:51:00Z" w16du:dateUtc="2025-12-07T11:51:00Z"/>
+        </w:rPr>
+      </w:pPr>
+      <w:bookmarkStart w:id="354" w:name="ref-signorovitch2012matching"/>
+      <w:bookmarkEnd w:id="350"/>
+      <w:ins w:id="355" w:author="CPT R1 revision + co-author comments" w:date="2025-12-07T12:51:00Z" w16du:dateUtc="2025-12-07T11:51:00Z">
+        <w:r>
+          <w:t xml:space="preserve">66. </w:t>
+        </w:r>
+        <w:r>
+          <w:tab/>
+        </w:r>
+        <w:proofErr w:type="spellStart"/>
+        <w:r>
+          <w:t>Signorovitch</w:t>
+        </w:r>
+        <w:proofErr w:type="spellEnd"/>
+        <w:r>
+          <w:t xml:space="preserve">, J. E. </w:t>
         </w:r>
         <w:r>
           <w:rPr>
@@ -4787,22 +7766,14 @@
           <w:t>et al.</w:t>
         </w:r>
         <w:r>
-          <w:t xml:space="preserve"> CONSORT 2025 statement: Updated guideline for reporting </w:t>
-        </w:r>
-        <w:proofErr w:type="spellStart"/>
-        <w:r>
-          <w:t>randomised</w:t>
-        </w:r>
-        <w:proofErr w:type="spellEnd"/>
-        <w:r>
-          <w:t xml:space="preserve"> trials. </w:t>
+          <w:t xml:space="preserve"> Matching-adjusted indirect comparisons: A new tool for timely comparative effectiveness research. </w:t>
         </w:r>
         <w:r>
           <w:rPr>
             <w:i/>
             <w:iCs/>
           </w:rPr>
-          <w:t>The Lancet</w:t>
+          <w:t>Value in Health</w:t>
         </w:r>
         <w:r>
           <w:t xml:space="preserve"> </w:t>
@@ -4812,10 +7783,10 @@
             <w:b/>
             <w:bCs/>
           </w:rPr>
-          <w:t>405</w:t>
-        </w:r>
-        <w:r>
-          <w:t>, 1633–1640 (2025).</w:t>
+          <w:t>15</w:t>
+        </w:r>
+        <w:r>
+          <w:t>, 940–947 (2012).</w:t>
         </w:r>
       </w:ins>
     </w:p>
@@ -4823,86 +7794,24 @@
       <w:pPr>
         <w:pStyle w:val="Bibliography"/>
       </w:pPr>
-      <w:bookmarkStart w:id="190" w:name="ref-tasneem2012database"/>
-      <w:bookmarkEnd w:id="187"/>
-      <w:ins w:id="191" w:author="CPT R1 revision + co-author comments" w:date="2025-12-07T12:51:00Z" w16du:dateUtc="2025-12-07T11:51:00Z">
-        <w:r>
-          <w:t>14.</w:t>
-        </w:r>
-      </w:ins>
-      <w:r>
-        <w:t xml:space="preserve"> </w:t>
+      <w:bookmarkStart w:id="356" w:name="ref-gaber2024mystifying"/>
+      <w:bookmarkEnd w:id="354"/>
+      <w:ins w:id="357" w:author="CPT R1 revision + co-author comments" w:date="2025-12-07T12:51:00Z" w16du:dateUtc="2025-12-07T11:51:00Z">
+        <w:r>
+          <w:t>67</w:t>
+        </w:r>
+      </w:ins>
+      <w:r>
+        <w:t xml:space="preserve">. </w:t>
       </w:r>
       <w:r>
         <w:tab/>
-        <w:t xml:space="preserve">Tasneem, A. </w:t>
-      </w:r>
-      <w:r>
-        <w:rPr>
-          <w:i/>
-          <w:iCs/>
-        </w:rPr>
-        <w:t>et al.</w:t>
-      </w:r>
-      <w:r>
-        <w:t xml:space="preserve"> The database for aggregate analysis of ClinicalTrials. Gov (AACT) and subsequent regrouping by clinical specialty. </w:t>
-      </w:r>
-      <w:r>
-        <w:rPr>
-          <w:i/>
-          <w:iCs/>
-        </w:rPr>
-        <w:t>PloS one</w:t>
-      </w:r>
-      <w:r>
-        <w:t xml:space="preserve"> </w:t>
-      </w:r>
-      <w:r>
-        <w:rPr>
-          <w:b/>
-          <w:bCs/>
-        </w:rPr>
-        <w:t>7</w:t>
-      </w:r>
-      <w:r>
-        <w:t>, e33677 (2012).</w:t>
-      </w:r>
-    </w:p>
-    <w:p>
-      <w:pPr>
-        <w:pStyle w:val="Bibliography"/>
-      </w:pPr>
-      <w:bookmarkStart w:id="192" w:name="ref-eisenhauer2009new"/>
-      <w:bookmarkEnd w:id="190"/>
-      <w:del w:id="193" w:author="CPT R1 revision + co-author comments" w:date="2025-12-07T12:51:00Z" w16du:dateUtc="2025-12-07T11:51:00Z">
-        <w:r>
-          <w:rPr>
-            <w:lang w:val="de-DE"/>
-          </w:rPr>
-          <w:lastRenderedPageBreak/>
-          <w:delText>14</w:delText>
-        </w:r>
-      </w:del>
-      <w:ins w:id="194" w:author="CPT R1 revision + co-author comments" w:date="2025-12-07T12:51:00Z" w16du:dateUtc="2025-12-07T11:51:00Z">
-        <w:r>
-          <w:rPr>
-            <w:lang w:val="de-DE"/>
-          </w:rPr>
-          <w:t>15</w:t>
-        </w:r>
-      </w:ins>
+      </w:r>
       <w:r>
         <w:rPr>
           <w:lang w:val="de-DE"/>
         </w:rPr>
-        <w:t xml:space="preserve">. </w:t>
-      </w:r>
-      <w:r>
-        <w:rPr>
-          <w:lang w:val="de-DE"/>
-        </w:rPr>
-        <w:tab/>
-        <w:t xml:space="preserve">Eisenhauer, E. A. </w:t>
+        <w:t xml:space="preserve">Gaber, C. E. </w:t>
       </w:r>
       <w:r>
         <w:rPr>
@@ -4919,14 +7828,14 @@
         <w:t xml:space="preserve"> </w:t>
       </w:r>
       <w:r>
-        <w:t xml:space="preserve">New response evaluation criteria in solid tumours: Revised RECIST guideline (version 1.1). </w:t>
+        <w:t xml:space="preserve">De-mystifying the clone-censor-weight method for causal research using observational data: A primer for cancer researchers. </w:t>
       </w:r>
       <w:r>
         <w:rPr>
           <w:i/>
           <w:iCs/>
         </w:rPr>
-        <w:t>European journal of cancer</w:t>
+        <w:t>Cancer Medicine</w:t>
       </w:r>
       <w:r>
         <w:t xml:space="preserve"> </w:t>
@@ -4936,2937 +7845,88 @@
           <w:b/>
           <w:bCs/>
         </w:rPr>
-        <w:t>45</w:t>
-      </w:r>
-      <w:r>
-        <w:t>, 228–247 (2009).</w:t>
-      </w:r>
-    </w:p>
-    <w:p>
-      <w:pPr>
-        <w:pStyle w:val="Bibliography"/>
-      </w:pPr>
-      <w:bookmarkStart w:id="195" w:name="ref-ThanCCR"/>
-      <w:bookmarkEnd w:id="192"/>
-      <w:del w:id="196" w:author="CPT R1 revision + co-author comments" w:date="2025-12-07T12:51:00Z" w16du:dateUtc="2025-12-07T11:51:00Z">
-        <w:r>
-          <w:delText>15</w:delText>
-        </w:r>
-      </w:del>
-      <w:ins w:id="197" w:author="CPT R1 revision + co-author comments" w:date="2025-12-07T12:51:00Z" w16du:dateUtc="2025-12-07T11:51:00Z">
-        <w:r>
-          <w:t>16</w:t>
-        </w:r>
-      </w:ins>
-      <w:r>
-        <w:t xml:space="preserve">. </w:t>
-      </w:r>
-      <w:r>
-        <w:tab/>
-        <w:t xml:space="preserve">Ton, T. G. N. </w:t>
-      </w:r>
-      <w:r>
-        <w:rPr>
-          <w:i/>
-          <w:iCs/>
-        </w:rPr>
-        <w:t>et al.</w:t>
-      </w:r>
-      <w:r>
-        <w:t xml:space="preserve"> </w:t>
-      </w:r>
-      <w:r>
-        <w:fldChar w:fldCharType="begin"/>
-      </w:r>
-      <w:r>
-        <w:instrText>HYPERLINK "https://doi.org/10.1158/1078-0432.CCR-22-0471" \h</w:instrText>
-      </w:r>
-      <w:r>
-        <w:fldChar w:fldCharType="separate"/>
-      </w:r>
-      <w:r>
-        <w:rPr>
-          <w:rStyle w:val="Hyperlink"/>
-        </w:rPr>
-        <w:t>Replication of overall survival, progression-free survival, and overall response in chemotherapy arms of nonâsmall cell lung cancer trials using real-world data</w:t>
-      </w:r>
-      <w:r>
-        <w:fldChar w:fldCharType="end"/>
-      </w:r>
-      <w:r>
-        <w:t xml:space="preserve">. </w:t>
-      </w:r>
-      <w:r>
-        <w:rPr>
-          <w:i/>
-          <w:iCs/>
-        </w:rPr>
-        <w:t>Clinical Cancer Research</w:t>
-      </w:r>
-      <w:r>
-        <w:t xml:space="preserve"> </w:t>
-      </w:r>
-      <w:r>
-        <w:rPr>
-          <w:b/>
-          <w:bCs/>
-        </w:rPr>
-        <w:t>28</w:t>
-      </w:r>
-      <w:r>
-        <w:t>, 2844–2853 (2022).</w:t>
-      </w:r>
-    </w:p>
-    <w:p>
-      <w:pPr>
-        <w:pStyle w:val="Bibliography"/>
-      </w:pPr>
-      <w:bookmarkStart w:id="198" w:name="ref-mckelvey2024evaluation"/>
-      <w:bookmarkEnd w:id="195"/>
-      <w:del w:id="199" w:author="CPT R1 revision + co-author comments" w:date="2025-12-07T12:51:00Z" w16du:dateUtc="2025-12-07T11:51:00Z">
-        <w:r>
-          <w:delText>16</w:delText>
-        </w:r>
-      </w:del>
-      <w:ins w:id="200" w:author="CPT R1 revision + co-author comments" w:date="2025-12-07T12:51:00Z" w16du:dateUtc="2025-12-07T11:51:00Z">
-        <w:r>
-          <w:t>17</w:t>
-        </w:r>
-      </w:ins>
-      <w:r>
-        <w:t xml:space="preserve">. </w:t>
-      </w:r>
-      <w:r>
-        <w:tab/>
-        <w:t xml:space="preserve">McKelvey, B. A. </w:t>
-      </w:r>
-      <w:r>
-        <w:rPr>
-          <w:i/>
-          <w:iCs/>
-        </w:rPr>
-        <w:t>et al.</w:t>
-      </w:r>
-      <w:r>
-        <w:t xml:space="preserve"> Evaluation of real-world tumor response derived from electronic health record data sources: A feasibility analysis in patients with metastatic non–small cell lung cancer treated with chemotherapy. </w:t>
-      </w:r>
-      <w:r>
-        <w:rPr>
-          <w:i/>
-          <w:iCs/>
-        </w:rPr>
-        <w:t>JCO Clinical Cancer Informatics</w:t>
-      </w:r>
-      <w:r>
-        <w:t xml:space="preserve"> </w:t>
-      </w:r>
-      <w:r>
-        <w:rPr>
-          <w:b/>
-          <w:bCs/>
-        </w:rPr>
-        <w:t>8</w:t>
-      </w:r>
-      <w:r>
-        <w:t>, e2400091 (2024).</w:t>
-      </w:r>
-    </w:p>
-    <w:p>
-      <w:pPr>
-        <w:pStyle w:val="Bibliography"/>
-      </w:pPr>
-      <w:bookmarkStart w:id="201" w:name="ref-rwdRECIST"/>
-      <w:bookmarkEnd w:id="198"/>
-      <w:del w:id="202" w:author="CPT R1 revision + co-author comments" w:date="2025-12-07T12:51:00Z" w16du:dateUtc="2025-12-07T11:51:00Z">
-        <w:r>
-          <w:delText>17</w:delText>
-        </w:r>
-      </w:del>
-      <w:ins w:id="203" w:author="CPT R1 revision + co-author comments" w:date="2025-12-07T12:51:00Z" w16du:dateUtc="2025-12-07T11:51:00Z">
-        <w:r>
-          <w:t>18</w:t>
-        </w:r>
-      </w:ins>
-      <w:r>
-        <w:t xml:space="preserve">. </w:t>
-      </w:r>
-      <w:r>
-        <w:tab/>
-        <w:t xml:space="preserve">Chen, L. </w:t>
-      </w:r>
-      <w:r>
-        <w:rPr>
-          <w:i/>
-          <w:iCs/>
-        </w:rPr>
-        <w:t>et al.</w:t>
-      </w:r>
-      <w:r>
-        <w:t xml:space="preserve"> </w:t>
-      </w:r>
-      <w:r>
-        <w:fldChar w:fldCharType="begin"/>
-      </w:r>
-      <w:r>
-        <w:instrText>HYPERLINK "https://doi.org/10.1200/JCO.2023.41.16\\_suppl.e21194" \h</w:instrText>
-      </w:r>
-      <w:r>
-        <w:fldChar w:fldCharType="separate"/>
-      </w:r>
-      <w:r>
-        <w:rPr>
-          <w:rStyle w:val="Hyperlink"/>
-        </w:rPr>
-        <w:t>Comparison of response from RECIST1.1 and abstraction in real-world patients with lung cancer.</w:t>
-      </w:r>
-      <w:r>
-        <w:fldChar w:fldCharType="end"/>
-      </w:r>
-      <w:r>
-        <w:t xml:space="preserve"> </w:t>
-      </w:r>
-      <w:r>
-        <w:rPr>
-          <w:i/>
-          <w:iCs/>
-        </w:rPr>
-        <w:t>Journal of Clinical Oncology</w:t>
-      </w:r>
-      <w:r>
-        <w:t xml:space="preserve"> </w:t>
-      </w:r>
-      <w:r>
-        <w:rPr>
-          <w:b/>
-          <w:bCs/>
-        </w:rPr>
-        <w:t>41</w:t>
-      </w:r>
-      <w:r>
-        <w:t>, e21194–e21194 (2023).</w:t>
-      </w:r>
-    </w:p>
-    <w:p>
-      <w:pPr>
-        <w:pStyle w:val="Bibliography"/>
-      </w:pPr>
-      <w:bookmarkStart w:id="204" w:name="ref-rivera2022friends"/>
-      <w:bookmarkEnd w:id="201"/>
-      <w:del w:id="205" w:author="CPT R1 revision + co-author comments" w:date="2025-12-07T12:51:00Z" w16du:dateUtc="2025-12-07T11:51:00Z">
-        <w:r>
-          <w:delText>18</w:delText>
-        </w:r>
-      </w:del>
-      <w:ins w:id="206" w:author="CPT R1 revision + co-author comments" w:date="2025-12-07T12:51:00Z" w16du:dateUtc="2025-12-07T11:51:00Z">
-        <w:r>
-          <w:t>19</w:t>
-        </w:r>
-      </w:ins>
-      <w:r>
-        <w:t xml:space="preserve">. </w:t>
-      </w:r>
-      <w:r>
-        <w:tab/>
-        <w:t xml:space="preserve">Rivera, D. R. </w:t>
-      </w:r>
-      <w:r>
-        <w:rPr>
-          <w:i/>
-          <w:iCs/>
-        </w:rPr>
-        <w:t>et al.</w:t>
-      </w:r>
-      <w:r>
-        <w:t xml:space="preserve"> The friends of cancer research real-world data collaboration pilot 2.0: Methodological recommendations from oncology case studies. </w:t>
-      </w:r>
-      <w:r>
-        <w:rPr>
-          <w:i/>
-          <w:iCs/>
-        </w:rPr>
-        <w:t>Clinical Pharmacology &amp; Therapeutics</w:t>
-      </w:r>
-      <w:r>
-        <w:t xml:space="preserve"> </w:t>
-      </w:r>
-      <w:r>
-        <w:rPr>
-          <w:b/>
-          <w:bCs/>
-        </w:rPr>
-        <w:t>111</w:t>
-      </w:r>
-      <w:r>
-        <w:t>, 283–292 (2022).</w:t>
-      </w:r>
-    </w:p>
-    <w:p>
-      <w:pPr>
-        <w:pStyle w:val="Bibliography"/>
-      </w:pPr>
-      <w:bookmarkStart w:id="207" w:name="ref-ackerman2024measurement"/>
-      <w:bookmarkEnd w:id="204"/>
-      <w:del w:id="208" w:author="CPT R1 revision + co-author comments" w:date="2025-12-07T12:51:00Z" w16du:dateUtc="2025-12-07T11:51:00Z">
-        <w:r>
-          <w:delText>19</w:delText>
-        </w:r>
-      </w:del>
-      <w:ins w:id="209" w:author="CPT R1 revision + co-author comments" w:date="2025-12-07T12:51:00Z" w16du:dateUtc="2025-12-07T11:51:00Z">
-        <w:r>
-          <w:t>20</w:t>
-        </w:r>
-      </w:ins>
-      <w:r>
-        <w:t xml:space="preserve">. </w:t>
-      </w:r>
-      <w:r>
-        <w:tab/>
-        <w:t xml:space="preserve">Ackerman, B. </w:t>
-      </w:r>
-      <w:r>
-        <w:rPr>
-          <w:i/>
-          <w:iCs/>
-        </w:rPr>
-        <w:t>et al.</w:t>
-      </w:r>
-      <w:r>
-        <w:t xml:space="preserve"> Measurement error and bias in real-world oncology endpoints when constructing external control arms. </w:t>
-      </w:r>
-      <w:r>
-        <w:rPr>
-          <w:i/>
-          <w:iCs/>
-        </w:rPr>
-        <w:t>Frontiers in Drug Safety and Regulation</w:t>
-      </w:r>
-      <w:r>
-        <w:t xml:space="preserve"> </w:t>
-      </w:r>
-      <w:r>
-        <w:rPr>
-          <w:b/>
-          <w:bCs/>
-        </w:rPr>
-        <w:t>4</w:t>
-      </w:r>
-      <w:r>
-        <w:t>, 1423493 (2024).</w:t>
-      </w:r>
-    </w:p>
-    <w:p>
-      <w:pPr>
-        <w:pStyle w:val="Bibliography"/>
-        <w:rPr>
-          <w:ins w:id="210" w:author="CPT R1 revision + co-author comments" w:date="2025-12-07T12:51:00Z" w16du:dateUtc="2025-12-07T11:51:00Z"/>
-        </w:rPr>
-      </w:pPr>
-      <w:bookmarkStart w:id="211" w:name="ref-curtis2018development"/>
-      <w:bookmarkEnd w:id="207"/>
-      <w:del w:id="212" w:author="CPT R1 revision + co-author comments" w:date="2025-12-07T12:51:00Z" w16du:dateUtc="2025-12-07T11:51:00Z">
-        <w:r>
-          <w:delText>20</w:delText>
-        </w:r>
-      </w:del>
-      <w:ins w:id="213" w:author="CPT R1 revision + co-author comments" w:date="2025-12-07T12:51:00Z" w16du:dateUtc="2025-12-07T11:51:00Z">
-        <w:r>
-          <w:t xml:space="preserve">21. </w:t>
-        </w:r>
-        <w:r>
-          <w:tab/>
-          <w:t xml:space="preserve">Curtis, M. D. </w:t>
-        </w:r>
-        <w:r>
-          <w:rPr>
-            <w:i/>
-            <w:iCs/>
-          </w:rPr>
-          <w:t>et al.</w:t>
-        </w:r>
-        <w:r>
-          <w:t xml:space="preserve"> Development and validation of a high-quality composite real-world mortality endpoint. </w:t>
-        </w:r>
-        <w:r>
-          <w:rPr>
-            <w:i/>
-            <w:iCs/>
-          </w:rPr>
-          <w:t>Health services research</w:t>
-        </w:r>
-        <w:r>
-          <w:t xml:space="preserve"> </w:t>
-        </w:r>
+        <w:t>13</w:t>
+      </w:r>
+      <w:r>
+        <w:t>, e70461 (2024).</w:t>
+      </w:r>
+    </w:p>
+    <w:bookmarkEnd w:id="175"/>
+    <w:bookmarkEnd w:id="356"/>
+    <w:p>
+      <w:r>
+        <w:br w:type="page"/>
+      </w:r>
+    </w:p>
+    <w:p>
+      <w:pPr>
+        <w:pStyle w:val="Heading1"/>
+        <w:rPr>
+          <w:ins w:id="358" w:author="CPT R1 revision + co-author comments" w:date="2025-12-07T12:51:00Z" w16du:dateUtc="2025-12-07T11:51:00Z"/>
+        </w:rPr>
+      </w:pPr>
+      <w:bookmarkStart w:id="359" w:name="figures"/>
+      <w:bookmarkEnd w:id="173"/>
+      <w:ins w:id="360" w:author="CPT R1 revision + co-author comments" w:date="2025-12-07T12:51:00Z" w16du:dateUtc="2025-12-07T11:51:00Z">
+        <w:r>
+          <w:lastRenderedPageBreak/>
+          <w:t>Figures</w:t>
+        </w:r>
+      </w:ins>
+    </w:p>
+    <w:p>
+      <w:pPr>
+        <w:pStyle w:val="FirstParagraph"/>
+        <w:rPr>
+          <w:ins w:id="361" w:author="CPT R1 revision + co-author comments" w:date="2025-12-07T12:51:00Z" w16du:dateUtc="2025-12-07T11:51:00Z"/>
+        </w:rPr>
+      </w:pPr>
+      <w:ins w:id="362" w:author="CPT R1 revision + co-author comments" w:date="2025-12-07T12:51:00Z" w16du:dateUtc="2025-12-07T11:51:00Z">
         <w:r>
           <w:rPr>
             <w:b/>
             <w:bCs/>
           </w:rPr>
-          <w:t>53</w:t>
-        </w:r>
-        <w:r>
-          <w:t>, 4460–4476 (2018).</w:t>
-        </w:r>
-      </w:ins>
-    </w:p>
-    <w:p>
-      <w:pPr>
-        <w:pStyle w:val="Bibliography"/>
-        <w:rPr>
-          <w:ins w:id="214" w:author="CPT R1 revision + co-author comments" w:date="2025-12-07T12:51:00Z" w16du:dateUtc="2025-12-07T11:51:00Z"/>
-        </w:rPr>
-      </w:pPr>
-      <w:bookmarkStart w:id="215" w:name="ref-zhang2021validation"/>
-      <w:bookmarkEnd w:id="211"/>
-      <w:ins w:id="216" w:author="CPT R1 revision + co-author comments" w:date="2025-12-07T12:51:00Z" w16du:dateUtc="2025-12-07T11:51:00Z">
-        <w:r>
-          <w:t xml:space="preserve">22. </w:t>
-        </w:r>
-        <w:r>
-          <w:tab/>
-          <w:t xml:space="preserve">Zhang, Q., </w:t>
-        </w:r>
-        <w:proofErr w:type="spellStart"/>
-        <w:r>
-          <w:t>Gossai</w:t>
-        </w:r>
-        <w:proofErr w:type="spellEnd"/>
-        <w:r>
-          <w:t xml:space="preserve">, A., Monroe, S., Nussbaum, N. C. &amp; Parrinello, C. M. Validation analysis of a composite real-world mortality endpoint for patients with cancer in the </w:t>
-        </w:r>
-        <w:proofErr w:type="gramStart"/>
-        <w:r>
-          <w:t>united states</w:t>
-        </w:r>
-        <w:proofErr w:type="gramEnd"/>
-        <w:r>
-          <w:t xml:space="preserve">. </w:t>
-        </w:r>
-        <w:r>
-          <w:rPr>
-            <w:i/>
-            <w:iCs/>
-          </w:rPr>
-          <w:t>Health services research</w:t>
-        </w:r>
-        <w:r>
-          <w:t xml:space="preserve"> </w:t>
-        </w:r>
+          <w:t>Figure 1:</w:t>
+        </w:r>
+        <w:r>
+          <w:t xml:space="preserve"> Systematic process to understand effectiveness claims of oncology trials using real-world evidence.</w:t>
+        </w:r>
+      </w:ins>
+    </w:p>
+    <w:p>
+      <w:pPr>
+        <w:pStyle w:val="BodyText"/>
+        <w:rPr>
+          <w:ins w:id="363" w:author="CPT R1 revision + co-author comments" w:date="2025-12-07T12:51:00Z" w16du:dateUtc="2025-12-07T11:51:00Z"/>
+        </w:rPr>
+      </w:pPr>
+      <w:ins w:id="364" w:author="CPT R1 revision + co-author comments" w:date="2025-12-07T12:51:00Z" w16du:dateUtc="2025-12-07T11:51:00Z">
         <w:r>
           <w:rPr>
             <w:b/>
             <w:bCs/>
           </w:rPr>
-          <w:t>56</w:t>
-        </w:r>
-        <w:r>
-          <w:t>, 1281–1287 (2021).</w:t>
-        </w:r>
-      </w:ins>
-    </w:p>
-    <w:p>
-      <w:pPr>
-        <w:pStyle w:val="Bibliography"/>
-        <w:rPr>
-          <w:ins w:id="217" w:author="CPT R1 revision + co-author comments" w:date="2025-12-07T12:51:00Z" w16du:dateUtc="2025-12-07T11:51:00Z"/>
-        </w:rPr>
-      </w:pPr>
-      <w:bookmarkStart w:id="218" w:name="ref-shao2023improving"/>
-      <w:bookmarkEnd w:id="215"/>
-      <w:ins w:id="219" w:author="CPT R1 revision + co-author comments" w:date="2025-12-07T12:51:00Z" w16du:dateUtc="2025-12-07T11:51:00Z">
-        <w:r>
-          <w:t xml:space="preserve">23. </w:t>
-        </w:r>
-        <w:r>
-          <w:tab/>
-          <w:t xml:space="preserve">Shao, P., </w:t>
-        </w:r>
-        <w:proofErr w:type="spellStart"/>
-        <w:r>
-          <w:t>Tepsick</w:t>
-        </w:r>
-        <w:proofErr w:type="spellEnd"/>
-        <w:r>
-          <w:t xml:space="preserve">, J. G., Walker, B. &amp; Ray, H. E. Improving real-world mortality data quality in oncology research: Augmenting electronic medical records with obituary, social security death index, and commercial claims data. </w:t>
-        </w:r>
-        <w:r>
-          <w:rPr>
-            <w:i/>
-            <w:iCs/>
-          </w:rPr>
-          <w:t>JCO Clinical Cancer Informatics</w:t>
-        </w:r>
-        <w:r>
-          <w:t xml:space="preserve"> </w:t>
-        </w:r>
+          <w:t>Figure 2:</w:t>
+        </w:r>
+        <w:r>
+          <w:t xml:space="preserve"> Example visualization of descriptive drug utilization analyses displaying a) initiation trends between compared regimens based on calendar time, b) cumulative rate of patients switching to another line of treatment.</w:t>
+        </w:r>
+      </w:ins>
+    </w:p>
+    <w:p>
+      <w:pPr>
+        <w:pStyle w:val="BodyText"/>
+        <w:rPr>
+          <w:ins w:id="365" w:author="CPT R1 revision + co-author comments" w:date="2025-12-07T12:51:00Z" w16du:dateUtc="2025-12-07T11:51:00Z"/>
+        </w:rPr>
+      </w:pPr>
+      <w:ins w:id="366" w:author="CPT R1 revision + co-author comments" w:date="2025-12-07T12:51:00Z" w16du:dateUtc="2025-12-07T11:51:00Z">
         <w:r>
           <w:rPr>
             <w:b/>
             <w:bCs/>
           </w:rPr>
-          <w:t>7</w:t>
-        </w:r>
-        <w:r>
-          <w:t>, e2300014 (2023).</w:t>
-        </w:r>
-      </w:ins>
-    </w:p>
-    <w:p>
-      <w:pPr>
-        <w:pStyle w:val="Bibliography"/>
-        <w:rPr>
-          <w:ins w:id="220" w:author="CPT R1 revision + co-author comments" w:date="2025-12-07T12:51:00Z" w16du:dateUtc="2025-12-07T11:51:00Z"/>
-        </w:rPr>
-      </w:pPr>
-      <w:bookmarkStart w:id="221" w:name="ref-dong2025validation"/>
-      <w:bookmarkEnd w:id="218"/>
-      <w:ins w:id="222" w:author="CPT R1 revision + co-author comments" w:date="2025-12-07T12:51:00Z" w16du:dateUtc="2025-12-07T11:51:00Z">
-        <w:r>
-          <w:t xml:space="preserve">24. </w:t>
-        </w:r>
-        <w:r>
-          <w:tab/>
-          <w:t xml:space="preserve">Dong, S. </w:t>
-        </w:r>
-        <w:r>
-          <w:rPr>
-            <w:i/>
-            <w:iCs/>
-          </w:rPr>
-          <w:t>et al.</w:t>
-        </w:r>
-        <w:r>
-          <w:t xml:space="preserve"> Validation of a composite real-world mortality variable among patients with hematologic malignancies treated in the </w:t>
-        </w:r>
-        <w:proofErr w:type="gramStart"/>
-        <w:r>
-          <w:t>united states</w:t>
-        </w:r>
-        <w:proofErr w:type="gramEnd"/>
-        <w:r>
-          <w:t xml:space="preserve">. </w:t>
-        </w:r>
-        <w:r>
-          <w:rPr>
-            <w:i/>
-            <w:iCs/>
-          </w:rPr>
-          <w:t>JCO Clinical Cancer Informatics</w:t>
-        </w:r>
-        <w:r>
-          <w:t xml:space="preserve"> </w:t>
-        </w:r>
-        <w:r>
-          <w:rPr>
-            <w:b/>
-            <w:bCs/>
-          </w:rPr>
-          <w:t>9</w:t>
-        </w:r>
-        <w:r>
-          <w:t>, e2400233 (2025).</w:t>
-        </w:r>
-      </w:ins>
-    </w:p>
-    <w:p>
-      <w:pPr>
-        <w:pStyle w:val="Bibliography"/>
-        <w:rPr>
-          <w:ins w:id="223" w:author="CPT R1 revision + co-author comments" w:date="2025-12-07T12:51:00Z" w16du:dateUtc="2025-12-07T11:51:00Z"/>
-        </w:rPr>
-      </w:pPr>
-      <w:bookmarkStart w:id="224" w:name="ref-shay2025ropro"/>
-      <w:bookmarkEnd w:id="221"/>
-      <w:ins w:id="225" w:author="CPT R1 revision + co-author comments" w:date="2025-12-07T12:51:00Z" w16du:dateUtc="2025-12-07T11:51:00Z">
-        <w:r>
-          <w:t xml:space="preserve">25. </w:t>
-        </w:r>
-        <w:r>
-          <w:tab/>
-          <w:t xml:space="preserve">Shay, D. </w:t>
-        </w:r>
-        <w:r>
-          <w:rPr>
-            <w:i/>
-            <w:iCs/>
-          </w:rPr>
-          <w:t>et al.</w:t>
-        </w:r>
-        <w:r>
-          <w:t xml:space="preserve"> Evaluation of the </w:t>
-        </w:r>
-        <w:proofErr w:type="spellStart"/>
-        <w:r>
-          <w:t>real-wOrld</w:t>
-        </w:r>
-        <w:proofErr w:type="spellEnd"/>
-        <w:r>
-          <w:t xml:space="preserve"> </w:t>
-        </w:r>
-        <w:proofErr w:type="spellStart"/>
-        <w:r>
-          <w:t>PROgnostic</w:t>
-        </w:r>
-        <w:proofErr w:type="spellEnd"/>
-        <w:r>
-          <w:t xml:space="preserve"> (ROPRO) score to predict overall survival in specialized oncology EHR databases. </w:t>
-        </w:r>
-        <w:r>
-          <w:rPr>
-            <w:i/>
-            <w:iCs/>
-          </w:rPr>
-          <w:t>in preparation</w:t>
-        </w:r>
-        <w:r>
-          <w:t xml:space="preserve"> (2025).</w:t>
-        </w:r>
-      </w:ins>
-    </w:p>
-    <w:p>
-      <w:pPr>
-        <w:pStyle w:val="Bibliography"/>
-      </w:pPr>
-      <w:bookmarkStart w:id="226" w:name="ref-nikolakopoulou2014interpret"/>
-      <w:bookmarkEnd w:id="224"/>
-      <w:ins w:id="227" w:author="CPT R1 revision + co-author comments" w:date="2025-12-07T12:51:00Z" w16du:dateUtc="2025-12-07T11:51:00Z">
-        <w:r>
-          <w:t>26</w:t>
-        </w:r>
-      </w:ins>
-      <w:r>
-        <w:t xml:space="preserve">. </w:t>
-      </w:r>
-      <w:r>
-        <w:tab/>
-        <w:t xml:space="preserve">Nikolakopoulou, A., Mavridis, D. &amp; Salanti, G. How to interpret meta-analysis models: Fixed effect and random effects meta-analyses. </w:t>
-      </w:r>
-      <w:r>
-        <w:rPr>
-          <w:i/>
-          <w:iCs/>
-        </w:rPr>
-        <w:t>BMJ Ment Health</w:t>
-      </w:r>
-      <w:r>
-        <w:t xml:space="preserve"> </w:t>
-      </w:r>
-      <w:r>
-        <w:rPr>
-          <w:b/>
-          <w:bCs/>
-        </w:rPr>
-        <w:t>17</w:t>
-      </w:r>
-      <w:r>
-        <w:t>, 64–64 (2014).</w:t>
-      </w:r>
-    </w:p>
-    <w:p>
-      <w:pPr>
-        <w:pStyle w:val="Bibliography"/>
-      </w:pPr>
-      <w:bookmarkStart w:id="228" w:name="ref-wang2022harmonized"/>
-      <w:bookmarkEnd w:id="226"/>
-      <w:del w:id="229" w:author="CPT R1 revision + co-author comments" w:date="2025-12-07T12:51:00Z" w16du:dateUtc="2025-12-07T11:51:00Z">
-        <w:r>
-          <w:delText>21</w:delText>
-        </w:r>
-      </w:del>
-      <w:ins w:id="230" w:author="CPT R1 revision + co-author comments" w:date="2025-12-07T12:51:00Z" w16du:dateUtc="2025-12-07T11:51:00Z">
-        <w:r>
-          <w:t>27</w:t>
-        </w:r>
-      </w:ins>
-      <w:r>
-        <w:t xml:space="preserve">. </w:t>
-      </w:r>
-      <w:r>
-        <w:tab/>
-        <w:t xml:space="preserve">Wang, S. V. </w:t>
-      </w:r>
-      <w:r>
-        <w:rPr>
-          <w:i/>
-          <w:iCs/>
-        </w:rPr>
-        <w:t>et al.</w:t>
-      </w:r>
-      <w:r>
-        <w:t xml:space="preserve"> </w:t>
-      </w:r>
-      <w:r>
-        <w:fldChar w:fldCharType="begin"/>
-      </w:r>
-      <w:r>
-        <w:instrText>HYPERLINK "https://doi.org/10.1016/j.jval.2022.09.001" \h</w:instrText>
-      </w:r>
-      <w:r>
-        <w:fldChar w:fldCharType="separate"/>
-      </w:r>
-      <w:r>
-        <w:rPr>
-          <w:rStyle w:val="Hyperlink"/>
-        </w:rPr>
-        <w:t xml:space="preserve">HARmonized protocol template to enhance reproducibility of hypothesis evaluating real-world evidence studies on treatment effects: A good </w:t>
-      </w:r>
-      <w:r>
-        <w:rPr>
-          <w:rStyle w:val="Hyperlink"/>
-        </w:rPr>
-        <w:lastRenderedPageBreak/>
-        <w:t>practices report of a joint ISPE/ISPOR task force</w:t>
-      </w:r>
-      <w:r>
-        <w:fldChar w:fldCharType="end"/>
-      </w:r>
-      <w:r>
-        <w:t xml:space="preserve">. </w:t>
-      </w:r>
-      <w:r>
-        <w:rPr>
-          <w:i/>
-          <w:iCs/>
-        </w:rPr>
-        <w:t>Value in Health</w:t>
-      </w:r>
-      <w:r>
-        <w:t xml:space="preserve"> </w:t>
-      </w:r>
-      <w:r>
-        <w:rPr>
-          <w:b/>
-          <w:bCs/>
-        </w:rPr>
-        <w:t>25</w:t>
-      </w:r>
-      <w:r>
-        <w:t>, 1663–1672 (2022).</w:t>
-      </w:r>
-    </w:p>
-    <w:p>
-      <w:pPr>
-        <w:pStyle w:val="Bibliography"/>
-      </w:pPr>
-      <w:bookmarkStart w:id="231" w:name="ref-guidelinegeneral"/>
-      <w:bookmarkEnd w:id="228"/>
-      <w:del w:id="232" w:author="CPT R1 revision + co-author comments" w:date="2025-12-07T12:51:00Z" w16du:dateUtc="2025-12-07T11:51:00Z">
-        <w:r>
-          <w:delText>22</w:delText>
-        </w:r>
-      </w:del>
-      <w:ins w:id="233" w:author="CPT R1 revision + co-author comments" w:date="2025-12-07T12:51:00Z" w16du:dateUtc="2025-12-07T11:51:00Z">
-        <w:r>
-          <w:t>28</w:t>
-        </w:r>
-      </w:ins>
-      <w:r>
-        <w:t xml:space="preserve">. </w:t>
-      </w:r>
-      <w:r>
-        <w:tab/>
-        <w:t xml:space="preserve">ICH guideline. General principles on plan, design and analysis of pharmacoepidemiological studies that utilize real-world data for safety assessment of medicines M14. Available from: Https://database.ich.org/sites/default/files/ICH_M14_Step3_DraftGuideline_2024_0521.pdf (last accessed 01/07/2025). </w:t>
-      </w:r>
-    </w:p>
-    <w:p>
-      <w:pPr>
-        <w:pStyle w:val="Bibliography"/>
-        <w:rPr>
-          <w:lang w:val="de-DE"/>
-        </w:rPr>
-      </w:pPr>
-      <w:bookmarkStart w:id="234" w:name="ref-hernan2022target"/>
-      <w:bookmarkEnd w:id="231"/>
-      <w:del w:id="235" w:author="CPT R1 revision + co-author comments" w:date="2025-12-07T12:51:00Z" w16du:dateUtc="2025-12-07T11:51:00Z">
-        <w:r>
-          <w:delText>23</w:delText>
-        </w:r>
-      </w:del>
-      <w:ins w:id="236" w:author="CPT R1 revision + co-author comments" w:date="2025-12-07T12:51:00Z" w16du:dateUtc="2025-12-07T11:51:00Z">
-        <w:r>
-          <w:t>29</w:t>
-        </w:r>
-      </w:ins>
-      <w:r>
-        <w:t xml:space="preserve">. </w:t>
-      </w:r>
-      <w:r>
-        <w:tab/>
-        <w:t xml:space="preserve">Hernán, M. A., Wang, W. &amp; Leaf, D. E. Target trial emulation: A framework for causal inference from observational data. </w:t>
-      </w:r>
-      <w:r>
-        <w:rPr>
-          <w:i/>
-          <w:iCs/>
-          <w:lang w:val="de-DE"/>
-        </w:rPr>
-        <w:t>Jama</w:t>
-      </w:r>
-      <w:r>
-        <w:rPr>
-          <w:lang w:val="de-DE"/>
-        </w:rPr>
-        <w:t xml:space="preserve"> </w:t>
-      </w:r>
-      <w:r>
-        <w:rPr>
-          <w:b/>
-          <w:bCs/>
-          <w:lang w:val="de-DE"/>
-        </w:rPr>
-        <w:t>328</w:t>
-      </w:r>
-      <w:r>
-        <w:rPr>
-          <w:lang w:val="de-DE"/>
-        </w:rPr>
-        <w:t>, 2446–2447 (2022).</w:t>
-      </w:r>
-    </w:p>
-    <w:p>
-      <w:pPr>
-        <w:pStyle w:val="Bibliography"/>
-      </w:pPr>
-      <w:bookmarkStart w:id="237" w:name="ref-hernan2016specifying"/>
-      <w:bookmarkEnd w:id="234"/>
-      <w:del w:id="238" w:author="CPT R1 revision + co-author comments" w:date="2025-12-07T12:51:00Z" w16du:dateUtc="2025-12-07T11:51:00Z">
-        <w:r>
-          <w:rPr>
-            <w:lang w:val="de-DE"/>
-          </w:rPr>
-          <w:delText>24</w:delText>
-        </w:r>
-      </w:del>
-      <w:ins w:id="239" w:author="CPT R1 revision + co-author comments" w:date="2025-12-07T12:51:00Z" w16du:dateUtc="2025-12-07T11:51:00Z">
-        <w:r>
-          <w:rPr>
-            <w:lang w:val="de-DE"/>
-          </w:rPr>
-          <w:t>30</w:t>
-        </w:r>
-      </w:ins>
-      <w:r>
-        <w:rPr>
-          <w:lang w:val="de-DE"/>
-        </w:rPr>
-        <w:t xml:space="preserve">. </w:t>
-      </w:r>
-      <w:r>
-        <w:rPr>
-          <w:lang w:val="de-DE"/>
-        </w:rPr>
-        <w:tab/>
-        <w:t xml:space="preserve">Hernán, M. A., Sauer, B. C., </w:t>
-      </w:r>
-      <w:proofErr w:type="spellStart"/>
-      <w:r>
-        <w:rPr>
-          <w:lang w:val="de-DE"/>
-        </w:rPr>
-        <w:t>Hernández-Dı́az</w:t>
-      </w:r>
-      <w:proofErr w:type="spellEnd"/>
-      <w:r>
-        <w:rPr>
-          <w:lang w:val="de-DE"/>
-        </w:rPr>
-        <w:t xml:space="preserve">, S., Platt, R. &amp; </w:t>
-      </w:r>
-      <w:proofErr w:type="spellStart"/>
-      <w:r>
-        <w:rPr>
-          <w:lang w:val="de-DE"/>
-        </w:rPr>
-        <w:t>Shrier</w:t>
-      </w:r>
-      <w:proofErr w:type="spellEnd"/>
-      <w:r>
-        <w:rPr>
-          <w:lang w:val="de-DE"/>
-        </w:rPr>
-        <w:t xml:space="preserve">, I. </w:t>
-      </w:r>
-      <w:r>
-        <w:fldChar w:fldCharType="begin"/>
-      </w:r>
-      <w:r>
-        <w:rPr>
-          <w:lang w:val="de-DE"/>
-        </w:rPr>
-        <w:instrText>HYPERLINK "https://doi.org/10.1016/j.jclinepi.2016.04.014" \h</w:instrText>
-      </w:r>
-      <w:r>
-        <w:fldChar w:fldCharType="separate"/>
-      </w:r>
-      <w:r>
-        <w:rPr>
-          <w:rStyle w:val="Hyperlink"/>
-        </w:rPr>
-        <w:t>Specifying a target trial prevents immortal time bias and other self-inflicted injuries in observational analyses</w:t>
-      </w:r>
-      <w:r>
-        <w:fldChar w:fldCharType="end"/>
-      </w:r>
-      <w:r>
-        <w:t xml:space="preserve">. </w:t>
-      </w:r>
-      <w:r>
-        <w:rPr>
-          <w:i/>
-          <w:iCs/>
-        </w:rPr>
-        <w:t>Journal of clinical epidemiology</w:t>
-      </w:r>
-      <w:r>
-        <w:t xml:space="preserve"> </w:t>
-      </w:r>
-      <w:r>
-        <w:rPr>
-          <w:b/>
-          <w:bCs/>
-        </w:rPr>
-        <w:t>79</w:t>
-      </w:r>
-      <w:r>
-        <w:t>, 70–75 (2016).</w:t>
-      </w:r>
-    </w:p>
-    <w:p>
-      <w:pPr>
-        <w:pStyle w:val="Bibliography"/>
-      </w:pPr>
-      <w:bookmarkStart w:id="240" w:name="ref-rufibach2018"/>
-      <w:bookmarkEnd w:id="237"/>
-      <w:del w:id="241" w:author="CPT R1 revision + co-author comments" w:date="2025-12-07T12:51:00Z" w16du:dateUtc="2025-12-07T11:51:00Z">
-        <w:r>
-          <w:delText>25</w:delText>
-        </w:r>
-      </w:del>
-      <w:ins w:id="242" w:author="CPT R1 revision + co-author comments" w:date="2025-12-07T12:51:00Z" w16du:dateUtc="2025-12-07T11:51:00Z">
-        <w:r>
-          <w:t>31</w:t>
-        </w:r>
-      </w:ins>
-      <w:r>
-        <w:t xml:space="preserve">. </w:t>
-      </w:r>
-      <w:r>
-        <w:tab/>
-        <w:t xml:space="preserve">Rufibach, K. </w:t>
-      </w:r>
-      <w:r>
-        <w:fldChar w:fldCharType="begin"/>
-      </w:r>
-      <w:r>
-        <w:instrText>HYPERLINK "https://doi.org/10.1002/pst.1917" \h</w:instrText>
-      </w:r>
-      <w:r>
-        <w:fldChar w:fldCharType="separate"/>
-      </w:r>
-      <w:r>
-        <w:rPr>
-          <w:rStyle w:val="Hyperlink"/>
-        </w:rPr>
-        <w:t>Treatment effect quantification for time-to-event endpointsEstimands, analysis strategies, and beyond</w:t>
-      </w:r>
-      <w:r>
-        <w:fldChar w:fldCharType="end"/>
-      </w:r>
-      <w:r>
-        <w:t xml:space="preserve">. </w:t>
-      </w:r>
-      <w:r>
-        <w:rPr>
-          <w:i/>
-          <w:iCs/>
-        </w:rPr>
-        <w:t>Pharmaceutical Statistics</w:t>
-      </w:r>
-      <w:r>
-        <w:t xml:space="preserve"> </w:t>
-      </w:r>
-      <w:r>
-        <w:rPr>
-          <w:b/>
-          <w:bCs/>
-        </w:rPr>
-        <w:t>18</w:t>
-      </w:r>
-      <w:r>
-        <w:t>, 145–165 (2018).</w:t>
-      </w:r>
-    </w:p>
-    <w:p>
-      <w:pPr>
-        <w:pStyle w:val="Bibliography"/>
-      </w:pPr>
-      <w:bookmarkStart w:id="243" w:name="ref-manitz2022estimands"/>
-      <w:bookmarkEnd w:id="240"/>
-      <w:del w:id="244" w:author="CPT R1 revision + co-author comments" w:date="2025-12-07T12:51:00Z" w16du:dateUtc="2025-12-07T11:51:00Z">
-        <w:r>
-          <w:delText>26</w:delText>
-        </w:r>
-      </w:del>
-      <w:ins w:id="245" w:author="CPT R1 revision + co-author comments" w:date="2025-12-07T12:51:00Z" w16du:dateUtc="2025-12-07T11:51:00Z">
-        <w:r>
-          <w:t>32</w:t>
-        </w:r>
-      </w:ins>
-      <w:r>
-        <w:t xml:space="preserve">. </w:t>
-      </w:r>
-      <w:r>
-        <w:tab/>
-        <w:t xml:space="preserve">Manitz, J. </w:t>
-      </w:r>
-      <w:r>
-        <w:rPr>
-          <w:i/>
-          <w:iCs/>
-        </w:rPr>
-        <w:t>et al.</w:t>
-      </w:r>
-      <w:r>
-        <w:t xml:space="preserve"> Estimands for overall survival in clinical trials with treatment switching in oncology. </w:t>
-      </w:r>
-      <w:r>
-        <w:rPr>
-          <w:i/>
-          <w:iCs/>
-        </w:rPr>
-        <w:t>Pharmaceutical Statistics</w:t>
-      </w:r>
-      <w:r>
-        <w:t xml:space="preserve"> </w:t>
-      </w:r>
-      <w:r>
-        <w:rPr>
-          <w:b/>
-          <w:bCs/>
-        </w:rPr>
-        <w:t>21</w:t>
-      </w:r>
-      <w:r>
-        <w:t>, 150–162 (2022).</w:t>
-      </w:r>
-    </w:p>
-    <w:p>
-      <w:pPr>
-        <w:pStyle w:val="Bibliography"/>
-      </w:pPr>
-      <w:bookmarkStart w:id="246" w:name="ref-meyer2020open"/>
-      <w:bookmarkEnd w:id="243"/>
-      <w:del w:id="247" w:author="CPT R1 revision + co-author comments" w:date="2025-12-07T12:51:00Z" w16du:dateUtc="2025-12-07T11:51:00Z">
-        <w:r>
-          <w:delText>27</w:delText>
-        </w:r>
-      </w:del>
-      <w:ins w:id="248" w:author="CPT R1 revision + co-author comments" w:date="2025-12-07T12:51:00Z" w16du:dateUtc="2025-12-07T11:51:00Z">
-        <w:r>
-          <w:t>33</w:t>
-        </w:r>
-      </w:ins>
-      <w:r>
-        <w:t xml:space="preserve">. </w:t>
-      </w:r>
-      <w:r>
-        <w:tab/>
-        <w:t xml:space="preserve">Meyer, A.-M., Davies, J., Taylor, M. &amp; Fruechtenicht, C. Open cohorts and ghost-time bias in real world data. In </w:t>
-      </w:r>
-      <w:r>
-        <w:rPr>
-          <w:i/>
-          <w:iCs/>
-        </w:rPr>
-        <w:t>PHARMACOEPIDEMIOLOGY AND DRUG SAFETY</w:t>
-      </w:r>
-      <w:r>
-        <w:t xml:space="preserve"> </w:t>
-      </w:r>
-      <w:r>
-        <w:rPr>
-          <w:b/>
-          <w:bCs/>
-        </w:rPr>
-        <w:t>29</w:t>
-      </w:r>
-      <w:r>
-        <w:t>, 426–426 (WILEY 111 RIVER ST, HOBOKEN 07030-5774, NJ USA, 2020).</w:t>
-      </w:r>
-    </w:p>
-    <w:p>
-      <w:pPr>
-        <w:pStyle w:val="Bibliography"/>
-      </w:pPr>
-      <w:bookmarkStart w:id="249" w:name="ref-austin2009balance"/>
-      <w:bookmarkEnd w:id="246"/>
-      <w:del w:id="250" w:author="CPT R1 revision + co-author comments" w:date="2025-12-07T12:51:00Z" w16du:dateUtc="2025-12-07T11:51:00Z">
-        <w:r>
-          <w:delText>28</w:delText>
-        </w:r>
-      </w:del>
-      <w:ins w:id="251" w:author="CPT R1 revision + co-author comments" w:date="2025-12-07T12:51:00Z" w16du:dateUtc="2025-12-07T11:51:00Z">
-        <w:r>
-          <w:t>34</w:t>
-        </w:r>
-      </w:ins>
-      <w:r>
-        <w:t xml:space="preserve">. </w:t>
-      </w:r>
-      <w:r>
-        <w:tab/>
-        <w:t xml:space="preserve">Austin, P. C. Balance diagnostics for comparing the distribution of baseline covariates between treatment groups in propensity-score matched samples. </w:t>
-      </w:r>
-      <w:r>
-        <w:rPr>
-          <w:i/>
-          <w:iCs/>
-        </w:rPr>
-        <w:t>Statistics in medicine</w:t>
-      </w:r>
-      <w:r>
-        <w:t xml:space="preserve"> </w:t>
-      </w:r>
-      <w:r>
-        <w:rPr>
-          <w:b/>
-          <w:bCs/>
-        </w:rPr>
-        <w:t>28</w:t>
-      </w:r>
-      <w:r>
-        <w:t>, 3083–3107 (2009).</w:t>
-      </w:r>
-    </w:p>
-    <w:p>
-      <w:pPr>
-        <w:pStyle w:val="Bibliography"/>
-      </w:pPr>
-      <w:bookmarkStart w:id="252" w:name="ref-hernan2022causal"/>
-      <w:bookmarkEnd w:id="249"/>
-      <w:del w:id="253" w:author="CPT R1 revision + co-author comments" w:date="2025-12-07T12:51:00Z" w16du:dateUtc="2025-12-07T11:51:00Z">
-        <w:r>
-          <w:delText>29</w:delText>
-        </w:r>
-      </w:del>
-      <w:ins w:id="254" w:author="CPT R1 revision + co-author comments" w:date="2025-12-07T12:51:00Z" w16du:dateUtc="2025-12-07T11:51:00Z">
-        <w:r>
-          <w:t>35</w:t>
-        </w:r>
-      </w:ins>
-      <w:r>
-        <w:t xml:space="preserve">. </w:t>
-      </w:r>
-      <w:r>
-        <w:tab/>
-        <w:t xml:space="preserve">Hernán, M. A. Causal analyses of existing databases: No power calculations required. </w:t>
-      </w:r>
-      <w:r>
-        <w:rPr>
-          <w:i/>
-          <w:iCs/>
-        </w:rPr>
-        <w:t>Journal of clinical epidemiology</w:t>
-      </w:r>
-      <w:r>
-        <w:t xml:space="preserve"> </w:t>
-      </w:r>
-      <w:r>
-        <w:rPr>
-          <w:b/>
-          <w:bCs/>
-        </w:rPr>
-        <w:t>144</w:t>
-      </w:r>
-      <w:r>
-        <w:t>, 203–205 (2022).</w:t>
-      </w:r>
-    </w:p>
-    <w:p>
-      <w:pPr>
-        <w:pStyle w:val="Bibliography"/>
-      </w:pPr>
-      <w:bookmarkStart w:id="255" w:name="ref-schoenfeld1981asymptotic"/>
-      <w:bookmarkEnd w:id="252"/>
-      <w:del w:id="256" w:author="CPT R1 revision + co-author comments" w:date="2025-12-07T12:51:00Z" w16du:dateUtc="2025-12-07T11:51:00Z">
-        <w:r>
-          <w:delText>30</w:delText>
-        </w:r>
-      </w:del>
-      <w:ins w:id="257" w:author="CPT R1 revision + co-author comments" w:date="2025-12-07T12:51:00Z" w16du:dateUtc="2025-12-07T11:51:00Z">
-        <w:r>
-          <w:t>36</w:t>
-        </w:r>
-      </w:ins>
-      <w:r>
-        <w:t xml:space="preserve">. </w:t>
-      </w:r>
-      <w:r>
-        <w:tab/>
-        <w:t xml:space="preserve">Schoenfeld, D. The asymptotic properties of nonparametric tests for comparing survival distributions. </w:t>
-      </w:r>
-      <w:r>
-        <w:rPr>
-          <w:i/>
-          <w:iCs/>
-        </w:rPr>
-        <w:t>Biometrika</w:t>
-      </w:r>
-      <w:r>
-        <w:t xml:space="preserve"> </w:t>
-      </w:r>
-      <w:r>
-        <w:rPr>
-          <w:b/>
-          <w:bCs/>
-        </w:rPr>
-        <w:t>68</w:t>
-      </w:r>
-      <w:r>
-        <w:t>, 316–319 (1981).</w:t>
-      </w:r>
-    </w:p>
-    <w:p>
-      <w:pPr>
-        <w:pStyle w:val="Bibliography"/>
-        <w:rPr>
-          <w:ins w:id="258" w:author="CPT R1 revision + co-author comments" w:date="2025-12-07T12:51:00Z" w16du:dateUtc="2025-12-07T11:51:00Z"/>
-        </w:rPr>
-      </w:pPr>
-      <w:bookmarkStart w:id="259" w:name="ref-gsDesign"/>
-      <w:bookmarkEnd w:id="255"/>
-      <w:del w:id="260" w:author="CPT R1 revision + co-author comments" w:date="2025-12-07T12:51:00Z" w16du:dateUtc="2025-12-07T11:51:00Z">
-        <w:r>
-          <w:delText>31</w:delText>
-        </w:r>
-      </w:del>
-      <w:ins w:id="261" w:author="CPT R1 revision + co-author comments" w:date="2025-12-07T12:51:00Z" w16du:dateUtc="2025-12-07T11:51:00Z">
-        <w:r>
-          <w:t xml:space="preserve">37. </w:t>
-        </w:r>
-        <w:r>
-          <w:tab/>
-          <w:t xml:space="preserve">Anderson, K. </w:t>
-        </w:r>
-        <w:proofErr w:type="spellStart"/>
-        <w:r>
-          <w:t>gsDesign</w:t>
-        </w:r>
-        <w:proofErr w:type="spellEnd"/>
-        <w:r>
-          <w:t>: Group sequential design. (2024).at &lt;</w:t>
-        </w:r>
-        <w:r>
-          <w:fldChar w:fldCharType="begin"/>
-        </w:r>
-        <w:r>
-          <w:instrText>HYPERLINK "https://keaven.github.io/gsDesign/" \h</w:instrText>
-        </w:r>
-        <w:r>
-          <w:fldChar w:fldCharType="separate"/>
-        </w:r>
-        <w:r>
-          <w:rPr>
-            <w:rStyle w:val="Hyperlink"/>
-          </w:rPr>
-          <w:t>https://keaven.github.io/gsDesign/</w:t>
-        </w:r>
-        <w:r>
-          <w:fldChar w:fldCharType="end"/>
-        </w:r>
-        <w:r>
-          <w:t>&gt;</w:t>
-        </w:r>
-      </w:ins>
-    </w:p>
-    <w:p>
-      <w:pPr>
-        <w:pStyle w:val="Bibliography"/>
-        <w:rPr>
-          <w:ins w:id="262" w:author="CPT R1 revision + co-author comments" w:date="2025-12-07T12:51:00Z" w16du:dateUtc="2025-12-07T11:51:00Z"/>
-        </w:rPr>
-      </w:pPr>
-      <w:bookmarkStart w:id="263" w:name="ref-austin2021informing"/>
-      <w:bookmarkEnd w:id="259"/>
-      <w:ins w:id="264" w:author="CPT R1 revision + co-author comments" w:date="2025-12-07T12:51:00Z" w16du:dateUtc="2025-12-07T11:51:00Z">
-        <w:r>
-          <w:t xml:space="preserve">38. </w:t>
-        </w:r>
-        <w:r>
-          <w:tab/>
-          <w:t xml:space="preserve">Austin, P. C. Informing power and sample size calculations when using inverse probability of treatment weighting using the propensity score. </w:t>
-        </w:r>
-        <w:r>
-          <w:rPr>
-            <w:i/>
-            <w:iCs/>
-          </w:rPr>
-          <w:t>Statistics in Medicine</w:t>
-        </w:r>
-        <w:r>
-          <w:t xml:space="preserve"> </w:t>
-        </w:r>
-        <w:r>
-          <w:rPr>
-            <w:b/>
-            <w:bCs/>
-          </w:rPr>
-          <w:t>40</w:t>
-        </w:r>
-        <w:r>
-          <w:t>, 6150–6163 (2021).</w:t>
-        </w:r>
-      </w:ins>
-    </w:p>
-    <w:p>
-      <w:pPr>
-        <w:pStyle w:val="Bibliography"/>
-      </w:pPr>
-      <w:bookmarkStart w:id="265" w:name="ref-franklin2020nonrandomized"/>
-      <w:bookmarkEnd w:id="263"/>
-      <w:ins w:id="266" w:author="CPT R1 revision + co-author comments" w:date="2025-12-07T12:51:00Z" w16du:dateUtc="2025-12-07T11:51:00Z">
-        <w:r>
-          <w:t>39</w:t>
-        </w:r>
-      </w:ins>
-      <w:r>
-        <w:t xml:space="preserve">. </w:t>
-      </w:r>
-      <w:r>
-        <w:tab/>
-      </w:r>
-      <w:r>
-        <w:rPr>
-          <w:lang w:val="de-DE"/>
-        </w:rPr>
-        <w:t xml:space="preserve">Franklin, J. M. </w:t>
-      </w:r>
-      <w:r>
-        <w:rPr>
-          <w:i/>
-          <w:iCs/>
-          <w:lang w:val="de-DE"/>
-        </w:rPr>
-        <w:t>et al.</w:t>
-      </w:r>
-      <w:r>
-        <w:rPr>
-          <w:lang w:val="de-DE"/>
-        </w:rPr>
-        <w:t xml:space="preserve"> </w:t>
-      </w:r>
-      <w:r>
-        <w:t xml:space="preserve">Nonrandomized real-world evidence to support regulatory decision making: Process for a randomized trial replication project. </w:t>
-      </w:r>
-      <w:r>
-        <w:rPr>
-          <w:i/>
-          <w:iCs/>
-        </w:rPr>
-        <w:t>Clinical Pharmacology &amp; Therapeutics</w:t>
-      </w:r>
-      <w:r>
-        <w:t xml:space="preserve"> </w:t>
-      </w:r>
-      <w:r>
-        <w:rPr>
-          <w:b/>
-          <w:bCs/>
-        </w:rPr>
-        <w:t>107</w:t>
-      </w:r>
-      <w:r>
-        <w:t>, 817–826 (2020).</w:t>
-      </w:r>
-    </w:p>
-    <w:p>
-      <w:pPr>
-        <w:pStyle w:val="Bibliography"/>
-      </w:pPr>
-      <w:bookmarkStart w:id="267" w:name="ref-schneeweiss2019graphical"/>
-      <w:bookmarkEnd w:id="265"/>
-      <w:del w:id="268" w:author="CPT R1 revision + co-author comments" w:date="2025-12-07T12:51:00Z" w16du:dateUtc="2025-12-07T11:51:00Z">
-        <w:r>
-          <w:delText>32</w:delText>
-        </w:r>
-      </w:del>
-      <w:ins w:id="269" w:author="CPT R1 revision + co-author comments" w:date="2025-12-07T12:51:00Z" w16du:dateUtc="2025-12-07T11:51:00Z">
-        <w:r>
-          <w:t>40</w:t>
-        </w:r>
-      </w:ins>
-      <w:r>
-        <w:t xml:space="preserve">. </w:t>
-      </w:r>
-      <w:r>
-        <w:tab/>
-        <w:t xml:space="preserve">Schneeweiss, S. </w:t>
-      </w:r>
-      <w:r>
-        <w:rPr>
-          <w:i/>
-          <w:iCs/>
-        </w:rPr>
-        <w:t>et al.</w:t>
-      </w:r>
-      <w:r>
-        <w:t xml:space="preserve"> Graphical depiction of longitudinal study designs in health care databases. </w:t>
-      </w:r>
-      <w:r>
-        <w:rPr>
-          <w:i/>
-          <w:iCs/>
-        </w:rPr>
-        <w:t>Annals of internal medicine</w:t>
-      </w:r>
-      <w:r>
-        <w:t xml:space="preserve"> </w:t>
-      </w:r>
-      <w:r>
-        <w:rPr>
-          <w:b/>
-          <w:bCs/>
-        </w:rPr>
-        <w:t>170</w:t>
-      </w:r>
-      <w:r>
-        <w:t>, 398–406 (2019).</w:t>
-      </w:r>
-    </w:p>
-    <w:p>
-      <w:pPr>
-        <w:pStyle w:val="Bibliography"/>
-        <w:rPr>
-          <w:lang w:val="de-DE"/>
-        </w:rPr>
-      </w:pPr>
-      <w:bookmarkStart w:id="270" w:name="ref-rubin1976inference"/>
-      <w:bookmarkEnd w:id="267"/>
-      <w:del w:id="271" w:author="CPT R1 revision + co-author comments" w:date="2025-12-07T12:51:00Z" w16du:dateUtc="2025-12-07T11:51:00Z">
-        <w:r>
-          <w:lastRenderedPageBreak/>
-          <w:delText>33</w:delText>
-        </w:r>
-      </w:del>
-      <w:ins w:id="272" w:author="CPT R1 revision + co-author comments" w:date="2025-12-07T12:51:00Z" w16du:dateUtc="2025-12-07T11:51:00Z">
-        <w:r>
-          <w:t>41</w:t>
-        </w:r>
-      </w:ins>
-      <w:r>
-        <w:t xml:space="preserve">. </w:t>
-      </w:r>
-      <w:r>
-        <w:tab/>
-        <w:t xml:space="preserve">Rubin, D. B. Inference and missing data. </w:t>
-      </w:r>
-      <w:proofErr w:type="spellStart"/>
-      <w:r>
-        <w:rPr>
-          <w:i/>
-          <w:iCs/>
-          <w:lang w:val="de-DE"/>
-        </w:rPr>
-        <w:t>Biometrika</w:t>
-      </w:r>
-      <w:proofErr w:type="spellEnd"/>
-      <w:r>
-        <w:rPr>
-          <w:lang w:val="de-DE"/>
-        </w:rPr>
-        <w:t xml:space="preserve"> </w:t>
-      </w:r>
-      <w:r>
-        <w:rPr>
-          <w:b/>
-          <w:bCs/>
-          <w:lang w:val="de-DE"/>
-        </w:rPr>
-        <w:t>63</w:t>
-      </w:r>
-      <w:r>
-        <w:rPr>
-          <w:lang w:val="de-DE"/>
-        </w:rPr>
-        <w:t>, 581–592 (1976).</w:t>
-      </w:r>
-    </w:p>
-    <w:p>
-      <w:pPr>
-        <w:pStyle w:val="Bibliography"/>
-      </w:pPr>
-      <w:bookmarkStart w:id="273" w:name="ref-weberpals2024smdi"/>
-      <w:bookmarkEnd w:id="270"/>
-      <w:del w:id="274" w:author="CPT R1 revision + co-author comments" w:date="2025-12-07T12:51:00Z" w16du:dateUtc="2025-12-07T11:51:00Z">
-        <w:r>
-          <w:rPr>
-            <w:lang w:val="de-DE"/>
-          </w:rPr>
-          <w:delText>34</w:delText>
-        </w:r>
-      </w:del>
-      <w:ins w:id="275" w:author="CPT R1 revision + co-author comments" w:date="2025-12-07T12:51:00Z" w16du:dateUtc="2025-12-07T11:51:00Z">
-        <w:r>
-          <w:rPr>
-            <w:lang w:val="de-DE"/>
-          </w:rPr>
-          <w:t>42</w:t>
-        </w:r>
-      </w:ins>
-      <w:r>
-        <w:rPr>
-          <w:lang w:val="de-DE"/>
-        </w:rPr>
-        <w:t xml:space="preserve">. </w:t>
-      </w:r>
-      <w:r>
-        <w:rPr>
-          <w:lang w:val="de-DE"/>
-        </w:rPr>
-        <w:tab/>
-        <w:t xml:space="preserve">Weberpals, J. </w:t>
-      </w:r>
-      <w:r>
-        <w:rPr>
-          <w:i/>
-          <w:iCs/>
-          <w:lang w:val="de-DE"/>
-        </w:rPr>
-        <w:t>et al.</w:t>
-      </w:r>
-      <w:r>
-        <w:rPr>
-          <w:lang w:val="de-DE"/>
-        </w:rPr>
-        <w:t xml:space="preserve"> </w:t>
-      </w:r>
-      <w:proofErr w:type="spellStart"/>
-      <w:r>
-        <w:t>Smdi</w:t>
-      </w:r>
-      <w:proofErr w:type="spellEnd"/>
-      <w:r>
-        <w:t xml:space="preserve">: An r package to perform structural missing data investigations on partially observed confounders in real-world evidence studies. </w:t>
-      </w:r>
-      <w:r>
-        <w:rPr>
-          <w:i/>
-          <w:iCs/>
-        </w:rPr>
-        <w:t>JAMIA open</w:t>
-      </w:r>
-      <w:r>
-        <w:t xml:space="preserve"> </w:t>
-      </w:r>
-      <w:r>
-        <w:rPr>
-          <w:b/>
-          <w:bCs/>
-        </w:rPr>
-        <w:t>7</w:t>
-      </w:r>
-      <w:r>
-        <w:t>, ooae008 (2024).</w:t>
-      </w:r>
-    </w:p>
-    <w:p>
-      <w:pPr>
-        <w:pStyle w:val="Bibliography"/>
-      </w:pPr>
-      <w:bookmarkStart w:id="276" w:name="ref-weberpals2024"/>
-      <w:bookmarkEnd w:id="273"/>
-      <w:del w:id="277" w:author="CPT R1 revision + co-author comments" w:date="2025-12-07T12:51:00Z" w16du:dateUtc="2025-12-07T11:51:00Z">
-        <w:r>
-          <w:delText>35</w:delText>
-        </w:r>
-      </w:del>
-      <w:ins w:id="278" w:author="CPT R1 revision + co-author comments" w:date="2025-12-07T12:51:00Z" w16du:dateUtc="2025-12-07T11:51:00Z">
-        <w:r>
-          <w:t>43</w:t>
-        </w:r>
-      </w:ins>
-      <w:r>
-        <w:t xml:space="preserve">. </w:t>
-      </w:r>
-      <w:r>
-        <w:tab/>
-        <w:t xml:space="preserve">Weberpals, J. </w:t>
-      </w:r>
-      <w:r>
-        <w:rPr>
-          <w:i/>
-          <w:iCs/>
-        </w:rPr>
-        <w:t>et al.</w:t>
-      </w:r>
-      <w:r>
-        <w:t xml:space="preserve"> </w:t>
-      </w:r>
-      <w:r>
-        <w:fldChar w:fldCharType="begin"/>
-      </w:r>
-      <w:r>
-        <w:instrText>HYPERLINK "https://doi.org/10.2147/CLEP.S436131" \h</w:instrText>
-      </w:r>
-      <w:r>
-        <w:fldChar w:fldCharType="separate"/>
-      </w:r>
-      <w:r>
-        <w:rPr>
-          <w:rStyle w:val="Hyperlink"/>
-        </w:rPr>
-        <w:t>A principled approach to characterize and analyze partially observed confounder data from electronic health records</w:t>
-      </w:r>
-      <w:r>
-        <w:fldChar w:fldCharType="end"/>
-      </w:r>
-      <w:r>
-        <w:t xml:space="preserve">. </w:t>
-      </w:r>
-      <w:r>
-        <w:rPr>
-          <w:i/>
-          <w:iCs/>
-        </w:rPr>
-        <w:t>Clinical Epidemiology</w:t>
-      </w:r>
-      <w:r>
-        <w:t xml:space="preserve"> </w:t>
-      </w:r>
-      <w:r>
-        <w:rPr>
-          <w:b/>
-          <w:bCs/>
-        </w:rPr>
-        <w:t>16</w:t>
-      </w:r>
-      <w:r>
-        <w:t>, 329–343 (2024).</w:t>
-      </w:r>
-    </w:p>
-    <w:p>
-      <w:pPr>
-        <w:pStyle w:val="Bibliography"/>
-      </w:pPr>
-      <w:bookmarkStart w:id="279" w:name="ref-moreno2018canonical"/>
-      <w:bookmarkEnd w:id="276"/>
-      <w:del w:id="280" w:author="CPT R1 revision + co-author comments" w:date="2025-12-07T12:51:00Z" w16du:dateUtc="2025-12-07T11:51:00Z">
-        <w:r>
-          <w:delText>36</w:delText>
-        </w:r>
-      </w:del>
-      <w:ins w:id="281" w:author="CPT R1 revision + co-author comments" w:date="2025-12-07T12:51:00Z" w16du:dateUtc="2025-12-07T11:51:00Z">
-        <w:r>
-          <w:t>44</w:t>
-        </w:r>
-      </w:ins>
-      <w:r>
-        <w:t xml:space="preserve">. </w:t>
-      </w:r>
-      <w:r>
-        <w:tab/>
-        <w:t xml:space="preserve">Moreno-Betancur, M. </w:t>
-      </w:r>
-      <w:r>
-        <w:rPr>
-          <w:i/>
-          <w:iCs/>
-        </w:rPr>
-        <w:t>et al.</w:t>
-      </w:r>
-      <w:r>
-        <w:t xml:space="preserve"> Canonical causal diagrams to guide the treatment of missing data in epidemiologic studies. </w:t>
-      </w:r>
-      <w:r>
-        <w:rPr>
-          <w:i/>
-          <w:iCs/>
-        </w:rPr>
-        <w:t>American journal of epidemiology</w:t>
-      </w:r>
-      <w:r>
-        <w:t xml:space="preserve"> </w:t>
-      </w:r>
-      <w:r>
-        <w:rPr>
-          <w:b/>
-          <w:bCs/>
-        </w:rPr>
-        <w:t>187</w:t>
-      </w:r>
-      <w:r>
-        <w:t>, 2705–2715 (2018).</w:t>
-      </w:r>
-    </w:p>
-    <w:p>
-      <w:pPr>
-        <w:pStyle w:val="Bibliography"/>
-      </w:pPr>
-      <w:bookmarkStart w:id="282" w:name="ref-tompsett2018use"/>
-      <w:bookmarkEnd w:id="279"/>
-      <w:del w:id="283" w:author="CPT R1 revision + co-author comments" w:date="2025-12-07T12:51:00Z" w16du:dateUtc="2025-12-07T11:51:00Z">
-        <w:r>
-          <w:delText>37</w:delText>
-        </w:r>
-      </w:del>
-      <w:ins w:id="284" w:author="CPT R1 revision + co-author comments" w:date="2025-12-07T12:51:00Z" w16du:dateUtc="2025-12-07T11:51:00Z">
-        <w:r>
-          <w:t>45</w:t>
-        </w:r>
-      </w:ins>
-      <w:r>
-        <w:t xml:space="preserve">. </w:t>
-      </w:r>
-      <w:r>
-        <w:tab/>
-        <w:t xml:space="preserve">Tompsett, D. M., Leacy, F., Moreno-Betancur, M., Heron, J. &amp; White, I. R. On the use of the not-at-random fully conditional specification (NARFCS) procedure in practice. </w:t>
-      </w:r>
-      <w:r>
-        <w:rPr>
-          <w:i/>
-          <w:iCs/>
-        </w:rPr>
-        <w:t>Statistics in medicine</w:t>
-      </w:r>
-      <w:r>
-        <w:t xml:space="preserve"> </w:t>
-      </w:r>
-      <w:r>
-        <w:rPr>
-          <w:b/>
-          <w:bCs/>
-        </w:rPr>
-        <w:t>37</w:t>
-      </w:r>
-      <w:r>
-        <w:t>, 2338–2353 (2018).</w:t>
-      </w:r>
-    </w:p>
-    <w:p>
-      <w:pPr>
-        <w:pStyle w:val="Bibliography"/>
-      </w:pPr>
-      <w:bookmarkStart w:id="285" w:name="ref-weberpals2024hdmi"/>
-      <w:bookmarkEnd w:id="282"/>
-      <w:del w:id="286" w:author="CPT R1 revision + co-author comments" w:date="2025-12-07T12:51:00Z" w16du:dateUtc="2025-12-07T11:51:00Z">
-        <w:r>
-          <w:delText>38</w:delText>
-        </w:r>
-      </w:del>
-      <w:ins w:id="287" w:author="CPT R1 revision + co-author comments" w:date="2025-12-07T12:51:00Z" w16du:dateUtc="2025-12-07T11:51:00Z">
-        <w:r>
-          <w:t>46</w:t>
-        </w:r>
-      </w:ins>
-      <w:r>
-        <w:t xml:space="preserve">. </w:t>
-      </w:r>
-      <w:r>
-        <w:tab/>
-        <w:t xml:space="preserve">Weberpals, J. </w:t>
-      </w:r>
-      <w:r>
-        <w:rPr>
-          <w:i/>
-          <w:iCs/>
-        </w:rPr>
-        <w:t>et al.</w:t>
-      </w:r>
-      <w:r>
-        <w:t xml:space="preserve"> High-dimensional multiple imputation (HDMI) for partially observed confounders including natural language processing-derived auxiliary covariates. </w:t>
-      </w:r>
-      <w:r>
-        <w:rPr>
-          <w:i/>
-          <w:iCs/>
-        </w:rPr>
-        <w:t>American Journal of Epidemiology</w:t>
-      </w:r>
-      <w:r>
-        <w:t xml:space="preserve"> (2025).at &lt;</w:t>
-      </w:r>
-      <w:r>
-        <w:fldChar w:fldCharType="begin"/>
-      </w:r>
-      <w:r>
-        <w:instrText>HYPERLINK "https://arxiv.org/abs/2405.10925" \h</w:instrText>
-      </w:r>
-      <w:r>
-        <w:fldChar w:fldCharType="separate"/>
-      </w:r>
-      <w:r>
-        <w:rPr>
-          <w:rStyle w:val="Hyperlink"/>
-        </w:rPr>
-        <w:t>https://arxiv.org/abs/2405.10925</w:t>
-      </w:r>
-      <w:r>
-        <w:fldChar w:fldCharType="end"/>
-      </w:r>
-      <w:r>
-        <w:t>&gt;</w:t>
-      </w:r>
-    </w:p>
-    <w:p>
-      <w:pPr>
-        <w:pStyle w:val="Bibliography"/>
-      </w:pPr>
-      <w:bookmarkStart w:id="288" w:name="ref-Shaw2024"/>
-      <w:bookmarkEnd w:id="285"/>
-      <w:del w:id="289" w:author="CPT R1 revision + co-author comments" w:date="2025-12-07T12:51:00Z" w16du:dateUtc="2025-12-07T11:51:00Z">
-        <w:r>
-          <w:delText>39</w:delText>
-        </w:r>
-      </w:del>
-      <w:ins w:id="290" w:author="CPT R1 revision + co-author comments" w:date="2025-12-07T12:51:00Z" w16du:dateUtc="2025-12-07T11:51:00Z">
-        <w:r>
-          <w:t>47</w:t>
-        </w:r>
-      </w:ins>
-      <w:r>
-        <w:t xml:space="preserve">. </w:t>
-      </w:r>
-      <w:r>
-        <w:tab/>
-        <w:t xml:space="preserve">Shaw, C. K., P. &amp; Williamson, B. D. Assessing treatment effects in observational data with missing confounders: A comparative study of practical doubly-robust and traditional missing data methods. </w:t>
-      </w:r>
-      <w:r>
-        <w:rPr>
-          <w:i/>
-          <w:iCs/>
-        </w:rPr>
-        <w:t>GitHub repository</w:t>
-      </w:r>
-      <w:r>
-        <w:t xml:space="preserve"> (2024).at &lt;</w:t>
-      </w:r>
-      <w:r>
-        <w:fldChar w:fldCharType="begin"/>
-      </w:r>
-      <w:r>
-        <w:instrText>HYPERLINK "https://github.com/PamelaShaw/Missing-Confounders-Methods" \h</w:instrText>
-      </w:r>
-      <w:r>
-        <w:fldChar w:fldCharType="separate"/>
-      </w:r>
-      <w:r>
-        <w:rPr>
-          <w:rStyle w:val="Hyperlink"/>
-        </w:rPr>
-        <w:t>https://github.com/PamelaShaw/Missing-Confounders-Methods</w:t>
-      </w:r>
-      <w:r>
-        <w:fldChar w:fldCharType="end"/>
-      </w:r>
-      <w:r>
-        <w:t>&gt;</w:t>
-      </w:r>
-    </w:p>
-    <w:p>
-      <w:pPr>
-        <w:pStyle w:val="Bibliography"/>
-      </w:pPr>
-      <w:bookmarkStart w:id="291" w:name="ref-cox1972regression"/>
-      <w:bookmarkEnd w:id="288"/>
-      <w:del w:id="292" w:author="CPT R1 revision + co-author comments" w:date="2025-12-07T12:51:00Z" w16du:dateUtc="2025-12-07T11:51:00Z">
-        <w:r>
-          <w:delText>40</w:delText>
-        </w:r>
-      </w:del>
-      <w:ins w:id="293" w:author="CPT R1 revision + co-author comments" w:date="2025-12-07T12:51:00Z" w16du:dateUtc="2025-12-07T11:51:00Z">
-        <w:r>
-          <w:t>48</w:t>
-        </w:r>
-      </w:ins>
-      <w:r>
-        <w:t xml:space="preserve">. </w:t>
-      </w:r>
-      <w:r>
-        <w:tab/>
-        <w:t xml:space="preserve">Cox, D. R. Regression models and life-tables. Journal of the royal statistical society. </w:t>
-      </w:r>
-      <w:r>
-        <w:rPr>
-          <w:i/>
-          <w:iCs/>
-        </w:rPr>
-        <w:t>Series B (Methodological)</w:t>
-      </w:r>
-      <w:r>
-        <w:t xml:space="preserve"> </w:t>
-      </w:r>
-      <w:r>
-        <w:rPr>
-          <w:b/>
-          <w:bCs/>
-        </w:rPr>
-        <w:t>34</w:t>
-      </w:r>
-      <w:r>
-        <w:t>, 187–220 (1972).</w:t>
-      </w:r>
-    </w:p>
-    <w:p>
-      <w:pPr>
-        <w:pStyle w:val="Bibliography"/>
-      </w:pPr>
-      <w:bookmarkStart w:id="294" w:name="ref-kaplan1958nonparametric"/>
-      <w:bookmarkEnd w:id="291"/>
-      <w:del w:id="295" w:author="CPT R1 revision + co-author comments" w:date="2025-12-07T12:51:00Z" w16du:dateUtc="2025-12-07T11:51:00Z">
-        <w:r>
-          <w:delText>41</w:delText>
-        </w:r>
-      </w:del>
-      <w:ins w:id="296" w:author="CPT R1 revision + co-author comments" w:date="2025-12-07T12:51:00Z" w16du:dateUtc="2025-12-07T11:51:00Z">
-        <w:r>
-          <w:t>49</w:t>
-        </w:r>
-      </w:ins>
-      <w:r>
-        <w:t xml:space="preserve">. </w:t>
-      </w:r>
-      <w:r>
-        <w:tab/>
-        <w:t xml:space="preserve">Kaplan, E. L. &amp; Meier, P. Nonparametric estimation from incomplete observations. </w:t>
-      </w:r>
-      <w:r>
-        <w:rPr>
-          <w:i/>
-          <w:iCs/>
-        </w:rPr>
-        <w:t>Journal of the American statistical association</w:t>
-      </w:r>
-      <w:r>
-        <w:t xml:space="preserve"> </w:t>
-      </w:r>
-      <w:r>
-        <w:rPr>
-          <w:b/>
-          <w:bCs/>
-        </w:rPr>
-        <w:t>53</w:t>
-      </w:r>
-      <w:r>
-        <w:t>, 457–481 (1958).</w:t>
-      </w:r>
-    </w:p>
-    <w:p>
-      <w:pPr>
-        <w:pStyle w:val="Bibliography"/>
-      </w:pPr>
-      <w:bookmarkStart w:id="297" w:name="ref-becker2020enhanced"/>
-      <w:bookmarkEnd w:id="294"/>
-      <w:del w:id="298" w:author="CPT R1 revision + co-author comments" w:date="2025-12-07T12:51:00Z" w16du:dateUtc="2025-12-07T11:51:00Z">
-        <w:r>
-          <w:delText>42</w:delText>
-        </w:r>
-      </w:del>
-      <w:ins w:id="299" w:author="CPT R1 revision + co-author comments" w:date="2025-12-07T12:51:00Z" w16du:dateUtc="2025-12-07T11:51:00Z">
-        <w:r>
-          <w:t>50</w:t>
-        </w:r>
-      </w:ins>
-      <w:r>
-        <w:t xml:space="preserve">. </w:t>
-      </w:r>
-      <w:r>
-        <w:tab/>
-        <w:t xml:space="preserve">Becker, T. </w:t>
-      </w:r>
-      <w:r>
-        <w:rPr>
-          <w:i/>
-          <w:iCs/>
-        </w:rPr>
-        <w:t>et al.</w:t>
-      </w:r>
-      <w:r>
-        <w:t xml:space="preserve"> An enhanced prognostic score for overall survival of patients with cancer derived from a large real-world cohort. </w:t>
-      </w:r>
-      <w:r>
-        <w:rPr>
-          <w:i/>
-          <w:iCs/>
-        </w:rPr>
-        <w:t>Annals of Oncology</w:t>
-      </w:r>
-      <w:r>
-        <w:t xml:space="preserve"> </w:t>
-      </w:r>
-      <w:r>
-        <w:rPr>
-          <w:b/>
-          <w:bCs/>
-        </w:rPr>
-        <w:t>31</w:t>
-      </w:r>
-      <w:r>
-        <w:t>, 1561–1568 (2020).</w:t>
-      </w:r>
-    </w:p>
-    <w:p>
-      <w:pPr>
-        <w:pStyle w:val="Bibliography"/>
-      </w:pPr>
-      <w:bookmarkStart w:id="300" w:name="ref-leyrat2019propensity"/>
-      <w:bookmarkEnd w:id="297"/>
-      <w:del w:id="301" w:author="CPT R1 revision + co-author comments" w:date="2025-12-07T12:51:00Z" w16du:dateUtc="2025-12-07T11:51:00Z">
-        <w:r>
-          <w:delText>43</w:delText>
-        </w:r>
-      </w:del>
-      <w:ins w:id="302" w:author="CPT R1 revision + co-author comments" w:date="2025-12-07T12:51:00Z" w16du:dateUtc="2025-12-07T11:51:00Z">
-        <w:r>
-          <w:t>51</w:t>
-        </w:r>
-      </w:ins>
-      <w:r>
-        <w:t xml:space="preserve">. </w:t>
-      </w:r>
-      <w:r>
-        <w:tab/>
-        <w:t xml:space="preserve">Leyrat, C. </w:t>
-      </w:r>
-      <w:r>
-        <w:rPr>
-          <w:i/>
-          <w:iCs/>
-        </w:rPr>
-        <w:t>et al.</w:t>
-      </w:r>
-      <w:r>
-        <w:t xml:space="preserve"> Propensity score analysis with partially observed covariates: How should multiple imputation be used? </w:t>
-      </w:r>
-      <w:r>
-        <w:rPr>
-          <w:i/>
-          <w:iCs/>
-        </w:rPr>
-        <w:t>Statistical methods in medical research</w:t>
-      </w:r>
-      <w:r>
-        <w:t xml:space="preserve"> </w:t>
-      </w:r>
-      <w:r>
-        <w:rPr>
-          <w:b/>
-          <w:bCs/>
-        </w:rPr>
-        <w:t>28</w:t>
-      </w:r>
-      <w:r>
-        <w:t>, 3–19 (2019).</w:t>
-      </w:r>
-    </w:p>
-    <w:p>
-      <w:pPr>
-        <w:pStyle w:val="Bibliography"/>
-      </w:pPr>
-      <w:bookmarkStart w:id="303" w:name="ref-pishgar2020matchthem"/>
-      <w:bookmarkEnd w:id="300"/>
-      <w:del w:id="304" w:author="CPT R1 revision + co-author comments" w:date="2025-12-07T12:51:00Z" w16du:dateUtc="2025-12-07T11:51:00Z">
-        <w:r>
-          <w:delText>44</w:delText>
-        </w:r>
-      </w:del>
-      <w:moveFromRangeStart w:id="305" w:author="CPT R1 revision + co-author comments" w:date="2025-12-07T12:51:00Z" w:name="move216004323"/>
-      <w:moveFrom w:id="306" w:author="CPT R1 revision + co-author comments" w:date="2025-12-07T12:51:00Z" w16du:dateUtc="2025-12-07T11:51:00Z">
-        <w:r>
-          <w:t xml:space="preserve">. </w:t>
-        </w:r>
-        <w:r>
-          <w:tab/>
-          <w:t xml:space="preserve">Pishgar, F., Greifer, N., Leyrat, C. &amp; Stuart, E. MatchThem:: Matching and weighting after multiple imputation. </w:t>
-        </w:r>
-      </w:moveFrom>
-      <w:moveFromRangeEnd w:id="305"/>
-      <w:moveToRangeStart w:id="307" w:author="CPT R1 revision + co-author comments" w:date="2025-12-07T12:51:00Z" w:name="move216004324"/>
-      <w:moveTo w:id="308" w:author="CPT R1 revision + co-author comments" w:date="2025-12-07T12:51:00Z" w16du:dateUtc="2025-12-07T11:51:00Z">
-        <w:r>
-          <w:t xml:space="preserve">52. </w:t>
-        </w:r>
-        <w:r>
-          <w:tab/>
-        </w:r>
-        <w:proofErr w:type="spellStart"/>
-        <w:r>
-          <w:t>Pishgar</w:t>
-        </w:r>
-        <w:proofErr w:type="spellEnd"/>
-        <w:r>
-          <w:t xml:space="preserve">, F., Greifer, N., </w:t>
-        </w:r>
-        <w:proofErr w:type="spellStart"/>
-        <w:r>
-          <w:t>Leyrat</w:t>
-        </w:r>
-        <w:proofErr w:type="spellEnd"/>
-        <w:r>
-          <w:t xml:space="preserve">, C. &amp; Stuart, E. </w:t>
-        </w:r>
-        <w:proofErr w:type="spellStart"/>
-        <w:proofErr w:type="gramStart"/>
-        <w:r>
-          <w:t>MatchThem</w:t>
-        </w:r>
-        <w:proofErr w:type="spellEnd"/>
-        <w:r>
-          <w:t>::</w:t>
-        </w:r>
-        <w:proofErr w:type="gramEnd"/>
-        <w:r>
-          <w:t xml:space="preserve"> Matching and weighting after multiple imputation. </w:t>
-        </w:r>
-      </w:moveTo>
-      <w:moveToRangeEnd w:id="307"/>
-      <w:proofErr w:type="spellStart"/>
-      <w:r>
-        <w:rPr>
-          <w:i/>
-          <w:iCs/>
-        </w:rPr>
-        <w:t>arXiv</w:t>
-      </w:r>
-      <w:proofErr w:type="spellEnd"/>
-      <w:r>
-        <w:rPr>
-          <w:i/>
-          <w:iCs/>
-        </w:rPr>
-        <w:t xml:space="preserve"> preprint arXiv:2009.11772</w:t>
-      </w:r>
-      <w:r>
-        <w:t xml:space="preserve"> (2020).</w:t>
-      </w:r>
-    </w:p>
-    <w:p>
-      <w:pPr>
-        <w:pStyle w:val="Bibliography"/>
-      </w:pPr>
-      <w:bookmarkStart w:id="309" w:name="ref-rubin2018multiple"/>
-      <w:bookmarkEnd w:id="303"/>
-      <w:del w:id="310" w:author="CPT R1 revision + co-author comments" w:date="2025-12-07T12:51:00Z" w16du:dateUtc="2025-12-07T11:51:00Z">
-        <w:r>
-          <w:delText>45</w:delText>
-        </w:r>
-      </w:del>
-      <w:ins w:id="311" w:author="CPT R1 revision + co-author comments" w:date="2025-12-07T12:51:00Z" w16du:dateUtc="2025-12-07T11:51:00Z">
-        <w:r>
-          <w:t>53</w:t>
-        </w:r>
-      </w:ins>
-      <w:r>
-        <w:t xml:space="preserve">. </w:t>
-      </w:r>
-      <w:r>
-        <w:tab/>
-        <w:t xml:space="preserve">Rubin, D. B. Multiple imputation. In </w:t>
-      </w:r>
-      <w:r>
-        <w:rPr>
-          <w:i/>
-          <w:iCs/>
-        </w:rPr>
-        <w:t>Flexible imputation of missing data, second edition</w:t>
-      </w:r>
-      <w:r>
-        <w:t xml:space="preserve"> 29–62 (Chapman; Hall/CRC, 2018).</w:t>
-      </w:r>
-    </w:p>
-    <w:p>
-      <w:pPr>
-        <w:pStyle w:val="Bibliography"/>
-      </w:pPr>
-      <w:bookmarkStart w:id="312" w:name="ref-van2011mice"/>
-      <w:bookmarkEnd w:id="309"/>
-      <w:del w:id="313" w:author="CPT R1 revision + co-author comments" w:date="2025-12-07T12:51:00Z" w16du:dateUtc="2025-12-07T11:51:00Z">
-        <w:r>
-          <w:lastRenderedPageBreak/>
-          <w:delText>46</w:delText>
-        </w:r>
-      </w:del>
-      <w:ins w:id="314" w:author="CPT R1 revision + co-author comments" w:date="2025-12-07T12:51:00Z" w16du:dateUtc="2025-12-07T11:51:00Z">
-        <w:r>
-          <w:t>54</w:t>
-        </w:r>
-      </w:ins>
-      <w:r>
-        <w:t xml:space="preserve">. </w:t>
-      </w:r>
-      <w:r>
-        <w:tab/>
-        <w:t xml:space="preserve">Van Buuren, S. &amp; Groothuis-Oudshoorn, K. Mice: Multivariate imputation by chained equations in r. </w:t>
-      </w:r>
-      <w:r>
-        <w:rPr>
-          <w:i/>
-          <w:iCs/>
-        </w:rPr>
-        <w:t>Journal of statistical software</w:t>
-      </w:r>
-      <w:r>
-        <w:t xml:space="preserve"> </w:t>
-      </w:r>
-      <w:r>
-        <w:rPr>
-          <w:b/>
-          <w:bCs/>
-        </w:rPr>
-        <w:t>45</w:t>
-      </w:r>
-      <w:r>
-        <w:t>, 1–67 (2011).</w:t>
-      </w:r>
-    </w:p>
-    <w:p>
-      <w:pPr>
-        <w:pStyle w:val="Bibliography"/>
-      </w:pPr>
-      <w:bookmarkStart w:id="315" w:name="ref-franklin2014metrics"/>
-      <w:bookmarkEnd w:id="312"/>
-      <w:del w:id="316" w:author="CPT R1 revision + co-author comments" w:date="2025-12-07T12:51:00Z" w16du:dateUtc="2025-12-07T11:51:00Z">
-        <w:r>
-          <w:delText>47</w:delText>
-        </w:r>
-      </w:del>
-      <w:ins w:id="317" w:author="CPT R1 revision + co-author comments" w:date="2025-12-07T12:51:00Z" w16du:dateUtc="2025-12-07T11:51:00Z">
-        <w:r>
-          <w:t>55</w:t>
-        </w:r>
-      </w:ins>
-      <w:r>
-        <w:t xml:space="preserve">. </w:t>
-      </w:r>
-      <w:r>
-        <w:tab/>
-        <w:t xml:space="preserve">Franklin, J. M., Rassen, J. A., Ackermann, D., Bartels, D. B. &amp; Schneeweiss, S. Metrics for covariate balance in cohort studies of causal effects. </w:t>
-      </w:r>
-      <w:r>
-        <w:rPr>
-          <w:i/>
-          <w:iCs/>
-        </w:rPr>
-        <w:t>Statistics in medicine</w:t>
-      </w:r>
-      <w:r>
-        <w:t xml:space="preserve"> </w:t>
-      </w:r>
-      <w:r>
-        <w:rPr>
-          <w:b/>
-          <w:bCs/>
-        </w:rPr>
-        <w:t>33</w:t>
-      </w:r>
-      <w:r>
-        <w:t>, 1685–1699 (2014).</w:t>
-      </w:r>
-    </w:p>
-    <w:p>
-      <w:pPr>
-        <w:pStyle w:val="Bibliography"/>
-      </w:pPr>
-      <w:bookmarkStart w:id="318" w:name="ref-stuart2013prognostic"/>
-      <w:bookmarkEnd w:id="315"/>
-      <w:del w:id="319" w:author="CPT R1 revision + co-author comments" w:date="2025-12-07T12:51:00Z" w16du:dateUtc="2025-12-07T11:51:00Z">
-        <w:r>
-          <w:delText>48</w:delText>
-        </w:r>
-      </w:del>
-      <w:ins w:id="320" w:author="CPT R1 revision + co-author comments" w:date="2025-12-07T12:51:00Z" w16du:dateUtc="2025-12-07T11:51:00Z">
-        <w:r>
-          <w:t>56</w:t>
-        </w:r>
-      </w:ins>
-      <w:r>
-        <w:t xml:space="preserve">. </w:t>
-      </w:r>
-      <w:r>
-        <w:tab/>
-        <w:t xml:space="preserve">Stuart, E. A., Lee, B. K. &amp; Leacy, F. P. Prognostic score–based balance measures can be a useful diagnostic for propensity score methods in comparative effectiveness research. </w:t>
-      </w:r>
-      <w:r>
-        <w:rPr>
-          <w:i/>
-          <w:iCs/>
-        </w:rPr>
-        <w:t>Journal of clinical epidemiology</w:t>
-      </w:r>
-      <w:r>
-        <w:t xml:space="preserve"> </w:t>
-      </w:r>
-      <w:r>
-        <w:rPr>
-          <w:b/>
-          <w:bCs/>
-        </w:rPr>
-        <w:t>66</w:t>
-      </w:r>
-      <w:r>
-        <w:t>, S84–S90 (2013).</w:t>
-      </w:r>
-    </w:p>
-    <w:p>
-      <w:pPr>
-        <w:pStyle w:val="Bibliography"/>
-      </w:pPr>
-      <w:bookmarkStart w:id="321" w:name="ref-warwick28685"/>
-      <w:bookmarkEnd w:id="318"/>
-      <w:del w:id="322" w:author="CPT R1 revision + co-author comments" w:date="2025-12-07T12:51:00Z" w16du:dateUtc="2025-12-07T11:51:00Z">
-        <w:r>
-          <w:delText>49</w:delText>
-        </w:r>
-      </w:del>
-      <w:ins w:id="323" w:author="CPT R1 revision + co-author comments" w:date="2025-12-07T12:51:00Z" w16du:dateUtc="2025-12-07T11:51:00Z">
-        <w:r>
-          <w:t>57</w:t>
-        </w:r>
-      </w:ins>
-      <w:r>
-        <w:t xml:space="preserve">. </w:t>
-      </w:r>
-      <w:r>
-        <w:tab/>
-        <w:t xml:space="preserve">Marshall, A. (Andrea)., Billingham, L. J. &amp; Bryan, S. </w:t>
-      </w:r>
-      <w:r>
-        <w:fldChar w:fldCharType="begin"/>
-      </w:r>
-      <w:r>
-        <w:instrText>HYPERLINK "https://doi.org/10.1007/s10198-008-0129-y " \h</w:instrText>
-      </w:r>
-      <w:r>
-        <w:fldChar w:fldCharType="separate"/>
-      </w:r>
-      <w:r>
-        <w:rPr>
-          <w:rStyle w:val="Hyperlink"/>
-        </w:rPr>
-        <w:t>Can we afford to ignore missing data in cost-effectiveness analyses?</w:t>
-      </w:r>
-      <w:r>
-        <w:fldChar w:fldCharType="end"/>
-      </w:r>
-      <w:r>
-        <w:t xml:space="preserve"> </w:t>
-      </w:r>
-      <w:r>
-        <w:rPr>
-          <w:i/>
-          <w:iCs/>
-        </w:rPr>
-        <w:t>European Journal of Health Economics</w:t>
-      </w:r>
-      <w:r>
-        <w:t xml:space="preserve"> </w:t>
-      </w:r>
-      <w:r>
-        <w:rPr>
-          <w:b/>
-          <w:bCs/>
-        </w:rPr>
-        <w:t>Vol.10</w:t>
-      </w:r>
-      <w:r>
-        <w:t>, 1–3 (2009).</w:t>
-      </w:r>
-    </w:p>
-    <w:p>
-      <w:pPr>
-        <w:pStyle w:val="Bibliography"/>
-      </w:pPr>
-      <w:bookmarkStart w:id="324" w:name="ref-morisot2015prostate"/>
-      <w:bookmarkEnd w:id="321"/>
-      <w:del w:id="325" w:author="CPT R1 revision + co-author comments" w:date="2025-12-07T12:51:00Z" w16du:dateUtc="2025-12-07T11:51:00Z">
-        <w:r>
-          <w:delText>50</w:delText>
-        </w:r>
-      </w:del>
-      <w:ins w:id="326" w:author="CPT R1 revision + co-author comments" w:date="2025-12-07T12:51:00Z" w16du:dateUtc="2025-12-07T11:51:00Z">
-        <w:r>
-          <w:t>58</w:t>
-        </w:r>
-      </w:ins>
-      <w:r>
-        <w:t xml:space="preserve">. </w:t>
-      </w:r>
-      <w:r>
-        <w:tab/>
-        <w:t xml:space="preserve">Morisot, A. </w:t>
-      </w:r>
-      <w:r>
-        <w:rPr>
-          <w:i/>
-          <w:iCs/>
-        </w:rPr>
-        <w:t>et al.</w:t>
-      </w:r>
-      <w:r>
-        <w:t xml:space="preserve"> Prostate cancer: Net survival and cause-specific survival rates after multiple imputation. </w:t>
-      </w:r>
-      <w:r>
-        <w:rPr>
-          <w:i/>
-          <w:iCs/>
-        </w:rPr>
-        <w:t>BMC medical research methodology</w:t>
-      </w:r>
-      <w:r>
-        <w:t xml:space="preserve"> </w:t>
-      </w:r>
-      <w:r>
-        <w:rPr>
-          <w:b/>
-          <w:bCs/>
-        </w:rPr>
-        <w:t>15</w:t>
-      </w:r>
-      <w:r>
-        <w:t>, 1–14 (2015).</w:t>
-      </w:r>
-    </w:p>
-    <w:p>
-      <w:pPr>
-        <w:pStyle w:val="Bibliography"/>
-      </w:pPr>
-      <w:bookmarkStart w:id="327" w:name="ref-anesrake"/>
-      <w:bookmarkEnd w:id="324"/>
-      <w:del w:id="328" w:author="CPT R1 revision + co-author comments" w:date="2025-12-07T12:51:00Z" w16du:dateUtc="2025-12-07T11:51:00Z">
-        <w:r>
-          <w:delText>51</w:delText>
-        </w:r>
-      </w:del>
-      <w:ins w:id="329" w:author="CPT R1 revision + co-author comments" w:date="2025-12-07T12:51:00Z" w16du:dateUtc="2025-12-07T11:51:00Z">
-        <w:r>
-          <w:t>59</w:t>
-        </w:r>
-      </w:ins>
-      <w:r>
-        <w:t xml:space="preserve">. </w:t>
-      </w:r>
-      <w:r>
-        <w:tab/>
-        <w:t>Pasek, J. Anesrake: ANES raking implementation. (2018).</w:t>
-      </w:r>
-    </w:p>
-    <w:p>
-      <w:pPr>
-        <w:pStyle w:val="Bibliography"/>
-      </w:pPr>
-      <w:moveFromRangeStart w:id="330" w:author="CPT R1 revision + co-author comments" w:date="2025-12-07T12:51:00Z" w:name="move216004324"/>
-      <w:moveFrom w:id="331" w:author="CPT R1 revision + co-author comments" w:date="2025-12-07T12:51:00Z" w16du:dateUtc="2025-12-07T11:51:00Z">
-        <w:r>
-          <w:t xml:space="preserve">52. </w:t>
-        </w:r>
-        <w:r>
-          <w:tab/>
-          <w:t xml:space="preserve">Pishgar, F., Greifer, N., Leyrat, C. &amp; Stuart, E. MatchThem:: Matching and weighting after multiple imputation. </w:t>
-        </w:r>
-      </w:moveFrom>
-      <w:bookmarkStart w:id="332" w:name="ref-MatchThem"/>
-      <w:bookmarkEnd w:id="327"/>
-      <w:moveFromRangeEnd w:id="330"/>
-      <w:ins w:id="333" w:author="CPT R1 revision + co-author comments" w:date="2025-12-07T12:51:00Z" w16du:dateUtc="2025-12-07T11:51:00Z">
-        <w:r>
-          <w:t>60</w:t>
-        </w:r>
-      </w:ins>
-      <w:moveToRangeStart w:id="334" w:author="CPT R1 revision + co-author comments" w:date="2025-12-07T12:51:00Z" w:name="move216004323"/>
-      <w:moveTo w:id="335" w:author="CPT R1 revision + co-author comments" w:date="2025-12-07T12:51:00Z" w16du:dateUtc="2025-12-07T11:51:00Z">
-        <w:r>
-          <w:t xml:space="preserve">. </w:t>
-        </w:r>
-        <w:r>
-          <w:tab/>
-        </w:r>
-        <w:proofErr w:type="spellStart"/>
-        <w:r>
-          <w:t>Pishgar</w:t>
-        </w:r>
-        <w:proofErr w:type="spellEnd"/>
-        <w:r>
-          <w:t xml:space="preserve">, F., Greifer, N., </w:t>
-        </w:r>
-        <w:proofErr w:type="spellStart"/>
-        <w:r>
-          <w:t>Leyrat</w:t>
-        </w:r>
-        <w:proofErr w:type="spellEnd"/>
-        <w:r>
-          <w:t xml:space="preserve">, C. &amp; Stuart, E. </w:t>
-        </w:r>
-        <w:proofErr w:type="spellStart"/>
-        <w:proofErr w:type="gramStart"/>
-        <w:r>
-          <w:t>MatchThem</w:t>
-        </w:r>
-        <w:proofErr w:type="spellEnd"/>
-        <w:r>
-          <w:t>::</w:t>
-        </w:r>
-        <w:proofErr w:type="gramEnd"/>
-        <w:r>
-          <w:t xml:space="preserve"> Matching and weighting after multiple imputation. </w:t>
-        </w:r>
-      </w:moveTo>
-      <w:moveToRangeEnd w:id="334"/>
-      <w:r>
-        <w:t>(2021).doi:</w:t>
-      </w:r>
-      <w:r>
-        <w:fldChar w:fldCharType="begin"/>
-      </w:r>
-      <w:r>
-        <w:instrText>HYPERLINK "https://doi.org/10.32614/RJ-2021-073" \h</w:instrText>
-      </w:r>
-      <w:r>
-        <w:fldChar w:fldCharType="separate"/>
-      </w:r>
-      <w:r>
-        <w:rPr>
-          <w:rStyle w:val="Hyperlink"/>
-        </w:rPr>
-        <w:t>10.32614/RJ-2021-073</w:t>
-      </w:r>
-      <w:r>
-        <w:fldChar w:fldCharType="end"/>
-      </w:r>
-    </w:p>
-    <w:p>
-      <w:pPr>
-        <w:pStyle w:val="Bibliography"/>
-      </w:pPr>
-      <w:bookmarkStart w:id="336" w:name="ref-survival"/>
-      <w:bookmarkEnd w:id="332"/>
-      <w:del w:id="337" w:author="CPT R1 revision + co-author comments" w:date="2025-12-07T12:51:00Z" w16du:dateUtc="2025-12-07T11:51:00Z">
-        <w:r>
-          <w:delText>53</w:delText>
-        </w:r>
-      </w:del>
-      <w:ins w:id="338" w:author="CPT R1 revision + co-author comments" w:date="2025-12-07T12:51:00Z" w16du:dateUtc="2025-12-07T11:51:00Z">
-        <w:r>
-          <w:t>61</w:t>
-        </w:r>
-      </w:ins>
-      <w:r>
-        <w:t xml:space="preserve">. </w:t>
-      </w:r>
-      <w:r>
-        <w:tab/>
-        <w:t>Therneau, T. M. A package for survival analysis in r. (2024).at &lt;</w:t>
-      </w:r>
-      <w:r>
-        <w:fldChar w:fldCharType="begin"/>
-      </w:r>
-      <w:r>
-        <w:instrText>HYPERLINK "https://CRAN.R-project.org/package=survival" \h</w:instrText>
-      </w:r>
-      <w:r>
-        <w:fldChar w:fldCharType="separate"/>
-      </w:r>
-      <w:r>
-        <w:rPr>
-          <w:rStyle w:val="Hyperlink"/>
-        </w:rPr>
-        <w:t>https://CRAN.R-project.org/package=survival</w:t>
-      </w:r>
-      <w:r>
-        <w:fldChar w:fldCharType="end"/>
-      </w:r>
-      <w:r>
-        <w:t>&gt;</w:t>
-      </w:r>
-    </w:p>
-    <w:p>
-      <w:pPr>
-        <w:pStyle w:val="Bibliography"/>
-      </w:pPr>
-      <w:bookmarkStart w:id="339" w:name="ref-encore.analytics"/>
-      <w:bookmarkEnd w:id="336"/>
-      <w:del w:id="340" w:author="CPT R1 revision + co-author comments" w:date="2025-12-07T12:51:00Z" w16du:dateUtc="2025-12-07T11:51:00Z">
-        <w:r>
-          <w:delText>54</w:delText>
-        </w:r>
-      </w:del>
-      <w:ins w:id="341" w:author="CPT R1 revision + co-author comments" w:date="2025-12-07T12:51:00Z" w16du:dateUtc="2025-12-07T11:51:00Z">
-        <w:r>
-          <w:t>62</w:t>
-        </w:r>
-      </w:ins>
-      <w:r>
-        <w:t xml:space="preserve">. </w:t>
-      </w:r>
-      <w:r>
-        <w:tab/>
-        <w:t>Weberpals, J. Encore.analytics: Functions and wrappers to streamline complex analytic workflows in real-world data studies based on the ENCORE trial emulation project. (2025).at &lt;</w:t>
-      </w:r>
-      <w:r>
-        <w:fldChar w:fldCharType="begin"/>
-      </w:r>
-      <w:r>
-        <w:instrText>HYPERLINK "https://github.com/janickweberpals/encore.analytics" \h</w:instrText>
-      </w:r>
-      <w:r>
-        <w:fldChar w:fldCharType="separate"/>
-      </w:r>
-      <w:r>
-        <w:rPr>
-          <w:rStyle w:val="Hyperlink"/>
-        </w:rPr>
-        <w:t>https://github.com/janickweberpals/encore.analytics</w:t>
-      </w:r>
-      <w:r>
-        <w:fldChar w:fldCharType="end"/>
-      </w:r>
-      <w:r>
-        <w:t>&gt;</w:t>
-      </w:r>
-    </w:p>
-    <w:p>
-      <w:pPr>
-        <w:pStyle w:val="Bibliography"/>
-      </w:pPr>
-      <w:bookmarkStart w:id="342" w:name="ref-gtsummary"/>
-      <w:bookmarkEnd w:id="339"/>
-      <w:del w:id="343" w:author="CPT R1 revision + co-author comments" w:date="2025-12-07T12:51:00Z" w16du:dateUtc="2025-12-07T11:51:00Z">
-        <w:r>
-          <w:delText>55</w:delText>
-        </w:r>
-      </w:del>
-      <w:ins w:id="344" w:author="CPT R1 revision + co-author comments" w:date="2025-12-07T12:51:00Z" w16du:dateUtc="2025-12-07T11:51:00Z">
-        <w:r>
-          <w:t>63</w:t>
-        </w:r>
-      </w:ins>
-      <w:r>
-        <w:t xml:space="preserve">. </w:t>
-      </w:r>
-      <w:r>
-        <w:tab/>
-        <w:t xml:space="preserve">Sjoberg, D. D., Whiting, K., Curry, M., Lavery, J. A. &amp; Larmarange, J. </w:t>
-      </w:r>
-      <w:r>
-        <w:fldChar w:fldCharType="begin"/>
-      </w:r>
-      <w:r>
-        <w:instrText>HYPERLINK "https://doi.org/10.32614/RJ-2021-053" \h</w:instrText>
-      </w:r>
-      <w:r>
-        <w:fldChar w:fldCharType="separate"/>
-      </w:r>
-      <w:r>
-        <w:rPr>
-          <w:rStyle w:val="Hyperlink"/>
-        </w:rPr>
-        <w:t>Reproducible summary tables with the gtsummary package</w:t>
-      </w:r>
-      <w:r>
-        <w:fldChar w:fldCharType="end"/>
-      </w:r>
-      <w:r>
-        <w:t xml:space="preserve">. </w:t>
-      </w:r>
-      <w:r>
-        <w:rPr>
-          <w:b/>
-          <w:bCs/>
-        </w:rPr>
-        <w:t>13</w:t>
-      </w:r>
-      <w:r>
-        <w:t>, 570–580 (2021).</w:t>
-      </w:r>
-    </w:p>
-    <w:p>
-      <w:pPr>
-        <w:pStyle w:val="Bibliography"/>
-      </w:pPr>
-      <w:bookmarkStart w:id="345" w:name="ref-ggsurvfit"/>
-      <w:bookmarkEnd w:id="342"/>
-      <w:del w:id="346" w:author="CPT R1 revision + co-author comments" w:date="2025-12-07T12:51:00Z" w16du:dateUtc="2025-12-07T11:51:00Z">
-        <w:r>
-          <w:delText>56</w:delText>
-        </w:r>
-      </w:del>
-      <w:ins w:id="347" w:author="CPT R1 revision + co-author comments" w:date="2025-12-07T12:51:00Z" w16du:dateUtc="2025-12-07T11:51:00Z">
-        <w:r>
-          <w:t>64</w:t>
-        </w:r>
-      </w:ins>
-      <w:r>
-        <w:t xml:space="preserve">. </w:t>
-      </w:r>
-      <w:r>
-        <w:tab/>
-        <w:t>Sjoberg, D. D., Baillie, M., Fruechtenicht, C., Haesendonckx, S. &amp; Treis, T. Ggsurvfit: Flexible time-to-event figures. (2024).at &lt;</w:t>
-      </w:r>
-      <w:r>
-        <w:fldChar w:fldCharType="begin"/>
-      </w:r>
-      <w:r>
-        <w:instrText>HYPERLINK "https://github.com/pharmaverse/ggsurvfit" \h</w:instrText>
-      </w:r>
-      <w:r>
-        <w:fldChar w:fldCharType="separate"/>
-      </w:r>
-      <w:r>
-        <w:rPr>
-          <w:rStyle w:val="Hyperlink"/>
-        </w:rPr>
-        <w:t>https://github.com/pharmaverse/ggsurvfit</w:t>
-      </w:r>
-      <w:r>
-        <w:fldChar w:fldCharType="end"/>
-      </w:r>
-      <w:r>
-        <w:t>&gt;</w:t>
-      </w:r>
-    </w:p>
-    <w:p>
-      <w:pPr>
-        <w:pStyle w:val="Bibliography"/>
-        <w:rPr>
-          <w:ins w:id="348" w:author="CPT R1 revision + co-author comments" w:date="2025-12-07T12:51:00Z" w16du:dateUtc="2025-12-07T11:51:00Z"/>
-        </w:rPr>
-      </w:pPr>
-      <w:bookmarkStart w:id="349" w:name="ref-DeBell2009ComputingWF"/>
-      <w:bookmarkEnd w:id="345"/>
-      <w:del w:id="350" w:author="CPT R1 revision + co-author comments" w:date="2025-12-07T12:51:00Z" w16du:dateUtc="2025-12-07T11:51:00Z">
-        <w:r>
-          <w:delText>57</w:delText>
-        </w:r>
-      </w:del>
-      <w:ins w:id="351" w:author="CPT R1 revision + co-author comments" w:date="2025-12-07T12:51:00Z" w16du:dateUtc="2025-12-07T11:51:00Z">
-        <w:r>
-          <w:t xml:space="preserve">65. </w:t>
-        </w:r>
-        <w:r>
-          <w:tab/>
-          <w:t xml:space="preserve">DeBell, M. &amp; Krosnick, J. A. Computing weights for </w:t>
-        </w:r>
-        <w:proofErr w:type="spellStart"/>
-        <w:r>
-          <w:t>american</w:t>
-        </w:r>
-        <w:proofErr w:type="spellEnd"/>
-        <w:r>
-          <w:t xml:space="preserve"> national election study survey data. (2009).at &lt;</w:t>
-        </w:r>
-        <w:r>
-          <w:fldChar w:fldCharType="begin"/>
-        </w:r>
-        <w:r>
-          <w:instrText>HYPERLINK "https://api.semanticscholar.org/CorpusID:14961217" \h</w:instrText>
-        </w:r>
-        <w:r>
-          <w:fldChar w:fldCharType="separate"/>
-        </w:r>
-        <w:r>
-          <w:rPr>
-            <w:rStyle w:val="Hyperlink"/>
-          </w:rPr>
-          <w:t>https://api.semanticscholar.org/CorpusID:14961217</w:t>
-        </w:r>
-        <w:r>
-          <w:fldChar w:fldCharType="end"/>
-        </w:r>
-        <w:r>
-          <w:t>&gt;</w:t>
-        </w:r>
-      </w:ins>
-    </w:p>
-    <w:p>
-      <w:pPr>
-        <w:pStyle w:val="Bibliography"/>
-        <w:rPr>
-          <w:ins w:id="352" w:author="CPT R1 revision + co-author comments" w:date="2025-12-07T12:51:00Z" w16du:dateUtc="2025-12-07T11:51:00Z"/>
-        </w:rPr>
-      </w:pPr>
-      <w:bookmarkStart w:id="353" w:name="ref-signorovitch2012matching"/>
-      <w:bookmarkEnd w:id="349"/>
-      <w:ins w:id="354" w:author="CPT R1 revision + co-author comments" w:date="2025-12-07T12:51:00Z" w16du:dateUtc="2025-12-07T11:51:00Z">
-        <w:r>
-          <w:t xml:space="preserve">66. </w:t>
-        </w:r>
-        <w:r>
-          <w:tab/>
-        </w:r>
-        <w:proofErr w:type="spellStart"/>
-        <w:r>
-          <w:t>Signorovitch</w:t>
-        </w:r>
-        <w:proofErr w:type="spellEnd"/>
-        <w:r>
-          <w:t xml:space="preserve">, J. E. </w:t>
-        </w:r>
-        <w:r>
-          <w:rPr>
-            <w:i/>
-            <w:iCs/>
-          </w:rPr>
-          <w:t>et al.</w:t>
-        </w:r>
-        <w:r>
-          <w:t xml:space="preserve"> Matching-adjusted indirect comparisons: A new tool for timely comparative effectiveness research. </w:t>
-        </w:r>
-        <w:r>
-          <w:rPr>
-            <w:i/>
-            <w:iCs/>
-          </w:rPr>
-          <w:t>Value in Health</w:t>
-        </w:r>
-        <w:r>
-          <w:t xml:space="preserve"> </w:t>
-        </w:r>
-        <w:r>
-          <w:rPr>
-            <w:b/>
-            <w:bCs/>
-          </w:rPr>
-          <w:t>15</w:t>
-        </w:r>
-        <w:r>
-          <w:t>, 940–947 (2012).</w:t>
-        </w:r>
-      </w:ins>
-    </w:p>
-    <w:p>
-      <w:pPr>
-        <w:pStyle w:val="Bibliography"/>
-      </w:pPr>
-      <w:bookmarkStart w:id="355" w:name="ref-gaber2024mystifying"/>
-      <w:bookmarkEnd w:id="353"/>
-      <w:ins w:id="356" w:author="CPT R1 revision + co-author comments" w:date="2025-12-07T12:51:00Z" w16du:dateUtc="2025-12-07T11:51:00Z">
-        <w:r>
-          <w:t>67</w:t>
-        </w:r>
-      </w:ins>
-      <w:r>
-        <w:t xml:space="preserve">. </w:t>
-      </w:r>
-      <w:r>
-        <w:tab/>
-      </w:r>
-      <w:r>
-        <w:rPr>
-          <w:lang w:val="de-DE"/>
-        </w:rPr>
-        <w:t xml:space="preserve">Gaber, C. E. </w:t>
-      </w:r>
-      <w:r>
-        <w:rPr>
-          <w:i/>
-          <w:iCs/>
-          <w:lang w:val="de-DE"/>
-        </w:rPr>
-        <w:t>et al.</w:t>
-      </w:r>
-      <w:r>
-        <w:rPr>
-          <w:lang w:val="de-DE"/>
-        </w:rPr>
-        <w:t xml:space="preserve"> </w:t>
-      </w:r>
-      <w:r>
-        <w:t xml:space="preserve">De-mystifying the clone-censor-weight method for causal research using observational data: A primer for cancer researchers. </w:t>
-      </w:r>
-      <w:r>
-        <w:rPr>
-          <w:i/>
-          <w:iCs/>
-        </w:rPr>
-        <w:t>Cancer Medicine</w:t>
-      </w:r>
-      <w:r>
-        <w:t xml:space="preserve"> </w:t>
-      </w:r>
-      <w:r>
-        <w:rPr>
-          <w:b/>
-          <w:bCs/>
-        </w:rPr>
-        <w:t>13</w:t>
-      </w:r>
-      <w:r>
-        <w:t>, e70461 (2024).</w:t>
-      </w:r>
-    </w:p>
-    <w:bookmarkEnd w:id="174"/>
-    <w:bookmarkEnd w:id="355"/>
-    <w:p>
-      <w:r>
-        <w:br w:type="page"/>
-      </w:r>
-    </w:p>
-    <w:p>
-      <w:pPr>
-        <w:pStyle w:val="Heading1"/>
-        <w:rPr>
-          <w:ins w:id="357" w:author="CPT R1 revision + co-author comments" w:date="2025-12-07T12:51:00Z" w16du:dateUtc="2025-12-07T11:51:00Z"/>
-        </w:rPr>
-      </w:pPr>
-      <w:bookmarkStart w:id="358" w:name="figures"/>
-      <w:bookmarkEnd w:id="172"/>
-      <w:ins w:id="359" w:author="CPT R1 revision + co-author comments" w:date="2025-12-07T12:51:00Z" w16du:dateUtc="2025-12-07T11:51:00Z">
-        <w:r>
-          <w:lastRenderedPageBreak/>
-          <w:t>Figures</w:t>
-        </w:r>
-      </w:ins>
-    </w:p>
-    <w:p>
-      <w:pPr>
-        <w:pStyle w:val="FirstParagraph"/>
-        <w:rPr>
-          <w:ins w:id="360" w:author="CPT R1 revision + co-author comments" w:date="2025-12-07T12:51:00Z" w16du:dateUtc="2025-12-07T11:51:00Z"/>
-        </w:rPr>
-      </w:pPr>
-      <w:ins w:id="361" w:author="CPT R1 revision + co-author comments" w:date="2025-12-07T12:51:00Z" w16du:dateUtc="2025-12-07T11:51:00Z">
-        <w:r>
-          <w:rPr>
-            <w:b/>
-            <w:bCs/>
-          </w:rPr>
-          <w:t>Figure 1:</w:t>
-        </w:r>
-        <w:r>
-          <w:t xml:space="preserve"> Systematic process to understand effectiveness claims of oncology trials using real-world evidence.</w:t>
-        </w:r>
-      </w:ins>
-    </w:p>
-    <w:p>
-      <w:pPr>
-        <w:pStyle w:val="BodyText"/>
-        <w:rPr>
-          <w:ins w:id="362" w:author="CPT R1 revision + co-author comments" w:date="2025-12-07T12:51:00Z" w16du:dateUtc="2025-12-07T11:51:00Z"/>
-        </w:rPr>
-      </w:pPr>
-      <w:ins w:id="363" w:author="CPT R1 revision + co-author comments" w:date="2025-12-07T12:51:00Z" w16du:dateUtc="2025-12-07T11:51:00Z">
-        <w:r>
-          <w:rPr>
-            <w:b/>
-            <w:bCs/>
-          </w:rPr>
-          <w:t>Figure 2:</w:t>
-        </w:r>
-        <w:r>
-          <w:t xml:space="preserve"> Example visualization of descriptive drug utilization analyses displaying a) initiation trends between compared regimens based on calendar time, b) cumulative rate of patients switching to another line of treatment.</w:t>
-        </w:r>
-      </w:ins>
-    </w:p>
-    <w:p>
-      <w:pPr>
-        <w:pStyle w:val="BodyText"/>
-        <w:rPr>
-          <w:ins w:id="364" w:author="CPT R1 revision + co-author comments" w:date="2025-12-07T12:51:00Z" w16du:dateUtc="2025-12-07T11:51:00Z"/>
-        </w:rPr>
-      </w:pPr>
-      <w:ins w:id="365" w:author="CPT R1 revision + co-author comments" w:date="2025-12-07T12:51:00Z" w16du:dateUtc="2025-12-07T11:51:00Z">
-        <w:r>
-          <w:rPr>
-            <w:b/>
-            <w:bCs/>
-          </w:rPr>
           <w:t>Figure 3:</w:t>
         </w:r>
         <w:r>
@@ -7874,7 +7934,7 @@
         </w:r>
       </w:ins>
     </w:p>
-    <w:bookmarkEnd w:id="358"/>
+    <w:bookmarkEnd w:id="359"/>
     <w:p/>
     <w:sectPr>
       <w:headerReference w:type="default" r:id="rId7"/>
@@ -7885,7 +7945,7 @@
       <w:lnNumType w:countBy="1" w:restart="continuous"/>
       <w:cols w:space="720"/>
       <w:docGrid w:linePitch="326"/>
-      <w:sectPrChange w:id="367" w:author="CPT R1 revision + co-author comments" w:date="2025-12-07T12:51:00Z" w16du:dateUtc="2025-12-07T11:51:00Z">
+      <w:sectPrChange w:id="368" w:author="CPT R1 revision + co-author comments" w:date="2025-12-07T12:51:00Z" w16du:dateUtc="2025-12-07T11:51:00Z">
         <w:sectPr>
           <w:pgMar w:top="1440" w:right="1440" w:bottom="1440" w:left="1440" w:header="720" w:footer="720" w:gutter="0"/>
           <w:lnNumType w:countBy="0" w:restart="newPage"/>
@@ -8067,10 +8127,8 @@
   <w:p>
     <w:pPr>
       <w:pStyle w:val="Header"/>
-      <w:pPrChange w:id="366" w:author="CPT R1 revision + co-author comments" w:date="2025-12-07T12:51:00Z" w16du:dateUtc="2025-12-07T11:51:00Z">
-        <w:pPr>
-          <w:pStyle w:val="NormalTok"/>
-        </w:pPr>
+      <w:pPrChange w:id="367" w:author="CPT R1 revision + co-author comments" w:date="2025-12-07T12:51:00Z" w16du:dateUtc="2025-12-07T11:51:00Z">
+        <w:pPr/>
       </w:pPrChange>
     </w:pPr>
   </w:p>
